--- a/Lab Manual Docs/OS_Lab_CPU_Scheduling_1.docx
+++ b/Lab Manual Docs/OS_Lab_CPU_Scheduling_1.docx
@@ -1492,6 +1492,7 @@
                 <w:color w:val="C792EA"/>
                 <w:sz w:val="21"/>
                 <w:szCs w:val="21"/>
+                <w:lang w:val="en-US"/>
               </w:rPr>
               <w:t>#include</w:t>
             </w:r>
@@ -1503,6 +1504,7 @@
                 <w:color w:val="D6DEEB"/>
                 <w:sz w:val="21"/>
                 <w:szCs w:val="21"/>
+                <w:lang w:val="en-US"/>
               </w:rPr>
               <w:t xml:space="preserve"> </w:t>
             </w:r>
@@ -1514,6 +1516,7 @@
                 <w:color w:val="C792EA"/>
                 <w:sz w:val="21"/>
                 <w:szCs w:val="21"/>
+                <w:lang w:val="en-US"/>
               </w:rPr>
               <w:t>&lt;</w:t>
             </w:r>
@@ -1525,6 +1528,7 @@
                 <w:color w:val="ADDB67"/>
                 <w:sz w:val="21"/>
                 <w:szCs w:val="21"/>
+                <w:lang w:val="en-US"/>
               </w:rPr>
               <w:t>stdio.h</w:t>
             </w:r>
@@ -1536,6 +1540,7 @@
                 <w:color w:val="C792EA"/>
                 <w:sz w:val="21"/>
                 <w:szCs w:val="21"/>
+                <w:lang w:val="en-US"/>
               </w:rPr>
               <w:t>&gt;</w:t>
             </w:r>
@@ -1547,6 +1552,7 @@
                 <w:color w:val="D6DEEB"/>
                 <w:sz w:val="21"/>
                 <w:szCs w:val="21"/>
+                <w:lang w:val="en-US"/>
               </w:rPr>
               <w:t xml:space="preserve"> </w:t>
             </w:r>
@@ -1620,6 +1626,7 @@
                 <w:color w:val="D6DEEB"/>
                 <w:sz w:val="21"/>
                 <w:szCs w:val="21"/>
+                <w:lang w:val="en-US"/>
               </w:rPr>
               <w:t xml:space="preserve">    </w:t>
             </w:r>
@@ -1631,6 +1638,7 @@
                 <w:color w:val="C792EA"/>
                 <w:sz w:val="21"/>
                 <w:szCs w:val="21"/>
+                <w:lang w:val="en-US"/>
               </w:rPr>
               <w:t>int</w:t>
             </w:r>
@@ -1642,6 +1650,7 @@
                 <w:color w:val="D6DEEB"/>
                 <w:sz w:val="21"/>
                 <w:szCs w:val="21"/>
+                <w:lang w:val="en-US"/>
               </w:rPr>
               <w:t xml:space="preserve"> pid</w:t>
             </w:r>
@@ -1653,6 +1662,7 @@
                 <w:color w:val="DCDCDC"/>
                 <w:sz w:val="21"/>
                 <w:szCs w:val="21"/>
+                <w:lang w:val="en-US"/>
               </w:rPr>
               <w:t>;</w:t>
             </w:r>
@@ -1664,6 +1674,7 @@
                 <w:color w:val="D6DEEB"/>
                 <w:sz w:val="21"/>
                 <w:szCs w:val="21"/>
+                <w:lang w:val="en-US"/>
               </w:rPr>
               <w:t xml:space="preserve"> </w:t>
             </w:r>
@@ -1754,6 +1765,7 @@
                 <w:color w:val="D6DEEB"/>
                 <w:sz w:val="21"/>
                 <w:szCs w:val="21"/>
+                <w:lang w:val="en-US"/>
               </w:rPr>
               <w:t xml:space="preserve">    </w:t>
             </w:r>
@@ -1765,6 +1777,7 @@
                 <w:color w:val="C792EA"/>
                 <w:sz w:val="21"/>
                 <w:szCs w:val="21"/>
+                <w:lang w:val="en-US"/>
               </w:rPr>
               <w:t>int</w:t>
             </w:r>
@@ -1776,6 +1789,7 @@
                 <w:color w:val="D6DEEB"/>
                 <w:sz w:val="21"/>
                 <w:szCs w:val="21"/>
+                <w:lang w:val="en-US"/>
               </w:rPr>
               <w:t xml:space="preserve"> bt</w:t>
             </w:r>
@@ -1787,6 +1801,7 @@
                 <w:color w:val="DCDCDC"/>
                 <w:sz w:val="21"/>
                 <w:szCs w:val="21"/>
+                <w:lang w:val="en-US"/>
               </w:rPr>
               <w:t>;</w:t>
             </w:r>
@@ -1798,6 +1813,7 @@
                 <w:color w:val="D6DEEB"/>
                 <w:sz w:val="21"/>
                 <w:szCs w:val="21"/>
+                <w:lang w:val="en-US"/>
               </w:rPr>
               <w:t xml:space="preserve"> </w:t>
             </w:r>
@@ -1821,6 +1837,7 @@
                 <w:color w:val="D6DEEB"/>
                 <w:sz w:val="21"/>
                 <w:szCs w:val="21"/>
+                <w:lang w:val="en-US"/>
               </w:rPr>
               <w:t xml:space="preserve">    </w:t>
             </w:r>
@@ -1832,6 +1849,7 @@
                 <w:color w:val="C792EA"/>
                 <w:sz w:val="21"/>
                 <w:szCs w:val="21"/>
+                <w:lang w:val="en-US"/>
               </w:rPr>
               <w:t>int</w:t>
             </w:r>
@@ -1843,6 +1861,7 @@
                 <w:color w:val="D6DEEB"/>
                 <w:sz w:val="21"/>
                 <w:szCs w:val="21"/>
+                <w:lang w:val="en-US"/>
               </w:rPr>
               <w:t xml:space="preserve"> ct</w:t>
             </w:r>
@@ -1854,6 +1873,7 @@
                 <w:color w:val="DCDCDC"/>
                 <w:sz w:val="21"/>
                 <w:szCs w:val="21"/>
+                <w:lang w:val="en-US"/>
               </w:rPr>
               <w:t>;</w:t>
             </w:r>
@@ -1865,6 +1885,7 @@
                 <w:color w:val="D6DEEB"/>
                 <w:sz w:val="21"/>
                 <w:szCs w:val="21"/>
+                <w:lang w:val="en-US"/>
               </w:rPr>
               <w:t xml:space="preserve"> </w:t>
             </w:r>
@@ -1955,6 +1976,7 @@
                 <w:color w:val="D6DEEB"/>
                 <w:sz w:val="21"/>
                 <w:szCs w:val="21"/>
+                <w:lang w:val="en-US"/>
               </w:rPr>
               <w:t xml:space="preserve">    </w:t>
             </w:r>
@@ -1966,6 +1988,7 @@
                 <w:color w:val="C792EA"/>
                 <w:sz w:val="21"/>
                 <w:szCs w:val="21"/>
+                <w:lang w:val="en-US"/>
               </w:rPr>
               <w:t>int</w:t>
             </w:r>
@@ -1977,6 +2000,7 @@
                 <w:color w:val="D6DEEB"/>
                 <w:sz w:val="21"/>
                 <w:szCs w:val="21"/>
+                <w:lang w:val="en-US"/>
               </w:rPr>
               <w:t xml:space="preserve"> wt</w:t>
             </w:r>
@@ -1988,6 +2012,7 @@
                 <w:color w:val="DCDCDC"/>
                 <w:sz w:val="21"/>
                 <w:szCs w:val="21"/>
+                <w:lang w:val="en-US"/>
               </w:rPr>
               <w:t>;</w:t>
             </w:r>
@@ -1999,6 +2024,7 @@
                 <w:color w:val="D6DEEB"/>
                 <w:sz w:val="21"/>
                 <w:szCs w:val="21"/>
+                <w:lang w:val="en-US"/>
               </w:rPr>
               <w:t xml:space="preserve"> </w:t>
             </w:r>
@@ -2051,6 +2077,7 @@
                 <w:color w:val="C792EA"/>
                 <w:sz w:val="21"/>
                 <w:szCs w:val="21"/>
+                <w:lang w:val="en-US"/>
               </w:rPr>
               <w:t>int</w:t>
             </w:r>
@@ -2062,6 +2089,7 @@
                 <w:color w:val="D6DEEB"/>
                 <w:sz w:val="21"/>
                 <w:szCs w:val="21"/>
+                <w:lang w:val="en-US"/>
               </w:rPr>
               <w:t xml:space="preserve"> main</w:t>
             </w:r>
@@ -2073,6 +2101,7 @@
                 <w:color w:val="DCDCDC"/>
                 <w:sz w:val="21"/>
                 <w:szCs w:val="21"/>
+                <w:lang w:val="en-US"/>
               </w:rPr>
               <w:t>()</w:t>
             </w:r>
@@ -2084,6 +2113,7 @@
                 <w:color w:val="D6DEEB"/>
                 <w:sz w:val="21"/>
                 <w:szCs w:val="21"/>
+                <w:lang w:val="en-US"/>
               </w:rPr>
               <w:t xml:space="preserve"> </w:t>
             </w:r>
@@ -2095,6 +2125,7 @@
                 <w:color w:val="DCDCDC"/>
                 <w:sz w:val="21"/>
                 <w:szCs w:val="21"/>
+                <w:lang w:val="en-US"/>
               </w:rPr>
               <w:t>{</w:t>
             </w:r>
@@ -2106,6 +2137,7 @@
                 <w:color w:val="D6DEEB"/>
                 <w:sz w:val="21"/>
                 <w:szCs w:val="21"/>
+                <w:lang w:val="en-US"/>
               </w:rPr>
               <w:t xml:space="preserve"> </w:t>
             </w:r>
@@ -2459,6 +2491,7 @@
                 <w:color w:val="D6DEEB"/>
                 <w:sz w:val="21"/>
                 <w:szCs w:val="21"/>
+                <w:lang w:val="en-US"/>
               </w:rPr>
               <w:t xml:space="preserve">    scanf</w:t>
             </w:r>
@@ -2470,6 +2503,7 @@
                 <w:color w:val="DCDCDC"/>
                 <w:sz w:val="21"/>
                 <w:szCs w:val="21"/>
+                <w:lang w:val="en-US"/>
               </w:rPr>
               <w:t>(</w:t>
             </w:r>
@@ -2481,6 +2515,7 @@
                 <w:color w:val="ADDB67"/>
                 <w:sz w:val="21"/>
                 <w:szCs w:val="21"/>
+                <w:lang w:val="en-US"/>
               </w:rPr>
               <w:t>"%d"</w:t>
             </w:r>
@@ -2492,6 +2527,7 @@
                 <w:color w:val="DCDCDC"/>
                 <w:sz w:val="21"/>
                 <w:szCs w:val="21"/>
+                <w:lang w:val="en-US"/>
               </w:rPr>
               <w:t>,</w:t>
             </w:r>
@@ -2503,6 +2539,7 @@
                 <w:color w:val="D6DEEB"/>
                 <w:sz w:val="21"/>
                 <w:szCs w:val="21"/>
+                <w:lang w:val="en-US"/>
               </w:rPr>
               <w:t xml:space="preserve"> </w:t>
             </w:r>
@@ -2514,6 +2551,7 @@
                 <w:color w:val="DCDCDC"/>
                 <w:sz w:val="21"/>
                 <w:szCs w:val="21"/>
+                <w:lang w:val="en-US"/>
               </w:rPr>
               <w:t>&amp;</w:t>
             </w:r>
@@ -2525,6 +2563,7 @@
                 <w:color w:val="D6DEEB"/>
                 <w:sz w:val="21"/>
                 <w:szCs w:val="21"/>
+                <w:lang w:val="en-US"/>
               </w:rPr>
               <w:t>n</w:t>
             </w:r>
@@ -2536,6 +2575,7 @@
                 <w:color w:val="DCDCDC"/>
                 <w:sz w:val="21"/>
                 <w:szCs w:val="21"/>
+                <w:lang w:val="en-US"/>
               </w:rPr>
               <w:t>);</w:t>
             </w:r>
@@ -2547,6 +2587,7 @@
                 <w:color w:val="D6DEEB"/>
                 <w:sz w:val="21"/>
                 <w:szCs w:val="21"/>
+                <w:lang w:val="en-US"/>
               </w:rPr>
               <w:t xml:space="preserve"> </w:t>
             </w:r>
@@ -2659,6 +2700,7 @@
                 <w:color w:val="D6DEEB"/>
                 <w:sz w:val="21"/>
                 <w:szCs w:val="21"/>
+                <w:lang w:val="en-US"/>
               </w:rPr>
               <w:t xml:space="preserve"> </w:t>
             </w:r>
@@ -2670,6 +2712,7 @@
                 <w:color w:val="C792EA"/>
                 <w:sz w:val="21"/>
                 <w:szCs w:val="21"/>
+                <w:lang w:val="en-US"/>
               </w:rPr>
               <w:t>for</w:t>
             </w:r>
@@ -2681,6 +2724,7 @@
                 <w:color w:val="D6DEEB"/>
                 <w:sz w:val="21"/>
                 <w:szCs w:val="21"/>
+                <w:lang w:val="en-US"/>
               </w:rPr>
               <w:t xml:space="preserve"> </w:t>
             </w:r>
@@ -2692,6 +2736,7 @@
                 <w:color w:val="DCDCDC"/>
                 <w:sz w:val="21"/>
                 <w:szCs w:val="21"/>
+                <w:lang w:val="en-US"/>
               </w:rPr>
               <w:t>(</w:t>
             </w:r>
@@ -2703,6 +2748,7 @@
                 <w:color w:val="C792EA"/>
                 <w:sz w:val="21"/>
                 <w:szCs w:val="21"/>
+                <w:lang w:val="en-US"/>
               </w:rPr>
               <w:t>int</w:t>
             </w:r>
@@ -2714,6 +2760,7 @@
                 <w:color w:val="D6DEEB"/>
                 <w:sz w:val="21"/>
                 <w:szCs w:val="21"/>
+                <w:lang w:val="en-US"/>
               </w:rPr>
               <w:t xml:space="preserve"> i </w:t>
             </w:r>
@@ -2725,6 +2772,7 @@
                 <w:color w:val="DCDCDC"/>
                 <w:sz w:val="21"/>
                 <w:szCs w:val="21"/>
+                <w:lang w:val="en-US"/>
               </w:rPr>
               <w:t>=</w:t>
             </w:r>
@@ -2736,6 +2784,7 @@
                 <w:color w:val="D6DEEB"/>
                 <w:sz w:val="21"/>
                 <w:szCs w:val="21"/>
+                <w:lang w:val="en-US"/>
               </w:rPr>
               <w:t xml:space="preserve"> </w:t>
             </w:r>
@@ -2747,6 +2796,7 @@
                 <w:color w:val="B5CEA8"/>
                 <w:sz w:val="21"/>
                 <w:szCs w:val="21"/>
+                <w:lang w:val="en-US"/>
               </w:rPr>
               <w:t>0</w:t>
             </w:r>
@@ -2758,6 +2808,7 @@
                 <w:color w:val="DCDCDC"/>
                 <w:sz w:val="21"/>
                 <w:szCs w:val="21"/>
+                <w:lang w:val="en-US"/>
               </w:rPr>
               <w:t>;</w:t>
             </w:r>
@@ -2769,6 +2820,7 @@
                 <w:color w:val="D6DEEB"/>
                 <w:sz w:val="21"/>
                 <w:szCs w:val="21"/>
+                <w:lang w:val="en-US"/>
               </w:rPr>
               <w:t xml:space="preserve"> i </w:t>
             </w:r>
@@ -2780,6 +2832,7 @@
                 <w:color w:val="DCDCDC"/>
                 <w:sz w:val="21"/>
                 <w:szCs w:val="21"/>
+                <w:lang w:val="en-US"/>
               </w:rPr>
               <w:t>&lt;</w:t>
             </w:r>
@@ -2791,6 +2844,7 @@
                 <w:color w:val="D6DEEB"/>
                 <w:sz w:val="21"/>
                 <w:szCs w:val="21"/>
+                <w:lang w:val="en-US"/>
               </w:rPr>
               <w:t xml:space="preserve"> n</w:t>
             </w:r>
@@ -2802,6 +2856,7 @@
                 <w:color w:val="DCDCDC"/>
                 <w:sz w:val="21"/>
                 <w:szCs w:val="21"/>
+                <w:lang w:val="en-US"/>
               </w:rPr>
               <w:t>;</w:t>
             </w:r>
@@ -2813,6 +2868,7 @@
                 <w:color w:val="D6DEEB"/>
                 <w:sz w:val="21"/>
                 <w:szCs w:val="21"/>
+                <w:lang w:val="en-US"/>
               </w:rPr>
               <w:t xml:space="preserve"> i</w:t>
             </w:r>
@@ -2824,6 +2880,7 @@
                 <w:color w:val="DCDCDC"/>
                 <w:sz w:val="21"/>
                 <w:szCs w:val="21"/>
+                <w:lang w:val="en-US"/>
               </w:rPr>
               <w:t>++)</w:t>
             </w:r>
@@ -2835,6 +2892,7 @@
                 <w:color w:val="D6DEEB"/>
                 <w:sz w:val="21"/>
                 <w:szCs w:val="21"/>
+                <w:lang w:val="en-US"/>
               </w:rPr>
               <w:t xml:space="preserve"> </w:t>
             </w:r>
@@ -2846,6 +2904,7 @@
                 <w:color w:val="DCDCDC"/>
                 <w:sz w:val="21"/>
                 <w:szCs w:val="21"/>
+                <w:lang w:val="en-US"/>
               </w:rPr>
               <w:t>{</w:t>
             </w:r>
@@ -2857,6 +2916,7 @@
                 <w:color w:val="D6DEEB"/>
                 <w:sz w:val="21"/>
                 <w:szCs w:val="21"/>
+                <w:lang w:val="en-US"/>
               </w:rPr>
               <w:t xml:space="preserve"> </w:t>
             </w:r>
@@ -2880,6 +2940,7 @@
                 <w:color w:val="D6DEEB"/>
                 <w:sz w:val="21"/>
                 <w:szCs w:val="21"/>
+                <w:lang w:val="en-US"/>
               </w:rPr>
               <w:t xml:space="preserve">        p</w:t>
             </w:r>
@@ -2891,6 +2952,7 @@
                 <w:color w:val="DCDCDC"/>
                 <w:sz w:val="21"/>
                 <w:szCs w:val="21"/>
+                <w:lang w:val="en-US"/>
               </w:rPr>
               <w:t>[</w:t>
             </w:r>
@@ -2902,6 +2964,7 @@
                 <w:color w:val="D6DEEB"/>
                 <w:sz w:val="21"/>
                 <w:szCs w:val="21"/>
+                <w:lang w:val="en-US"/>
               </w:rPr>
               <w:t>i</w:t>
             </w:r>
@@ -2913,6 +2976,7 @@
                 <w:color w:val="DCDCDC"/>
                 <w:sz w:val="21"/>
                 <w:szCs w:val="21"/>
+                <w:lang w:val="en-US"/>
               </w:rPr>
               <w:t>].</w:t>
             </w:r>
@@ -2924,6 +2988,7 @@
                 <w:color w:val="D6DEEB"/>
                 <w:sz w:val="21"/>
                 <w:szCs w:val="21"/>
+                <w:lang w:val="en-US"/>
               </w:rPr>
               <w:t xml:space="preserve">pid </w:t>
             </w:r>
@@ -2935,6 +3000,7 @@
                 <w:color w:val="DCDCDC"/>
                 <w:sz w:val="21"/>
                 <w:szCs w:val="21"/>
+                <w:lang w:val="en-US"/>
               </w:rPr>
               <w:t>=</w:t>
             </w:r>
@@ -2946,6 +3012,7 @@
                 <w:color w:val="D6DEEB"/>
                 <w:sz w:val="21"/>
                 <w:szCs w:val="21"/>
+                <w:lang w:val="en-US"/>
               </w:rPr>
               <w:t xml:space="preserve"> i </w:t>
             </w:r>
@@ -2957,6 +3024,7 @@
                 <w:color w:val="DCDCDC"/>
                 <w:sz w:val="21"/>
                 <w:szCs w:val="21"/>
+                <w:lang w:val="en-US"/>
               </w:rPr>
               <w:t>+</w:t>
             </w:r>
@@ -2968,6 +3036,7 @@
                 <w:color w:val="D6DEEB"/>
                 <w:sz w:val="21"/>
                 <w:szCs w:val="21"/>
+                <w:lang w:val="en-US"/>
               </w:rPr>
               <w:t xml:space="preserve"> </w:t>
             </w:r>
@@ -2979,6 +3048,7 @@
                 <w:color w:val="B5CEA8"/>
                 <w:sz w:val="21"/>
                 <w:szCs w:val="21"/>
+                <w:lang w:val="en-US"/>
               </w:rPr>
               <w:t>1</w:t>
             </w:r>
@@ -2990,6 +3060,7 @@
                 <w:color w:val="DCDCDC"/>
                 <w:sz w:val="21"/>
                 <w:szCs w:val="21"/>
+                <w:lang w:val="en-US"/>
               </w:rPr>
               <w:t>;</w:t>
             </w:r>
@@ -3001,6 +3072,7 @@
                 <w:color w:val="D6DEEB"/>
                 <w:sz w:val="21"/>
                 <w:szCs w:val="21"/>
+                <w:lang w:val="en-US"/>
               </w:rPr>
               <w:t xml:space="preserve"> </w:t>
             </w:r>
@@ -3024,6 +3096,7 @@
                 <w:color w:val="D6DEEB"/>
                 <w:sz w:val="21"/>
                 <w:szCs w:val="21"/>
+                <w:lang w:val="en-US"/>
               </w:rPr>
               <w:t xml:space="preserve">        scanf</w:t>
             </w:r>
@@ -3035,6 +3108,7 @@
                 <w:color w:val="DCDCDC"/>
                 <w:sz w:val="21"/>
                 <w:szCs w:val="21"/>
+                <w:lang w:val="en-US"/>
               </w:rPr>
               <w:t>(</w:t>
             </w:r>
@@ -3046,6 +3120,7 @@
                 <w:color w:val="ADDB67"/>
                 <w:sz w:val="21"/>
                 <w:szCs w:val="21"/>
+                <w:lang w:val="en-US"/>
               </w:rPr>
               <w:t>"%d %d"</w:t>
             </w:r>
@@ -3057,6 +3132,7 @@
                 <w:color w:val="DCDCDC"/>
                 <w:sz w:val="21"/>
                 <w:szCs w:val="21"/>
+                <w:lang w:val="en-US"/>
               </w:rPr>
               <w:t>,</w:t>
             </w:r>
@@ -3068,6 +3144,7 @@
                 <w:color w:val="D6DEEB"/>
                 <w:sz w:val="21"/>
                 <w:szCs w:val="21"/>
+                <w:lang w:val="en-US"/>
               </w:rPr>
               <w:t xml:space="preserve"> </w:t>
             </w:r>
@@ -3079,6 +3156,7 @@
                 <w:color w:val="DCDCDC"/>
                 <w:sz w:val="21"/>
                 <w:szCs w:val="21"/>
+                <w:lang w:val="en-US"/>
               </w:rPr>
               <w:t>&amp;</w:t>
             </w:r>
@@ -3090,6 +3168,7 @@
                 <w:color w:val="D6DEEB"/>
                 <w:sz w:val="21"/>
                 <w:szCs w:val="21"/>
+                <w:lang w:val="en-US"/>
               </w:rPr>
               <w:t>p</w:t>
             </w:r>
@@ -3101,6 +3180,7 @@
                 <w:color w:val="DCDCDC"/>
                 <w:sz w:val="21"/>
                 <w:szCs w:val="21"/>
+                <w:lang w:val="en-US"/>
               </w:rPr>
               <w:t>[</w:t>
             </w:r>
@@ -3112,6 +3192,7 @@
                 <w:color w:val="D6DEEB"/>
                 <w:sz w:val="21"/>
                 <w:szCs w:val="21"/>
+                <w:lang w:val="en-US"/>
               </w:rPr>
               <w:t>i</w:t>
             </w:r>
@@ -3123,6 +3204,7 @@
                 <w:color w:val="DCDCDC"/>
                 <w:sz w:val="21"/>
                 <w:szCs w:val="21"/>
+                <w:lang w:val="en-US"/>
               </w:rPr>
               <w:t>].</w:t>
             </w:r>
@@ -3134,6 +3216,7 @@
                 <w:color w:val="D6DEEB"/>
                 <w:sz w:val="21"/>
                 <w:szCs w:val="21"/>
+                <w:lang w:val="en-US"/>
               </w:rPr>
               <w:t>at</w:t>
             </w:r>
@@ -3145,6 +3228,7 @@
                 <w:color w:val="DCDCDC"/>
                 <w:sz w:val="21"/>
                 <w:szCs w:val="21"/>
+                <w:lang w:val="en-US"/>
               </w:rPr>
               <w:t>,</w:t>
             </w:r>
@@ -3156,6 +3240,7 @@
                 <w:color w:val="D6DEEB"/>
                 <w:sz w:val="21"/>
                 <w:szCs w:val="21"/>
+                <w:lang w:val="en-US"/>
               </w:rPr>
               <w:t xml:space="preserve"> </w:t>
             </w:r>
@@ -3167,6 +3252,7 @@
                 <w:color w:val="DCDCDC"/>
                 <w:sz w:val="21"/>
                 <w:szCs w:val="21"/>
+                <w:lang w:val="en-US"/>
               </w:rPr>
               <w:t>&amp;</w:t>
             </w:r>
@@ -3178,6 +3264,7 @@
                 <w:color w:val="D6DEEB"/>
                 <w:sz w:val="21"/>
                 <w:szCs w:val="21"/>
+                <w:lang w:val="en-US"/>
               </w:rPr>
               <w:t>p</w:t>
             </w:r>
@@ -3189,6 +3276,7 @@
                 <w:color w:val="DCDCDC"/>
                 <w:sz w:val="21"/>
                 <w:szCs w:val="21"/>
+                <w:lang w:val="en-US"/>
               </w:rPr>
               <w:t>[</w:t>
             </w:r>
@@ -3200,6 +3288,7 @@
                 <w:color w:val="D6DEEB"/>
                 <w:sz w:val="21"/>
                 <w:szCs w:val="21"/>
+                <w:lang w:val="en-US"/>
               </w:rPr>
               <w:t>i</w:t>
             </w:r>
@@ -3211,6 +3300,7 @@
                 <w:color w:val="DCDCDC"/>
                 <w:sz w:val="21"/>
                 <w:szCs w:val="21"/>
+                <w:lang w:val="en-US"/>
               </w:rPr>
               <w:t>].</w:t>
             </w:r>
@@ -3222,6 +3312,7 @@
                 <w:color w:val="D6DEEB"/>
                 <w:sz w:val="21"/>
                 <w:szCs w:val="21"/>
+                <w:lang w:val="en-US"/>
               </w:rPr>
               <w:t>bt</w:t>
             </w:r>
@@ -3233,6 +3324,7 @@
                 <w:color w:val="DCDCDC"/>
                 <w:sz w:val="21"/>
                 <w:szCs w:val="21"/>
+                <w:lang w:val="en-US"/>
               </w:rPr>
               <w:t>);</w:t>
             </w:r>
@@ -3244,6 +3336,7 @@
                 <w:color w:val="D6DEEB"/>
                 <w:sz w:val="21"/>
                 <w:szCs w:val="21"/>
+                <w:lang w:val="en-US"/>
               </w:rPr>
               <w:t xml:space="preserve"> </w:t>
             </w:r>
@@ -3323,6 +3416,7 @@
                 <w:color w:val="D6DEEB"/>
                 <w:sz w:val="21"/>
                 <w:szCs w:val="21"/>
+                <w:lang w:val="en-US"/>
               </w:rPr>
               <w:t xml:space="preserve">    </w:t>
             </w:r>
@@ -3334,6 +3428,7 @@
                 <w:color w:val="C792EA"/>
                 <w:sz w:val="21"/>
                 <w:szCs w:val="21"/>
+                <w:lang w:val="en-US"/>
               </w:rPr>
               <w:t>for</w:t>
             </w:r>
@@ -3345,6 +3440,7 @@
                 <w:color w:val="D6DEEB"/>
                 <w:sz w:val="21"/>
                 <w:szCs w:val="21"/>
+                <w:lang w:val="en-US"/>
               </w:rPr>
               <w:t xml:space="preserve"> </w:t>
             </w:r>
@@ -3356,6 +3452,7 @@
                 <w:color w:val="DCDCDC"/>
                 <w:sz w:val="21"/>
                 <w:szCs w:val="21"/>
+                <w:lang w:val="en-US"/>
               </w:rPr>
               <w:t>(</w:t>
             </w:r>
@@ -3367,6 +3464,7 @@
                 <w:color w:val="C792EA"/>
                 <w:sz w:val="21"/>
                 <w:szCs w:val="21"/>
+                <w:lang w:val="en-US"/>
               </w:rPr>
               <w:t>int</w:t>
             </w:r>
@@ -3378,6 +3476,7 @@
                 <w:color w:val="D6DEEB"/>
                 <w:sz w:val="21"/>
                 <w:szCs w:val="21"/>
+                <w:lang w:val="en-US"/>
               </w:rPr>
               <w:t xml:space="preserve"> i </w:t>
             </w:r>
@@ -3389,6 +3488,7 @@
                 <w:color w:val="DCDCDC"/>
                 <w:sz w:val="21"/>
                 <w:szCs w:val="21"/>
+                <w:lang w:val="en-US"/>
               </w:rPr>
               <w:t>=</w:t>
             </w:r>
@@ -3400,6 +3500,7 @@
                 <w:color w:val="D6DEEB"/>
                 <w:sz w:val="21"/>
                 <w:szCs w:val="21"/>
+                <w:lang w:val="en-US"/>
               </w:rPr>
               <w:t xml:space="preserve"> </w:t>
             </w:r>
@@ -3411,6 +3512,7 @@
                 <w:color w:val="B5CEA8"/>
                 <w:sz w:val="21"/>
                 <w:szCs w:val="21"/>
+                <w:lang w:val="en-US"/>
               </w:rPr>
               <w:t>0</w:t>
             </w:r>
@@ -3422,6 +3524,7 @@
                 <w:color w:val="DCDCDC"/>
                 <w:sz w:val="21"/>
                 <w:szCs w:val="21"/>
+                <w:lang w:val="en-US"/>
               </w:rPr>
               <w:t>;</w:t>
             </w:r>
@@ -3433,6 +3536,7 @@
                 <w:color w:val="D6DEEB"/>
                 <w:sz w:val="21"/>
                 <w:szCs w:val="21"/>
+                <w:lang w:val="en-US"/>
               </w:rPr>
               <w:t xml:space="preserve"> i </w:t>
             </w:r>
@@ -3444,6 +3548,7 @@
                 <w:color w:val="DCDCDC"/>
                 <w:sz w:val="21"/>
                 <w:szCs w:val="21"/>
+                <w:lang w:val="en-US"/>
               </w:rPr>
               <w:t>&lt;</w:t>
             </w:r>
@@ -3455,6 +3560,7 @@
                 <w:color w:val="D6DEEB"/>
                 <w:sz w:val="21"/>
                 <w:szCs w:val="21"/>
+                <w:lang w:val="en-US"/>
               </w:rPr>
               <w:t xml:space="preserve"> n </w:t>
             </w:r>
@@ -3466,6 +3572,7 @@
                 <w:color w:val="DCDCDC"/>
                 <w:sz w:val="21"/>
                 <w:szCs w:val="21"/>
+                <w:lang w:val="en-US"/>
               </w:rPr>
               <w:t>-</w:t>
             </w:r>
@@ -3477,6 +3584,7 @@
                 <w:color w:val="D6DEEB"/>
                 <w:sz w:val="21"/>
                 <w:szCs w:val="21"/>
+                <w:lang w:val="en-US"/>
               </w:rPr>
               <w:t xml:space="preserve"> </w:t>
             </w:r>
@@ -3488,6 +3596,7 @@
                 <w:color w:val="B5CEA8"/>
                 <w:sz w:val="21"/>
                 <w:szCs w:val="21"/>
+                <w:lang w:val="en-US"/>
               </w:rPr>
               <w:t>1</w:t>
             </w:r>
@@ -3499,6 +3608,7 @@
                 <w:color w:val="DCDCDC"/>
                 <w:sz w:val="21"/>
                 <w:szCs w:val="21"/>
+                <w:lang w:val="en-US"/>
               </w:rPr>
               <w:t>;</w:t>
             </w:r>
@@ -3510,6 +3620,7 @@
                 <w:color w:val="D6DEEB"/>
                 <w:sz w:val="21"/>
                 <w:szCs w:val="21"/>
+                <w:lang w:val="en-US"/>
               </w:rPr>
               <w:t xml:space="preserve"> i</w:t>
             </w:r>
@@ -3521,6 +3632,7 @@
                 <w:color w:val="DCDCDC"/>
                 <w:sz w:val="21"/>
                 <w:szCs w:val="21"/>
+                <w:lang w:val="en-US"/>
               </w:rPr>
               <w:t>++)</w:t>
             </w:r>
@@ -3532,6 +3644,7 @@
                 <w:color w:val="D6DEEB"/>
                 <w:sz w:val="21"/>
                 <w:szCs w:val="21"/>
+                <w:lang w:val="en-US"/>
               </w:rPr>
               <w:t xml:space="preserve"> </w:t>
             </w:r>
@@ -3543,6 +3656,7 @@
                 <w:color w:val="DCDCDC"/>
                 <w:sz w:val="21"/>
                 <w:szCs w:val="21"/>
+                <w:lang w:val="en-US"/>
               </w:rPr>
               <w:t>{</w:t>
             </w:r>
@@ -3554,6 +3668,7 @@
                 <w:color w:val="D6DEEB"/>
                 <w:sz w:val="21"/>
                 <w:szCs w:val="21"/>
+                <w:lang w:val="en-US"/>
               </w:rPr>
               <w:t xml:space="preserve"> </w:t>
             </w:r>
@@ -3577,6 +3692,7 @@
                 <w:color w:val="D6DEEB"/>
                 <w:sz w:val="21"/>
                 <w:szCs w:val="21"/>
+                <w:lang w:val="en-US"/>
               </w:rPr>
               <w:t xml:space="preserve">        </w:t>
             </w:r>
@@ -3588,6 +3704,7 @@
                 <w:color w:val="C792EA"/>
                 <w:sz w:val="21"/>
                 <w:szCs w:val="21"/>
+                <w:lang w:val="en-US"/>
               </w:rPr>
               <w:t>for</w:t>
             </w:r>
@@ -3599,6 +3716,7 @@
                 <w:color w:val="D6DEEB"/>
                 <w:sz w:val="21"/>
                 <w:szCs w:val="21"/>
+                <w:lang w:val="en-US"/>
               </w:rPr>
               <w:t xml:space="preserve"> </w:t>
             </w:r>
@@ -3610,6 +3728,7 @@
                 <w:color w:val="DCDCDC"/>
                 <w:sz w:val="21"/>
                 <w:szCs w:val="21"/>
+                <w:lang w:val="en-US"/>
               </w:rPr>
               <w:t>(</w:t>
             </w:r>
@@ -3621,6 +3740,7 @@
                 <w:color w:val="C792EA"/>
                 <w:sz w:val="21"/>
                 <w:szCs w:val="21"/>
+                <w:lang w:val="en-US"/>
               </w:rPr>
               <w:t>int</w:t>
             </w:r>
@@ -3632,6 +3752,7 @@
                 <w:color w:val="D6DEEB"/>
                 <w:sz w:val="21"/>
                 <w:szCs w:val="21"/>
+                <w:lang w:val="en-US"/>
               </w:rPr>
               <w:t xml:space="preserve"> j </w:t>
             </w:r>
@@ -3643,6 +3764,7 @@
                 <w:color w:val="DCDCDC"/>
                 <w:sz w:val="21"/>
                 <w:szCs w:val="21"/>
+                <w:lang w:val="en-US"/>
               </w:rPr>
               <w:t>=</w:t>
             </w:r>
@@ -3654,6 +3776,7 @@
                 <w:color w:val="D6DEEB"/>
                 <w:sz w:val="21"/>
                 <w:szCs w:val="21"/>
+                <w:lang w:val="en-US"/>
               </w:rPr>
               <w:t xml:space="preserve"> i </w:t>
             </w:r>
@@ -3665,6 +3788,7 @@
                 <w:color w:val="DCDCDC"/>
                 <w:sz w:val="21"/>
                 <w:szCs w:val="21"/>
+                <w:lang w:val="en-US"/>
               </w:rPr>
               <w:t>+</w:t>
             </w:r>
@@ -3676,6 +3800,7 @@
                 <w:color w:val="D6DEEB"/>
                 <w:sz w:val="21"/>
                 <w:szCs w:val="21"/>
+                <w:lang w:val="en-US"/>
               </w:rPr>
               <w:t xml:space="preserve"> </w:t>
             </w:r>
@@ -3687,6 +3812,7 @@
                 <w:color w:val="B5CEA8"/>
                 <w:sz w:val="21"/>
                 <w:szCs w:val="21"/>
+                <w:lang w:val="en-US"/>
               </w:rPr>
               <w:t>1</w:t>
             </w:r>
@@ -3698,6 +3824,7 @@
                 <w:color w:val="DCDCDC"/>
                 <w:sz w:val="21"/>
                 <w:szCs w:val="21"/>
+                <w:lang w:val="en-US"/>
               </w:rPr>
               <w:t>;</w:t>
             </w:r>
@@ -3709,6 +3836,7 @@
                 <w:color w:val="D6DEEB"/>
                 <w:sz w:val="21"/>
                 <w:szCs w:val="21"/>
+                <w:lang w:val="en-US"/>
               </w:rPr>
               <w:t xml:space="preserve"> j </w:t>
             </w:r>
@@ -3720,6 +3848,7 @@
                 <w:color w:val="DCDCDC"/>
                 <w:sz w:val="21"/>
                 <w:szCs w:val="21"/>
+                <w:lang w:val="en-US"/>
               </w:rPr>
               <w:t>&lt;</w:t>
             </w:r>
@@ -3731,6 +3860,7 @@
                 <w:color w:val="D6DEEB"/>
                 <w:sz w:val="21"/>
                 <w:szCs w:val="21"/>
+                <w:lang w:val="en-US"/>
               </w:rPr>
               <w:t xml:space="preserve"> n</w:t>
             </w:r>
@@ -3742,6 +3872,7 @@
                 <w:color w:val="DCDCDC"/>
                 <w:sz w:val="21"/>
                 <w:szCs w:val="21"/>
+                <w:lang w:val="en-US"/>
               </w:rPr>
               <w:t>;</w:t>
             </w:r>
@@ -3753,6 +3884,7 @@
                 <w:color w:val="D6DEEB"/>
                 <w:sz w:val="21"/>
                 <w:szCs w:val="21"/>
+                <w:lang w:val="en-US"/>
               </w:rPr>
               <w:t xml:space="preserve"> j</w:t>
             </w:r>
@@ -3764,6 +3896,7 @@
                 <w:color w:val="DCDCDC"/>
                 <w:sz w:val="21"/>
                 <w:szCs w:val="21"/>
+                <w:lang w:val="en-US"/>
               </w:rPr>
               <w:t>++)</w:t>
             </w:r>
@@ -3775,6 +3908,7 @@
                 <w:color w:val="D6DEEB"/>
                 <w:sz w:val="21"/>
                 <w:szCs w:val="21"/>
+                <w:lang w:val="en-US"/>
               </w:rPr>
               <w:t xml:space="preserve"> </w:t>
             </w:r>
@@ -3786,6 +3920,7 @@
                 <w:color w:val="DCDCDC"/>
                 <w:sz w:val="21"/>
                 <w:szCs w:val="21"/>
+                <w:lang w:val="en-US"/>
               </w:rPr>
               <w:t>{</w:t>
             </w:r>
@@ -3797,6 +3932,7 @@
                 <w:color w:val="D6DEEB"/>
                 <w:sz w:val="21"/>
                 <w:szCs w:val="21"/>
+                <w:lang w:val="en-US"/>
               </w:rPr>
               <w:t xml:space="preserve"> </w:t>
             </w:r>
@@ -3820,6 +3956,7 @@
                 <w:color w:val="D6DEEB"/>
                 <w:sz w:val="21"/>
                 <w:szCs w:val="21"/>
+                <w:lang w:val="en-US"/>
               </w:rPr>
               <w:t xml:space="preserve">            </w:t>
             </w:r>
@@ -3831,6 +3968,7 @@
                 <w:color w:val="C792EA"/>
                 <w:sz w:val="21"/>
                 <w:szCs w:val="21"/>
+                <w:lang w:val="en-US"/>
               </w:rPr>
               <w:t>if</w:t>
             </w:r>
@@ -3842,6 +3980,7 @@
                 <w:color w:val="D6DEEB"/>
                 <w:sz w:val="21"/>
                 <w:szCs w:val="21"/>
+                <w:lang w:val="en-US"/>
               </w:rPr>
               <w:t xml:space="preserve"> </w:t>
             </w:r>
@@ -3853,6 +3992,7 @@
                 <w:color w:val="DCDCDC"/>
                 <w:sz w:val="21"/>
                 <w:szCs w:val="21"/>
+                <w:lang w:val="en-US"/>
               </w:rPr>
               <w:t>(</w:t>
             </w:r>
@@ -3864,6 +4004,7 @@
                 <w:color w:val="D6DEEB"/>
                 <w:sz w:val="21"/>
                 <w:szCs w:val="21"/>
+                <w:lang w:val="en-US"/>
               </w:rPr>
               <w:t>p</w:t>
             </w:r>
@@ -3875,6 +4016,7 @@
                 <w:color w:val="DCDCDC"/>
                 <w:sz w:val="21"/>
                 <w:szCs w:val="21"/>
+                <w:lang w:val="en-US"/>
               </w:rPr>
               <w:t>[</w:t>
             </w:r>
@@ -3886,6 +4028,7 @@
                 <w:color w:val="D6DEEB"/>
                 <w:sz w:val="21"/>
                 <w:szCs w:val="21"/>
+                <w:lang w:val="en-US"/>
               </w:rPr>
               <w:t>i</w:t>
             </w:r>
@@ -3897,6 +4040,7 @@
                 <w:color w:val="DCDCDC"/>
                 <w:sz w:val="21"/>
                 <w:szCs w:val="21"/>
+                <w:lang w:val="en-US"/>
               </w:rPr>
               <w:t>].</w:t>
             </w:r>
@@ -3908,6 +4052,7 @@
                 <w:color w:val="D6DEEB"/>
                 <w:sz w:val="21"/>
                 <w:szCs w:val="21"/>
+                <w:lang w:val="en-US"/>
               </w:rPr>
               <w:t xml:space="preserve">at </w:t>
             </w:r>
@@ -3919,6 +4064,7 @@
                 <w:color w:val="DCDCDC"/>
                 <w:sz w:val="21"/>
                 <w:szCs w:val="21"/>
+                <w:lang w:val="en-US"/>
               </w:rPr>
               <w:t>&gt;</w:t>
             </w:r>
@@ -3930,6 +4076,7 @@
                 <w:color w:val="D6DEEB"/>
                 <w:sz w:val="21"/>
                 <w:szCs w:val="21"/>
+                <w:lang w:val="en-US"/>
               </w:rPr>
               <w:t xml:space="preserve"> p</w:t>
             </w:r>
@@ -3941,6 +4088,7 @@
                 <w:color w:val="DCDCDC"/>
                 <w:sz w:val="21"/>
                 <w:szCs w:val="21"/>
+                <w:lang w:val="en-US"/>
               </w:rPr>
               <w:t>[</w:t>
             </w:r>
@@ -3952,6 +4100,7 @@
                 <w:color w:val="D6DEEB"/>
                 <w:sz w:val="21"/>
                 <w:szCs w:val="21"/>
+                <w:lang w:val="en-US"/>
               </w:rPr>
               <w:t>j</w:t>
             </w:r>
@@ -3963,6 +4112,7 @@
                 <w:color w:val="DCDCDC"/>
                 <w:sz w:val="21"/>
                 <w:szCs w:val="21"/>
+                <w:lang w:val="en-US"/>
               </w:rPr>
               <w:t>].</w:t>
             </w:r>
@@ -3974,6 +4124,7 @@
                 <w:color w:val="D6DEEB"/>
                 <w:sz w:val="21"/>
                 <w:szCs w:val="21"/>
+                <w:lang w:val="en-US"/>
               </w:rPr>
               <w:t>at</w:t>
             </w:r>
@@ -3985,6 +4136,7 @@
                 <w:color w:val="DCDCDC"/>
                 <w:sz w:val="21"/>
                 <w:szCs w:val="21"/>
+                <w:lang w:val="en-US"/>
               </w:rPr>
               <w:t>)</w:t>
             </w:r>
@@ -3996,6 +4148,7 @@
                 <w:color w:val="D6DEEB"/>
                 <w:sz w:val="21"/>
                 <w:szCs w:val="21"/>
+                <w:lang w:val="en-US"/>
               </w:rPr>
               <w:t xml:space="preserve"> </w:t>
             </w:r>
@@ -4007,6 +4160,7 @@
                 <w:color w:val="DCDCDC"/>
                 <w:sz w:val="21"/>
                 <w:szCs w:val="21"/>
+                <w:lang w:val="en-US"/>
               </w:rPr>
               <w:t>{</w:t>
             </w:r>
@@ -4018,6 +4172,7 @@
                 <w:color w:val="D6DEEB"/>
                 <w:sz w:val="21"/>
                 <w:szCs w:val="21"/>
+                <w:lang w:val="en-US"/>
               </w:rPr>
               <w:t xml:space="preserve"> </w:t>
             </w:r>
@@ -4041,6 +4196,7 @@
                 <w:color w:val="D6DEEB"/>
                 <w:sz w:val="21"/>
                 <w:szCs w:val="21"/>
+                <w:lang w:val="en-US"/>
               </w:rPr>
               <w:t xml:space="preserve">                </w:t>
             </w:r>
@@ -4052,6 +4208,7 @@
                 <w:color w:val="C792EA"/>
                 <w:sz w:val="21"/>
                 <w:szCs w:val="21"/>
+                <w:lang w:val="en-US"/>
               </w:rPr>
               <w:t>struct</w:t>
             </w:r>
@@ -4063,6 +4220,7 @@
                 <w:color w:val="D6DEEB"/>
                 <w:sz w:val="21"/>
                 <w:szCs w:val="21"/>
+                <w:lang w:val="en-US"/>
               </w:rPr>
               <w:t xml:space="preserve"> process temp </w:t>
             </w:r>
@@ -4074,6 +4232,7 @@
                 <w:color w:val="DCDCDC"/>
                 <w:sz w:val="21"/>
                 <w:szCs w:val="21"/>
+                <w:lang w:val="en-US"/>
               </w:rPr>
               <w:t>=</w:t>
             </w:r>
@@ -4085,6 +4244,7 @@
                 <w:color w:val="D6DEEB"/>
                 <w:sz w:val="21"/>
                 <w:szCs w:val="21"/>
+                <w:lang w:val="en-US"/>
               </w:rPr>
               <w:t xml:space="preserve"> p</w:t>
             </w:r>
@@ -4096,6 +4256,7 @@
                 <w:color w:val="DCDCDC"/>
                 <w:sz w:val="21"/>
                 <w:szCs w:val="21"/>
+                <w:lang w:val="en-US"/>
               </w:rPr>
               <w:t>[</w:t>
             </w:r>
@@ -4107,6 +4268,7 @@
                 <w:color w:val="D6DEEB"/>
                 <w:sz w:val="21"/>
                 <w:szCs w:val="21"/>
+                <w:lang w:val="en-US"/>
               </w:rPr>
               <w:t>i</w:t>
             </w:r>
@@ -4118,6 +4280,7 @@
                 <w:color w:val="DCDCDC"/>
                 <w:sz w:val="21"/>
                 <w:szCs w:val="21"/>
+                <w:lang w:val="en-US"/>
               </w:rPr>
               <w:t>];</w:t>
             </w:r>
@@ -4129,6 +4292,7 @@
                 <w:color w:val="D6DEEB"/>
                 <w:sz w:val="21"/>
                 <w:szCs w:val="21"/>
+                <w:lang w:val="en-US"/>
               </w:rPr>
               <w:t xml:space="preserve"> </w:t>
             </w:r>
@@ -4152,6 +4316,7 @@
                 <w:color w:val="D6DEEB"/>
                 <w:sz w:val="21"/>
                 <w:szCs w:val="21"/>
+                <w:lang w:val="en-US"/>
               </w:rPr>
               <w:t xml:space="preserve">                p</w:t>
             </w:r>
@@ -4163,6 +4328,7 @@
                 <w:color w:val="DCDCDC"/>
                 <w:sz w:val="21"/>
                 <w:szCs w:val="21"/>
+                <w:lang w:val="en-US"/>
               </w:rPr>
               <w:t>[</w:t>
             </w:r>
@@ -4174,6 +4340,7 @@
                 <w:color w:val="D6DEEB"/>
                 <w:sz w:val="21"/>
                 <w:szCs w:val="21"/>
+                <w:lang w:val="en-US"/>
               </w:rPr>
               <w:t>i</w:t>
             </w:r>
@@ -4185,6 +4352,7 @@
                 <w:color w:val="DCDCDC"/>
                 <w:sz w:val="21"/>
                 <w:szCs w:val="21"/>
+                <w:lang w:val="en-US"/>
               </w:rPr>
               <w:t>]</w:t>
             </w:r>
@@ -4196,6 +4364,7 @@
                 <w:color w:val="D6DEEB"/>
                 <w:sz w:val="21"/>
                 <w:szCs w:val="21"/>
+                <w:lang w:val="en-US"/>
               </w:rPr>
               <w:t xml:space="preserve"> </w:t>
             </w:r>
@@ -4207,6 +4376,7 @@
                 <w:color w:val="DCDCDC"/>
                 <w:sz w:val="21"/>
                 <w:szCs w:val="21"/>
+                <w:lang w:val="en-US"/>
               </w:rPr>
               <w:t>=</w:t>
             </w:r>
@@ -4218,6 +4388,7 @@
                 <w:color w:val="D6DEEB"/>
                 <w:sz w:val="21"/>
                 <w:szCs w:val="21"/>
+                <w:lang w:val="en-US"/>
               </w:rPr>
               <w:t xml:space="preserve"> p</w:t>
             </w:r>
@@ -4229,6 +4400,7 @@
                 <w:color w:val="DCDCDC"/>
                 <w:sz w:val="21"/>
                 <w:szCs w:val="21"/>
+                <w:lang w:val="en-US"/>
               </w:rPr>
               <w:t>[</w:t>
             </w:r>
@@ -4240,6 +4412,7 @@
                 <w:color w:val="D6DEEB"/>
                 <w:sz w:val="21"/>
                 <w:szCs w:val="21"/>
+                <w:lang w:val="en-US"/>
               </w:rPr>
               <w:t>j</w:t>
             </w:r>
@@ -4251,6 +4424,7 @@
                 <w:color w:val="DCDCDC"/>
                 <w:sz w:val="21"/>
                 <w:szCs w:val="21"/>
+                <w:lang w:val="en-US"/>
               </w:rPr>
               <w:t>];</w:t>
             </w:r>
@@ -4262,6 +4436,7 @@
                 <w:color w:val="D6DEEB"/>
                 <w:sz w:val="21"/>
                 <w:szCs w:val="21"/>
+                <w:lang w:val="en-US"/>
               </w:rPr>
               <w:t xml:space="preserve"> </w:t>
             </w:r>
@@ -4866,6 +5041,7 @@
                 <w:color w:val="D6DEEB"/>
                 <w:sz w:val="21"/>
                 <w:szCs w:val="21"/>
+                <w:lang w:val="en-US"/>
               </w:rPr>
               <w:t xml:space="preserve">        </w:t>
             </w:r>
@@ -4877,6 +5053,7 @@
                 <w:color w:val="C792EA"/>
                 <w:sz w:val="21"/>
                 <w:szCs w:val="21"/>
+                <w:lang w:val="en-US"/>
               </w:rPr>
               <w:t>if</w:t>
             </w:r>
@@ -4888,6 +5065,7 @@
                 <w:color w:val="D6DEEB"/>
                 <w:sz w:val="21"/>
                 <w:szCs w:val="21"/>
+                <w:lang w:val="en-US"/>
               </w:rPr>
               <w:t xml:space="preserve"> </w:t>
             </w:r>
@@ -4899,6 +5077,7 @@
                 <w:color w:val="DCDCDC"/>
                 <w:sz w:val="21"/>
                 <w:szCs w:val="21"/>
+                <w:lang w:val="en-US"/>
               </w:rPr>
               <w:t>(</w:t>
             </w:r>
@@ -4910,6 +5089,7 @@
                 <w:color w:val="D6DEEB"/>
                 <w:sz w:val="21"/>
                 <w:szCs w:val="21"/>
+                <w:lang w:val="en-US"/>
               </w:rPr>
               <w:t xml:space="preserve">time </w:t>
             </w:r>
@@ -4921,6 +5101,7 @@
                 <w:color w:val="DCDCDC"/>
                 <w:sz w:val="21"/>
                 <w:szCs w:val="21"/>
+                <w:lang w:val="en-US"/>
               </w:rPr>
               <w:t>&lt;</w:t>
             </w:r>
@@ -4932,6 +5113,7 @@
                 <w:color w:val="D6DEEB"/>
                 <w:sz w:val="21"/>
                 <w:szCs w:val="21"/>
+                <w:lang w:val="en-US"/>
               </w:rPr>
               <w:t xml:space="preserve"> p</w:t>
             </w:r>
@@ -4943,6 +5125,7 @@
                 <w:color w:val="DCDCDC"/>
                 <w:sz w:val="21"/>
                 <w:szCs w:val="21"/>
+                <w:lang w:val="en-US"/>
               </w:rPr>
               <w:t>[</w:t>
             </w:r>
@@ -4954,6 +5137,7 @@
                 <w:color w:val="D6DEEB"/>
                 <w:sz w:val="21"/>
                 <w:szCs w:val="21"/>
+                <w:lang w:val="en-US"/>
               </w:rPr>
               <w:t>i</w:t>
             </w:r>
@@ -4965,6 +5149,7 @@
                 <w:color w:val="DCDCDC"/>
                 <w:sz w:val="21"/>
                 <w:szCs w:val="21"/>
+                <w:lang w:val="en-US"/>
               </w:rPr>
               <w:t>].</w:t>
             </w:r>
@@ -4976,6 +5161,7 @@
                 <w:color w:val="D6DEEB"/>
                 <w:sz w:val="21"/>
                 <w:szCs w:val="21"/>
+                <w:lang w:val="en-US"/>
               </w:rPr>
               <w:t>at</w:t>
             </w:r>
@@ -4987,6 +5173,7 @@
                 <w:color w:val="DCDCDC"/>
                 <w:sz w:val="21"/>
                 <w:szCs w:val="21"/>
+                <w:lang w:val="en-US"/>
               </w:rPr>
               <w:t>)</w:t>
             </w:r>
@@ -4998,6 +5185,7 @@
                 <w:color w:val="D6DEEB"/>
                 <w:sz w:val="21"/>
                 <w:szCs w:val="21"/>
+                <w:lang w:val="en-US"/>
               </w:rPr>
               <w:t xml:space="preserve"> </w:t>
             </w:r>
@@ -5021,6 +5209,7 @@
                 <w:color w:val="D6DEEB"/>
                 <w:sz w:val="21"/>
                 <w:szCs w:val="21"/>
+                <w:lang w:val="en-US"/>
               </w:rPr>
               <w:t xml:space="preserve">            time </w:t>
             </w:r>
@@ -5032,6 +5221,7 @@
                 <w:color w:val="DCDCDC"/>
                 <w:sz w:val="21"/>
                 <w:szCs w:val="21"/>
+                <w:lang w:val="en-US"/>
               </w:rPr>
               <w:t>=</w:t>
             </w:r>
@@ -5043,6 +5233,7 @@
                 <w:color w:val="D6DEEB"/>
                 <w:sz w:val="21"/>
                 <w:szCs w:val="21"/>
+                <w:lang w:val="en-US"/>
               </w:rPr>
               <w:t xml:space="preserve"> p</w:t>
             </w:r>
@@ -5054,6 +5245,7 @@
                 <w:color w:val="DCDCDC"/>
                 <w:sz w:val="21"/>
                 <w:szCs w:val="21"/>
+                <w:lang w:val="en-US"/>
               </w:rPr>
               <w:t>[</w:t>
             </w:r>
@@ -5065,6 +5257,7 @@
                 <w:color w:val="D6DEEB"/>
                 <w:sz w:val="21"/>
                 <w:szCs w:val="21"/>
+                <w:lang w:val="en-US"/>
               </w:rPr>
               <w:t>i</w:t>
             </w:r>
@@ -5076,6 +5269,7 @@
                 <w:color w:val="DCDCDC"/>
                 <w:sz w:val="21"/>
                 <w:szCs w:val="21"/>
+                <w:lang w:val="en-US"/>
               </w:rPr>
               <w:t>].</w:t>
             </w:r>
@@ -5087,6 +5281,7 @@
                 <w:color w:val="D6DEEB"/>
                 <w:sz w:val="21"/>
                 <w:szCs w:val="21"/>
+                <w:lang w:val="en-US"/>
               </w:rPr>
               <w:t>at</w:t>
             </w:r>
@@ -5098,6 +5293,7 @@
                 <w:color w:val="DCDCDC"/>
                 <w:sz w:val="21"/>
                 <w:szCs w:val="21"/>
+                <w:lang w:val="en-US"/>
               </w:rPr>
               <w:t>;</w:t>
             </w:r>
@@ -5109,6 +5305,7 @@
                 <w:color w:val="D6DEEB"/>
                 <w:sz w:val="21"/>
                 <w:szCs w:val="21"/>
+                <w:lang w:val="en-US"/>
               </w:rPr>
               <w:t xml:space="preserve"> </w:t>
             </w:r>
@@ -5132,6 +5329,7 @@
                 <w:color w:val="D6DEEB"/>
                 <w:sz w:val="21"/>
                 <w:szCs w:val="21"/>
+                <w:lang w:val="en-US"/>
               </w:rPr>
               <w:t xml:space="preserve">        time </w:t>
             </w:r>
@@ -5143,6 +5341,7 @@
                 <w:color w:val="DCDCDC"/>
                 <w:sz w:val="21"/>
                 <w:szCs w:val="21"/>
+                <w:lang w:val="en-US"/>
               </w:rPr>
               <w:t>+=</w:t>
             </w:r>
@@ -5154,6 +5353,7 @@
                 <w:color w:val="D6DEEB"/>
                 <w:sz w:val="21"/>
                 <w:szCs w:val="21"/>
+                <w:lang w:val="en-US"/>
               </w:rPr>
               <w:t xml:space="preserve"> p</w:t>
             </w:r>
@@ -5165,6 +5365,7 @@
                 <w:color w:val="DCDCDC"/>
                 <w:sz w:val="21"/>
                 <w:szCs w:val="21"/>
+                <w:lang w:val="en-US"/>
               </w:rPr>
               <w:t>[</w:t>
             </w:r>
@@ -5176,6 +5377,7 @@
                 <w:color w:val="D6DEEB"/>
                 <w:sz w:val="21"/>
                 <w:szCs w:val="21"/>
+                <w:lang w:val="en-US"/>
               </w:rPr>
               <w:t>i</w:t>
             </w:r>
@@ -5187,6 +5389,7 @@
                 <w:color w:val="DCDCDC"/>
                 <w:sz w:val="21"/>
                 <w:szCs w:val="21"/>
+                <w:lang w:val="en-US"/>
               </w:rPr>
               <w:t>].</w:t>
             </w:r>
@@ -5198,6 +5401,7 @@
                 <w:color w:val="D6DEEB"/>
                 <w:sz w:val="21"/>
                 <w:szCs w:val="21"/>
+                <w:lang w:val="en-US"/>
               </w:rPr>
               <w:t>bt</w:t>
             </w:r>
@@ -5209,6 +5413,7 @@
                 <w:color w:val="DCDCDC"/>
                 <w:sz w:val="21"/>
                 <w:szCs w:val="21"/>
+                <w:lang w:val="en-US"/>
               </w:rPr>
               <w:t>;</w:t>
             </w:r>
@@ -5220,6 +5425,7 @@
                 <w:color w:val="D6DEEB"/>
                 <w:sz w:val="21"/>
                 <w:szCs w:val="21"/>
+                <w:lang w:val="en-US"/>
               </w:rPr>
               <w:t xml:space="preserve"> </w:t>
             </w:r>
@@ -5603,6 +5809,7 @@
                 <w:color w:val="D6DEEB"/>
                 <w:sz w:val="21"/>
                 <w:szCs w:val="21"/>
+                <w:lang w:val="en-US"/>
               </w:rPr>
               <w:t xml:space="preserve">        p</w:t>
             </w:r>
@@ -5614,6 +5821,7 @@
                 <w:color w:val="DCDCDC"/>
                 <w:sz w:val="21"/>
                 <w:szCs w:val="21"/>
+                <w:lang w:val="en-US"/>
               </w:rPr>
               <w:t>[</w:t>
             </w:r>
@@ -5625,6 +5833,7 @@
                 <w:color w:val="D6DEEB"/>
                 <w:sz w:val="21"/>
                 <w:szCs w:val="21"/>
+                <w:lang w:val="en-US"/>
               </w:rPr>
               <w:t>i</w:t>
             </w:r>
@@ -5636,6 +5845,7 @@
                 <w:color w:val="DCDCDC"/>
                 <w:sz w:val="21"/>
                 <w:szCs w:val="21"/>
+                <w:lang w:val="en-US"/>
               </w:rPr>
               <w:t>].</w:t>
             </w:r>
@@ -5647,6 +5857,7 @@
                 <w:color w:val="D6DEEB"/>
                 <w:sz w:val="21"/>
                 <w:szCs w:val="21"/>
+                <w:lang w:val="en-US"/>
               </w:rPr>
               <w:t xml:space="preserve">wt </w:t>
             </w:r>
@@ -5658,6 +5869,7 @@
                 <w:color w:val="DCDCDC"/>
                 <w:sz w:val="21"/>
                 <w:szCs w:val="21"/>
+                <w:lang w:val="en-US"/>
               </w:rPr>
               <w:t>=</w:t>
             </w:r>
@@ -5669,6 +5881,7 @@
                 <w:color w:val="D6DEEB"/>
                 <w:sz w:val="21"/>
                 <w:szCs w:val="21"/>
+                <w:lang w:val="en-US"/>
               </w:rPr>
               <w:t xml:space="preserve"> p</w:t>
             </w:r>
@@ -5680,6 +5893,7 @@
                 <w:color w:val="DCDCDC"/>
                 <w:sz w:val="21"/>
                 <w:szCs w:val="21"/>
+                <w:lang w:val="en-US"/>
               </w:rPr>
               <w:t>[</w:t>
             </w:r>
@@ -5691,6 +5905,7 @@
                 <w:color w:val="D6DEEB"/>
                 <w:sz w:val="21"/>
                 <w:szCs w:val="21"/>
+                <w:lang w:val="en-US"/>
               </w:rPr>
               <w:t>i</w:t>
             </w:r>
@@ -5702,6 +5917,7 @@
                 <w:color w:val="DCDCDC"/>
                 <w:sz w:val="21"/>
                 <w:szCs w:val="21"/>
+                <w:lang w:val="en-US"/>
               </w:rPr>
               <w:t>].</w:t>
             </w:r>
@@ -5713,6 +5929,7 @@
                 <w:color w:val="D6DEEB"/>
                 <w:sz w:val="21"/>
                 <w:szCs w:val="21"/>
+                <w:lang w:val="en-US"/>
               </w:rPr>
               <w:t xml:space="preserve">tat </w:t>
             </w:r>
@@ -5724,6 +5941,7 @@
                 <w:color w:val="DCDCDC"/>
                 <w:sz w:val="21"/>
                 <w:szCs w:val="21"/>
+                <w:lang w:val="en-US"/>
               </w:rPr>
               <w:t>-</w:t>
             </w:r>
@@ -5735,6 +5953,7 @@
                 <w:color w:val="D6DEEB"/>
                 <w:sz w:val="21"/>
                 <w:szCs w:val="21"/>
+                <w:lang w:val="en-US"/>
               </w:rPr>
               <w:t xml:space="preserve"> p</w:t>
             </w:r>
@@ -5746,6 +5965,7 @@
                 <w:color w:val="DCDCDC"/>
                 <w:sz w:val="21"/>
                 <w:szCs w:val="21"/>
+                <w:lang w:val="en-US"/>
               </w:rPr>
               <w:t>[</w:t>
             </w:r>
@@ -5757,6 +5977,7 @@
                 <w:color w:val="D6DEEB"/>
                 <w:sz w:val="21"/>
                 <w:szCs w:val="21"/>
+                <w:lang w:val="en-US"/>
               </w:rPr>
               <w:t>i</w:t>
             </w:r>
@@ -5768,6 +5989,7 @@
                 <w:color w:val="DCDCDC"/>
                 <w:sz w:val="21"/>
                 <w:szCs w:val="21"/>
+                <w:lang w:val="en-US"/>
               </w:rPr>
               <w:t>].</w:t>
             </w:r>
@@ -5779,6 +6001,7 @@
                 <w:color w:val="D6DEEB"/>
                 <w:sz w:val="21"/>
                 <w:szCs w:val="21"/>
+                <w:lang w:val="en-US"/>
               </w:rPr>
               <w:t>bt</w:t>
             </w:r>
@@ -5790,6 +6013,7 @@
                 <w:color w:val="DCDCDC"/>
                 <w:sz w:val="21"/>
                 <w:szCs w:val="21"/>
+                <w:lang w:val="en-US"/>
               </w:rPr>
               <w:t>;</w:t>
             </w:r>
@@ -5801,6 +6025,7 @@
                 <w:color w:val="D6DEEB"/>
                 <w:sz w:val="21"/>
                 <w:szCs w:val="21"/>
+                <w:lang w:val="en-US"/>
               </w:rPr>
               <w:t xml:space="preserve"> </w:t>
             </w:r>
@@ -6182,6 +6407,7 @@
                 <w:color w:val="D6DEEB"/>
                 <w:sz w:val="21"/>
                 <w:szCs w:val="21"/>
+                <w:lang w:val="en-US"/>
               </w:rPr>
               <w:t xml:space="preserve">        printf</w:t>
             </w:r>
@@ -6193,6 +6419,7 @@
                 <w:color w:val="DCDCDC"/>
                 <w:sz w:val="21"/>
                 <w:szCs w:val="21"/>
+                <w:lang w:val="en-US"/>
               </w:rPr>
               <w:t>(</w:t>
             </w:r>
@@ -6204,6 +6431,7 @@
                 <w:color w:val="ADDB67"/>
                 <w:sz w:val="21"/>
                 <w:szCs w:val="21"/>
+                <w:lang w:val="en-US"/>
               </w:rPr>
               <w:t>"P%d\t%d\t%d\t%d\t%d\t%d\n"</w:t>
             </w:r>
@@ -6215,6 +6443,7 @@
                 <w:color w:val="DCDCDC"/>
                 <w:sz w:val="21"/>
                 <w:szCs w:val="21"/>
+                <w:lang w:val="en-US"/>
               </w:rPr>
               <w:t>,</w:t>
             </w:r>
@@ -6226,6 +6455,7 @@
                 <w:color w:val="D6DEEB"/>
                 <w:sz w:val="21"/>
                 <w:szCs w:val="21"/>
+                <w:lang w:val="en-US"/>
               </w:rPr>
               <w:t xml:space="preserve"> </w:t>
             </w:r>
@@ -6249,6 +6479,7 @@
                 <w:color w:val="D6DEEB"/>
                 <w:sz w:val="21"/>
                 <w:szCs w:val="21"/>
+                <w:lang w:val="en-US"/>
               </w:rPr>
               <w:t xml:space="preserve">               p</w:t>
             </w:r>
@@ -6260,6 +6491,7 @@
                 <w:color w:val="DCDCDC"/>
                 <w:sz w:val="21"/>
                 <w:szCs w:val="21"/>
+                <w:lang w:val="en-US"/>
               </w:rPr>
               <w:t>[</w:t>
             </w:r>
@@ -6271,6 +6503,7 @@
                 <w:color w:val="D6DEEB"/>
                 <w:sz w:val="21"/>
                 <w:szCs w:val="21"/>
+                <w:lang w:val="en-US"/>
               </w:rPr>
               <w:t>i</w:t>
             </w:r>
@@ -6282,6 +6515,7 @@
                 <w:color w:val="DCDCDC"/>
                 <w:sz w:val="21"/>
                 <w:szCs w:val="21"/>
+                <w:lang w:val="en-US"/>
               </w:rPr>
               <w:t>].</w:t>
             </w:r>
@@ -6293,6 +6527,7 @@
                 <w:color w:val="D6DEEB"/>
                 <w:sz w:val="21"/>
                 <w:szCs w:val="21"/>
+                <w:lang w:val="en-US"/>
               </w:rPr>
               <w:t>pid</w:t>
             </w:r>
@@ -6304,6 +6539,7 @@
                 <w:color w:val="DCDCDC"/>
                 <w:sz w:val="21"/>
                 <w:szCs w:val="21"/>
+                <w:lang w:val="en-US"/>
               </w:rPr>
               <w:t>,</w:t>
             </w:r>
@@ -6315,6 +6551,7 @@
                 <w:color w:val="D6DEEB"/>
                 <w:sz w:val="21"/>
                 <w:szCs w:val="21"/>
+                <w:lang w:val="en-US"/>
               </w:rPr>
               <w:t xml:space="preserve"> p</w:t>
             </w:r>
@@ -6326,6 +6563,7 @@
                 <w:color w:val="DCDCDC"/>
                 <w:sz w:val="21"/>
                 <w:szCs w:val="21"/>
+                <w:lang w:val="en-US"/>
               </w:rPr>
               <w:t>[</w:t>
             </w:r>
@@ -6337,6 +6575,7 @@
                 <w:color w:val="D6DEEB"/>
                 <w:sz w:val="21"/>
                 <w:szCs w:val="21"/>
+                <w:lang w:val="en-US"/>
               </w:rPr>
               <w:t>i</w:t>
             </w:r>
@@ -6348,6 +6587,7 @@
                 <w:color w:val="DCDCDC"/>
                 <w:sz w:val="21"/>
                 <w:szCs w:val="21"/>
+                <w:lang w:val="en-US"/>
               </w:rPr>
               <w:t>].</w:t>
             </w:r>
@@ -6359,6 +6599,7 @@
                 <w:color w:val="D6DEEB"/>
                 <w:sz w:val="21"/>
                 <w:szCs w:val="21"/>
+                <w:lang w:val="en-US"/>
               </w:rPr>
               <w:t>at</w:t>
             </w:r>
@@ -6370,6 +6611,7 @@
                 <w:color w:val="DCDCDC"/>
                 <w:sz w:val="21"/>
                 <w:szCs w:val="21"/>
+                <w:lang w:val="en-US"/>
               </w:rPr>
               <w:t>,</w:t>
             </w:r>
@@ -6381,6 +6623,7 @@
                 <w:color w:val="D6DEEB"/>
                 <w:sz w:val="21"/>
                 <w:szCs w:val="21"/>
+                <w:lang w:val="en-US"/>
               </w:rPr>
               <w:t xml:space="preserve"> p</w:t>
             </w:r>
@@ -6392,6 +6635,7 @@
                 <w:color w:val="DCDCDC"/>
                 <w:sz w:val="21"/>
                 <w:szCs w:val="21"/>
+                <w:lang w:val="en-US"/>
               </w:rPr>
               <w:t>[</w:t>
             </w:r>
@@ -6403,6 +6647,7 @@
                 <w:color w:val="D6DEEB"/>
                 <w:sz w:val="21"/>
                 <w:szCs w:val="21"/>
+                <w:lang w:val="en-US"/>
               </w:rPr>
               <w:t>i</w:t>
             </w:r>
@@ -6414,6 +6659,7 @@
                 <w:color w:val="DCDCDC"/>
                 <w:sz w:val="21"/>
                 <w:szCs w:val="21"/>
+                <w:lang w:val="en-US"/>
               </w:rPr>
               <w:t>].</w:t>
             </w:r>
@@ -6425,6 +6671,7 @@
                 <w:color w:val="D6DEEB"/>
                 <w:sz w:val="21"/>
                 <w:szCs w:val="21"/>
+                <w:lang w:val="en-US"/>
               </w:rPr>
               <w:t>bt</w:t>
             </w:r>
@@ -6436,6 +6683,7 @@
                 <w:color w:val="DCDCDC"/>
                 <w:sz w:val="21"/>
                 <w:szCs w:val="21"/>
+                <w:lang w:val="en-US"/>
               </w:rPr>
               <w:t>,</w:t>
             </w:r>
@@ -6447,6 +6695,7 @@
                 <w:color w:val="D6DEEB"/>
                 <w:sz w:val="21"/>
                 <w:szCs w:val="21"/>
+                <w:lang w:val="en-US"/>
               </w:rPr>
               <w:t xml:space="preserve"> </w:t>
             </w:r>
@@ -6470,6 +6719,7 @@
                 <w:color w:val="D6DEEB"/>
                 <w:sz w:val="21"/>
                 <w:szCs w:val="21"/>
+                <w:lang w:val="en-US"/>
               </w:rPr>
               <w:t xml:space="preserve">               p</w:t>
             </w:r>
@@ -6481,6 +6731,7 @@
                 <w:color w:val="DCDCDC"/>
                 <w:sz w:val="21"/>
                 <w:szCs w:val="21"/>
+                <w:lang w:val="en-US"/>
               </w:rPr>
               <w:t>[</w:t>
             </w:r>
@@ -6492,6 +6743,7 @@
                 <w:color w:val="D6DEEB"/>
                 <w:sz w:val="21"/>
                 <w:szCs w:val="21"/>
+                <w:lang w:val="en-US"/>
               </w:rPr>
               <w:t>i</w:t>
             </w:r>
@@ -6503,6 +6755,7 @@
                 <w:color w:val="DCDCDC"/>
                 <w:sz w:val="21"/>
                 <w:szCs w:val="21"/>
+                <w:lang w:val="en-US"/>
               </w:rPr>
               <w:t>].</w:t>
             </w:r>
@@ -6514,6 +6767,7 @@
                 <w:color w:val="D6DEEB"/>
                 <w:sz w:val="21"/>
                 <w:szCs w:val="21"/>
+                <w:lang w:val="en-US"/>
               </w:rPr>
               <w:t>ct</w:t>
             </w:r>
@@ -6525,6 +6779,7 @@
                 <w:color w:val="DCDCDC"/>
                 <w:sz w:val="21"/>
                 <w:szCs w:val="21"/>
+                <w:lang w:val="en-US"/>
               </w:rPr>
               <w:t>,</w:t>
             </w:r>
@@ -6536,6 +6791,7 @@
                 <w:color w:val="D6DEEB"/>
                 <w:sz w:val="21"/>
                 <w:szCs w:val="21"/>
+                <w:lang w:val="en-US"/>
               </w:rPr>
               <w:t xml:space="preserve"> p</w:t>
             </w:r>
@@ -6547,6 +6803,7 @@
                 <w:color w:val="DCDCDC"/>
                 <w:sz w:val="21"/>
                 <w:szCs w:val="21"/>
+                <w:lang w:val="en-US"/>
               </w:rPr>
               <w:t>[</w:t>
             </w:r>
@@ -6558,6 +6815,7 @@
                 <w:color w:val="D6DEEB"/>
                 <w:sz w:val="21"/>
                 <w:szCs w:val="21"/>
+                <w:lang w:val="en-US"/>
               </w:rPr>
               <w:t>i</w:t>
             </w:r>
@@ -6569,6 +6827,7 @@
                 <w:color w:val="DCDCDC"/>
                 <w:sz w:val="21"/>
                 <w:szCs w:val="21"/>
+                <w:lang w:val="en-US"/>
               </w:rPr>
               <w:t>].</w:t>
             </w:r>
@@ -6580,6 +6839,7 @@
                 <w:color w:val="D6DEEB"/>
                 <w:sz w:val="21"/>
                 <w:szCs w:val="21"/>
+                <w:lang w:val="en-US"/>
               </w:rPr>
               <w:t>tat</w:t>
             </w:r>
@@ -6591,6 +6851,7 @@
                 <w:color w:val="DCDCDC"/>
                 <w:sz w:val="21"/>
                 <w:szCs w:val="21"/>
+                <w:lang w:val="en-US"/>
               </w:rPr>
               <w:t>,</w:t>
             </w:r>
@@ -6602,6 +6863,7 @@
                 <w:color w:val="D6DEEB"/>
                 <w:sz w:val="21"/>
                 <w:szCs w:val="21"/>
+                <w:lang w:val="en-US"/>
               </w:rPr>
               <w:t xml:space="preserve"> p</w:t>
             </w:r>
@@ -6613,6 +6875,7 @@
                 <w:color w:val="DCDCDC"/>
                 <w:sz w:val="21"/>
                 <w:szCs w:val="21"/>
+                <w:lang w:val="en-US"/>
               </w:rPr>
               <w:t>[</w:t>
             </w:r>
@@ -6624,6 +6887,7 @@
                 <w:color w:val="D6DEEB"/>
                 <w:sz w:val="21"/>
                 <w:szCs w:val="21"/>
+                <w:lang w:val="en-US"/>
               </w:rPr>
               <w:t>i</w:t>
             </w:r>
@@ -6635,6 +6899,7 @@
                 <w:color w:val="DCDCDC"/>
                 <w:sz w:val="21"/>
                 <w:szCs w:val="21"/>
+                <w:lang w:val="en-US"/>
               </w:rPr>
               <w:t>].</w:t>
             </w:r>
@@ -6646,6 +6911,7 @@
                 <w:color w:val="D6DEEB"/>
                 <w:sz w:val="21"/>
                 <w:szCs w:val="21"/>
+                <w:lang w:val="en-US"/>
               </w:rPr>
               <w:t>wt</w:t>
             </w:r>
@@ -6657,6 +6923,7 @@
                 <w:color w:val="DCDCDC"/>
                 <w:sz w:val="21"/>
                 <w:szCs w:val="21"/>
+                <w:lang w:val="en-US"/>
               </w:rPr>
               <w:t>);</w:t>
             </w:r>
@@ -6668,6 +6935,7 @@
                 <w:color w:val="D6DEEB"/>
                 <w:sz w:val="21"/>
                 <w:szCs w:val="21"/>
+                <w:lang w:val="en-US"/>
               </w:rPr>
               <w:t xml:space="preserve"> </w:t>
             </w:r>
@@ -7812,10 +8080,19 @@
               <w:t>;</w:t>
             </w:r>
           </w:p>
-          <w:p wp14:textId="4202389A">
+          <w:p wp14:textId="346BCAC6">
             <w:pPr>
               <w:shd w:val="clear" w:color="auto" w:fill="011627"/>
               <w:spacing w:before="0" w:beforeAutospacing="off" w:after="0" w:afterAutospacing="off" w:line="330" w:lineRule="auto"/>
+              <w:rPr>
+                <w:rFonts w:ascii="Consolas" w:hAnsi="Consolas" w:eastAsia="Consolas" w:cs="Consolas"/>
+                <w:b w:val="0"/>
+                <w:bCs w:val="0"/>
+                <w:color w:val="484F5D"/>
+                <w:sz w:val="21"/>
+                <w:szCs w:val="21"/>
+                <w:lang w:val="en-US"/>
+              </w:rPr>
             </w:pPr>
             <w:r>
               <w:rPr>
@@ -7851,7 +8128,19 @@
                 <w:szCs w:val="21"/>
                 <w:lang w:val="en-US"/>
               </w:rPr>
-              <w:t xml:space="preserve"> at</w:t>
+              <w:t xml:space="preserve"> </w:t>
+            </w:r>
+            <w:r>
+              <w:rPr>
+                <w:rFonts w:ascii="Consolas" w:hAnsi="Consolas" w:eastAsia="Consolas" w:cs="Consolas"/>
+                <w:b w:val="0"/>
+                <w:bCs w:val="0"/>
+                <w:color w:val="D6DEEB"/>
+                <w:sz w:val="21"/>
+                <w:szCs w:val="21"/>
+                <w:lang w:val="en-US"/>
+              </w:rPr>
+              <w:t>at</w:t>
             </w:r>
             <w:r>
               <w:rPr>
@@ -7875,25 +8164,34 @@
                 <w:szCs w:val="21"/>
                 <w:lang w:val="en-US"/>
               </w:rPr>
-              <w:t xml:space="preserve">     </w:t>
-            </w:r>
-            <w:r>
-              <w:rPr>
-                <w:rFonts w:ascii="Consolas" w:hAnsi="Consolas" w:eastAsia="Consolas" w:cs="Consolas"/>
-                <w:b w:val="0"/>
-                <w:bCs w:val="0"/>
-                <w:color w:val="484F5D"/>
-                <w:sz w:val="21"/>
-                <w:szCs w:val="21"/>
-                <w:lang w:val="en-US"/>
-              </w:rPr>
-              <w:t>// Arrival Time</w:t>
-            </w:r>
-          </w:p>
-          <w:p wp14:textId="06435856">
+              <w:t xml:space="preserve">   </w:t>
+            </w:r>
+            <w:r>
+              <w:rPr>
+                <w:rFonts w:ascii="Consolas" w:hAnsi="Consolas" w:eastAsia="Consolas" w:cs="Consolas"/>
+                <w:b w:val="0"/>
+                <w:bCs w:val="0"/>
+                <w:color w:val="D6DEEB"/>
+                <w:sz w:val="21"/>
+                <w:szCs w:val="21"/>
+                <w:lang w:val="en-US"/>
+              </w:rPr>
+              <w:t xml:space="preserve">  </w:t>
+            </w:r>
+          </w:p>
+          <w:p wp14:textId="6081C3DA">
             <w:pPr>
               <w:shd w:val="clear" w:color="auto" w:fill="011627"/>
               <w:spacing w:before="0" w:beforeAutospacing="off" w:after="0" w:afterAutospacing="off" w:line="330" w:lineRule="auto"/>
+              <w:rPr>
+                <w:rFonts w:ascii="Consolas" w:hAnsi="Consolas" w:eastAsia="Consolas" w:cs="Consolas"/>
+                <w:b w:val="0"/>
+                <w:bCs w:val="0"/>
+                <w:color w:val="484F5D"/>
+                <w:sz w:val="21"/>
+                <w:szCs w:val="21"/>
+                <w:lang w:val="en-US"/>
+              </w:rPr>
             </w:pPr>
             <w:r>
               <w:rPr>
@@ -7929,7 +8227,19 @@
                 <w:szCs w:val="21"/>
                 <w:lang w:val="en-US"/>
               </w:rPr>
-              <w:t xml:space="preserve"> bt</w:t>
+              <w:t xml:space="preserve"> </w:t>
+            </w:r>
+            <w:r>
+              <w:rPr>
+                <w:rFonts w:ascii="Consolas" w:hAnsi="Consolas" w:eastAsia="Consolas" w:cs="Consolas"/>
+                <w:b w:val="0"/>
+                <w:bCs w:val="0"/>
+                <w:color w:val="D6DEEB"/>
+                <w:sz w:val="21"/>
+                <w:szCs w:val="21"/>
+                <w:lang w:val="en-US"/>
+              </w:rPr>
+              <w:t>bt</w:t>
             </w:r>
             <w:r>
               <w:rPr>
@@ -7955,23 +8265,20 @@
               </w:rPr>
               <w:t xml:space="preserve">     </w:t>
             </w:r>
-            <w:r>
-              <w:rPr>
-                <w:rFonts w:ascii="Consolas" w:hAnsi="Consolas" w:eastAsia="Consolas" w:cs="Consolas"/>
-                <w:b w:val="0"/>
-                <w:bCs w:val="0"/>
-                <w:color w:val="484F5D"/>
-                <w:sz w:val="21"/>
-                <w:szCs w:val="21"/>
-                <w:lang w:val="en-US"/>
-              </w:rPr>
-              <w:t>// Burst Time</w:t>
-            </w:r>
-          </w:p>
-          <w:p wp14:textId="194259F3">
+          </w:p>
+          <w:p wp14:textId="633BD676">
             <w:pPr>
               <w:shd w:val="clear" w:color="auto" w:fill="011627"/>
               <w:spacing w:before="0" w:beforeAutospacing="off" w:after="0" w:afterAutospacing="off" w:line="330" w:lineRule="auto"/>
+              <w:rPr>
+                <w:rFonts w:ascii="Consolas" w:hAnsi="Consolas" w:eastAsia="Consolas" w:cs="Consolas"/>
+                <w:b w:val="0"/>
+                <w:bCs w:val="0"/>
+                <w:color w:val="484F5D"/>
+                <w:sz w:val="21"/>
+                <w:szCs w:val="21"/>
+                <w:lang w:val="en-US"/>
+              </w:rPr>
             </w:pPr>
             <w:r>
               <w:rPr>
@@ -8007,7 +8314,19 @@
                 <w:szCs w:val="21"/>
                 <w:lang w:val="en-US"/>
               </w:rPr>
-              <w:t xml:space="preserve"> ct</w:t>
+              <w:t xml:space="preserve"> </w:t>
+            </w:r>
+            <w:r>
+              <w:rPr>
+                <w:rFonts w:ascii="Consolas" w:hAnsi="Consolas" w:eastAsia="Consolas" w:cs="Consolas"/>
+                <w:b w:val="0"/>
+                <w:bCs w:val="0"/>
+                <w:color w:val="D6DEEB"/>
+                <w:sz w:val="21"/>
+                <w:szCs w:val="21"/>
+                <w:lang w:val="en-US"/>
+              </w:rPr>
+              <w:t>ct</w:t>
             </w:r>
             <w:r>
               <w:rPr>
@@ -8033,23 +8352,20 @@
               </w:rPr>
               <w:t xml:space="preserve">     </w:t>
             </w:r>
-            <w:r>
-              <w:rPr>
-                <w:rFonts w:ascii="Consolas" w:hAnsi="Consolas" w:eastAsia="Consolas" w:cs="Consolas"/>
-                <w:b w:val="0"/>
-                <w:bCs w:val="0"/>
-                <w:color w:val="484F5D"/>
-                <w:sz w:val="21"/>
-                <w:szCs w:val="21"/>
-                <w:lang w:val="en-US"/>
-              </w:rPr>
-              <w:t>// Completion Time</w:t>
-            </w:r>
-          </w:p>
-          <w:p wp14:textId="1B157438">
+          </w:p>
+          <w:p wp14:textId="0B178FDB">
             <w:pPr>
               <w:shd w:val="clear" w:color="auto" w:fill="011627"/>
               <w:spacing w:before="0" w:beforeAutospacing="off" w:after="0" w:afterAutospacing="off" w:line="330" w:lineRule="auto"/>
+              <w:rPr>
+                <w:rFonts w:ascii="Consolas" w:hAnsi="Consolas" w:eastAsia="Consolas" w:cs="Consolas"/>
+                <w:b w:val="0"/>
+                <w:bCs w:val="0"/>
+                <w:color w:val="484F5D"/>
+                <w:sz w:val="21"/>
+                <w:szCs w:val="21"/>
+                <w:lang w:val="en-US"/>
+              </w:rPr>
             </w:pPr>
             <w:r>
               <w:rPr>
@@ -8085,7 +8401,19 @@
                 <w:szCs w:val="21"/>
                 <w:lang w:val="en-US"/>
               </w:rPr>
-              <w:t xml:space="preserve"> tat</w:t>
+              <w:t xml:space="preserve"> </w:t>
+            </w:r>
+            <w:r>
+              <w:rPr>
+                <w:rFonts w:ascii="Consolas" w:hAnsi="Consolas" w:eastAsia="Consolas" w:cs="Consolas"/>
+                <w:b w:val="0"/>
+                <w:bCs w:val="0"/>
+                <w:color w:val="D6DEEB"/>
+                <w:sz w:val="21"/>
+                <w:szCs w:val="21"/>
+                <w:lang w:val="en-US"/>
+              </w:rPr>
+              <w:t>tat</w:t>
             </w:r>
             <w:r>
               <w:rPr>
@@ -8109,25 +8437,34 @@
                 <w:szCs w:val="21"/>
                 <w:lang w:val="en-US"/>
               </w:rPr>
-              <w:t xml:space="preserve">    </w:t>
-            </w:r>
-            <w:r>
-              <w:rPr>
-                <w:rFonts w:ascii="Consolas" w:hAnsi="Consolas" w:eastAsia="Consolas" w:cs="Consolas"/>
-                <w:b w:val="0"/>
-                <w:bCs w:val="0"/>
-                <w:color w:val="484F5D"/>
-                <w:sz w:val="21"/>
-                <w:szCs w:val="21"/>
-                <w:lang w:val="en-US"/>
-              </w:rPr>
-              <w:t>// Turnaround Time</w:t>
-            </w:r>
-          </w:p>
-          <w:p wp14:textId="18E8DBCB">
+              <w:t xml:space="preserve">   </w:t>
+            </w:r>
+            <w:r>
+              <w:rPr>
+                <w:rFonts w:ascii="Consolas" w:hAnsi="Consolas" w:eastAsia="Consolas" w:cs="Consolas"/>
+                <w:b w:val="0"/>
+                <w:bCs w:val="0"/>
+                <w:color w:val="D6DEEB"/>
+                <w:sz w:val="21"/>
+                <w:szCs w:val="21"/>
+                <w:lang w:val="en-US"/>
+              </w:rPr>
+              <w:t xml:space="preserve"> </w:t>
+            </w:r>
+          </w:p>
+          <w:p wp14:textId="22723AE8">
             <w:pPr>
               <w:shd w:val="clear" w:color="auto" w:fill="011627"/>
               <w:spacing w:before="0" w:beforeAutospacing="off" w:after="0" w:afterAutospacing="off" w:line="330" w:lineRule="auto"/>
+              <w:rPr>
+                <w:rFonts w:ascii="Consolas" w:hAnsi="Consolas" w:eastAsia="Consolas" w:cs="Consolas"/>
+                <w:b w:val="0"/>
+                <w:bCs w:val="0"/>
+                <w:color w:val="484F5D"/>
+                <w:sz w:val="21"/>
+                <w:szCs w:val="21"/>
+                <w:lang w:val="en-US"/>
+              </w:rPr>
             </w:pPr>
             <w:r>
               <w:rPr>
@@ -8163,7 +8500,19 @@
                 <w:szCs w:val="21"/>
                 <w:lang w:val="en-US"/>
               </w:rPr>
-              <w:t xml:space="preserve"> wt</w:t>
+              <w:t xml:space="preserve"> </w:t>
+            </w:r>
+            <w:r>
+              <w:rPr>
+                <w:rFonts w:ascii="Consolas" w:hAnsi="Consolas" w:eastAsia="Consolas" w:cs="Consolas"/>
+                <w:b w:val="0"/>
+                <w:bCs w:val="0"/>
+                <w:color w:val="D6DEEB"/>
+                <w:sz w:val="21"/>
+                <w:szCs w:val="21"/>
+                <w:lang w:val="en-US"/>
+              </w:rPr>
+              <w:t>wt</w:t>
             </w:r>
             <w:r>
               <w:rPr>
@@ -8188,18 +8537,6 @@
                 <w:lang w:val="en-US"/>
               </w:rPr>
               <w:t xml:space="preserve">     </w:t>
-            </w:r>
-            <w:r>
-              <w:rPr>
-                <w:rFonts w:ascii="Consolas" w:hAnsi="Consolas" w:eastAsia="Consolas" w:cs="Consolas"/>
-                <w:b w:val="0"/>
-                <w:bCs w:val="0"/>
-                <w:color w:val="484F5D"/>
-                <w:sz w:val="21"/>
-                <w:szCs w:val="21"/>
-                <w:lang w:val="en-US"/>
-              </w:rPr>
-              <w:t>// Waiting Time</w:t>
             </w:r>
           </w:p>
           <w:p wp14:textId="61A59A16">
@@ -8977,10 +9314,18 @@
               <w:spacing w:before="0" w:beforeAutospacing="off" w:after="0" w:afterAutospacing="off" w:line="330" w:lineRule="auto"/>
             </w:pPr>
           </w:p>
-          <w:p wp14:textId="07F1796C">
+          <w:p wp14:textId="5DB4964F">
             <w:pPr>
               <w:shd w:val="clear" w:color="auto" w:fill="011627"/>
               <w:spacing w:before="0" w:beforeAutospacing="off" w:after="0" w:afterAutospacing="off" w:line="330" w:lineRule="auto"/>
+              <w:rPr>
+                <w:rFonts w:ascii="Consolas" w:hAnsi="Consolas" w:eastAsia="Consolas" w:cs="Consolas"/>
+                <w:b w:val="0"/>
+                <w:bCs w:val="0"/>
+                <w:color w:val="484F5D"/>
+                <w:sz w:val="21"/>
+                <w:szCs w:val="21"/>
+              </w:rPr>
             </w:pPr>
             <w:r>
               <w:rPr>
@@ -8992,17 +9337,6 @@
                 <w:szCs w:val="21"/>
               </w:rPr>
               <w:t xml:space="preserve">    </w:t>
-            </w:r>
-            <w:r>
-              <w:rPr>
-                <w:rFonts w:ascii="Consolas" w:hAnsi="Consolas" w:eastAsia="Consolas" w:cs="Consolas"/>
-                <w:b w:val="0"/>
-                <w:bCs w:val="0"/>
-                <w:color w:val="484F5D"/>
-                <w:sz w:val="21"/>
-                <w:szCs w:val="21"/>
-              </w:rPr>
-              <w:t>// Input</w:t>
             </w:r>
           </w:p>
           <w:p wp14:textId="620AE1C3">
@@ -9747,10 +10081,19 @@
               <w:spacing w:before="0" w:beforeAutospacing="off" w:after="0" w:afterAutospacing="off" w:line="330" w:lineRule="auto"/>
             </w:pPr>
           </w:p>
-          <w:p wp14:textId="15E22583">
+          <w:p wp14:textId="234290FB">
             <w:pPr>
               <w:shd w:val="clear" w:color="auto" w:fill="011627"/>
               <w:spacing w:before="0" w:beforeAutospacing="off" w:after="0" w:afterAutospacing="off" w:line="330" w:lineRule="auto"/>
+              <w:rPr>
+                <w:rFonts w:ascii="Consolas" w:hAnsi="Consolas" w:eastAsia="Consolas" w:cs="Consolas"/>
+                <w:b w:val="0"/>
+                <w:bCs w:val="0"/>
+                <w:color w:val="484F5D"/>
+                <w:sz w:val="21"/>
+                <w:szCs w:val="21"/>
+                <w:lang w:val="en-US"/>
+              </w:rPr>
             </w:pPr>
             <w:r>
               <w:rPr>
@@ -9763,18 +10106,6 @@
                 <w:lang w:val="en-US"/>
               </w:rPr>
               <w:t xml:space="preserve">    </w:t>
-            </w:r>
-            <w:r>
-              <w:rPr>
-                <w:rFonts w:ascii="Consolas" w:hAnsi="Consolas" w:eastAsia="Consolas" w:cs="Consolas"/>
-                <w:b w:val="0"/>
-                <w:bCs w:val="0"/>
-                <w:color w:val="484F5D"/>
-                <w:sz w:val="21"/>
-                <w:szCs w:val="21"/>
-                <w:lang w:val="en-US"/>
-              </w:rPr>
-              <w:t>// SJF Non-Preemptive</w:t>
             </w:r>
           </w:p>
           <w:p wp14:textId="60666087">
@@ -10007,23 +10338,10 @@
               <w:spacing w:before="0" w:beforeAutospacing="off" w:after="0" w:afterAutospacing="off" w:line="330" w:lineRule="auto"/>
             </w:pPr>
           </w:p>
-          <w:p wp14:textId="3ED8A82F">
+          <w:p wp14:textId="76CCE489">
             <w:pPr>
               <w:shd w:val="clear" w:color="auto" w:fill="011627"/>
               <w:spacing w:before="0" w:beforeAutospacing="off" w:after="0" w:afterAutospacing="off" w:line="330" w:lineRule="auto"/>
-            </w:pPr>
-            <w:r>
-              <w:rPr>
-                <w:rFonts w:ascii="Consolas" w:hAnsi="Consolas" w:eastAsia="Consolas" w:cs="Consolas"/>
-                <w:b w:val="0"/>
-                <w:bCs w:val="0"/>
-                <w:color w:val="D6DEEB"/>
-                <w:sz w:val="21"/>
-                <w:szCs w:val="21"/>
-              </w:rPr>
-              <w:t xml:space="preserve">        </w:t>
-            </w:r>
-            <w:r>
               <w:rPr>
                 <w:rFonts w:ascii="Consolas" w:hAnsi="Consolas" w:eastAsia="Consolas" w:cs="Consolas"/>
                 <w:b w:val="0"/>
@@ -10032,7 +10350,17 @@
                 <w:sz w:val="21"/>
                 <w:szCs w:val="21"/>
               </w:rPr>
-              <w:t>// Find shortest available process</w:t>
+            </w:pPr>
+            <w:r>
+              <w:rPr>
+                <w:rFonts w:ascii="Consolas" w:hAnsi="Consolas" w:eastAsia="Consolas" w:cs="Consolas"/>
+                <w:b w:val="0"/>
+                <w:bCs w:val="0"/>
+                <w:color w:val="D6DEEB"/>
+                <w:sz w:val="21"/>
+                <w:szCs w:val="21"/>
+              </w:rPr>
+              <w:t xml:space="preserve">     </w:t>
             </w:r>
           </w:p>
           <w:p wp14:textId="3307CCCA">
@@ -11019,23 +11347,10 @@
               <w:spacing w:before="0" w:beforeAutospacing="off" w:after="0" w:afterAutospacing="off" w:line="330" w:lineRule="auto"/>
             </w:pPr>
           </w:p>
-          <w:p wp14:textId="5FC27BD0">
+          <w:p wp14:textId="2E26A9C9">
             <w:pPr>
               <w:shd w:val="clear" w:color="auto" w:fill="011627"/>
               <w:spacing w:before="0" w:beforeAutospacing="off" w:after="0" w:afterAutospacing="off" w:line="330" w:lineRule="auto"/>
-            </w:pPr>
-            <w:r>
-              <w:rPr>
-                <w:rFonts w:ascii="Consolas" w:hAnsi="Consolas" w:eastAsia="Consolas" w:cs="Consolas"/>
-                <w:b w:val="0"/>
-                <w:bCs w:val="0"/>
-                <w:color w:val="D6DEEB"/>
-                <w:sz w:val="21"/>
-                <w:szCs w:val="21"/>
-              </w:rPr>
-              <w:t xml:space="preserve">        </w:t>
-            </w:r>
-            <w:r>
               <w:rPr>
                 <w:rFonts w:ascii="Consolas" w:hAnsi="Consolas" w:eastAsia="Consolas" w:cs="Consolas"/>
                 <w:b w:val="0"/>
@@ -11044,7 +11359,17 @@
                 <w:sz w:val="21"/>
                 <w:szCs w:val="21"/>
               </w:rPr>
-              <w:t>// If no process has arrived</w:t>
+            </w:pPr>
+            <w:r>
+              <w:rPr>
+                <w:rFonts w:ascii="Consolas" w:hAnsi="Consolas" w:eastAsia="Consolas" w:cs="Consolas"/>
+                <w:b w:val="0"/>
+                <w:bCs w:val="0"/>
+                <w:color w:val="D6DEEB"/>
+                <w:sz w:val="21"/>
+                <w:szCs w:val="21"/>
+              </w:rPr>
+              <w:t xml:space="preserve">      </w:t>
             </w:r>
           </w:p>
           <w:p wp14:textId="576883A9">
@@ -11298,23 +11623,10 @@
               <w:spacing w:before="0" w:beforeAutospacing="off" w:after="0" w:afterAutospacing="off" w:line="330" w:lineRule="auto"/>
             </w:pPr>
           </w:p>
-          <w:p wp14:textId="1D46B706">
+          <w:p wp14:textId="3C10D708">
             <w:pPr>
               <w:shd w:val="clear" w:color="auto" w:fill="011627"/>
               <w:spacing w:before="0" w:beforeAutospacing="off" w:after="0" w:afterAutospacing="off" w:line="330" w:lineRule="auto"/>
-            </w:pPr>
-            <w:r>
-              <w:rPr>
-                <w:rFonts w:ascii="Consolas" w:hAnsi="Consolas" w:eastAsia="Consolas" w:cs="Consolas"/>
-                <w:b w:val="0"/>
-                <w:bCs w:val="0"/>
-                <w:color w:val="D6DEEB"/>
-                <w:sz w:val="21"/>
-                <w:szCs w:val="21"/>
-              </w:rPr>
-              <w:t xml:space="preserve">        </w:t>
-            </w:r>
-            <w:r>
               <w:rPr>
                 <w:rFonts w:ascii="Consolas" w:hAnsi="Consolas" w:eastAsia="Consolas" w:cs="Consolas"/>
                 <w:b w:val="0"/>
@@ -11323,7 +11635,17 @@
                 <w:sz w:val="21"/>
                 <w:szCs w:val="21"/>
               </w:rPr>
-              <w:t>// Execute the selected process completely</w:t>
+            </w:pPr>
+            <w:r>
+              <w:rPr>
+                <w:rFonts w:ascii="Consolas" w:hAnsi="Consolas" w:eastAsia="Consolas" w:cs="Consolas"/>
+                <w:b w:val="0"/>
+                <w:bCs w:val="0"/>
+                <w:color w:val="D6DEEB"/>
+                <w:sz w:val="21"/>
+                <w:szCs w:val="21"/>
+              </w:rPr>
+              <w:t xml:space="preserve">       </w:t>
             </w:r>
           </w:p>
           <w:p wp14:textId="0332AC6D">
@@ -12186,10 +12508,18 @@
               <w:spacing w:before="0" w:beforeAutospacing="off" w:after="0" w:afterAutospacing="off" w:line="330" w:lineRule="auto"/>
             </w:pPr>
           </w:p>
-          <w:p wp14:textId="52301129">
+          <w:p wp14:textId="0B1FB1D5">
             <w:pPr>
               <w:shd w:val="clear" w:color="auto" w:fill="011627"/>
               <w:spacing w:before="0" w:beforeAutospacing="off" w:after="0" w:afterAutospacing="off" w:line="330" w:lineRule="auto"/>
+              <w:rPr>
+                <w:rFonts w:ascii="Consolas" w:hAnsi="Consolas" w:eastAsia="Consolas" w:cs="Consolas"/>
+                <w:b w:val="0"/>
+                <w:bCs w:val="0"/>
+                <w:color w:val="484F5D"/>
+                <w:sz w:val="21"/>
+                <w:szCs w:val="21"/>
+              </w:rPr>
             </w:pPr>
             <w:r>
               <w:rPr>
@@ -12201,17 +12531,6 @@
                 <w:szCs w:val="21"/>
               </w:rPr>
               <w:t xml:space="preserve">    </w:t>
-            </w:r>
-            <w:r>
-              <w:rPr>
-                <w:rFonts w:ascii="Consolas" w:hAnsi="Consolas" w:eastAsia="Consolas" w:cs="Consolas"/>
-                <w:b w:val="0"/>
-                <w:bCs w:val="0"/>
-                <w:color w:val="484F5D"/>
-                <w:sz w:val="21"/>
-                <w:szCs w:val="21"/>
-              </w:rPr>
-              <w:t>// Output</w:t>
             </w:r>
           </w:p>
           <w:p wp14:textId="4BB0A292">
@@ -14349,6 +14668,6141 @@
         </w:rPr>
         <w:t>Implement SJF and calculate all scheduling metrics.</w:t>
       </w:r>
+    </w:p>
+    <w:p>
+      <w:pPr>
+        <w:spacing w:before="60" w:after="120"/>
+        <w:rPr>
+          <w:rFonts w:ascii="Arial" w:hAnsi="Arial" w:eastAsia="Arial" w:cs="Arial"/>
+          <w:sz w:val="22"/>
+          <w:szCs w:val="22"/>
+        </w:rPr>
+      </w:pPr>
+    </w:p>
+    <w:p>
+      <w:pPr>
+        <w:spacing w:before="60" w:after="120"/>
+        <w:rPr>
+          <w:rFonts w:ascii="Arial" w:hAnsi="Arial" w:eastAsia="Arial" w:cs="Arial"/>
+          <w:b w:val="1"/>
+          <w:bCs w:val="1"/>
+          <w:color w:val="002060"/>
+          <w:sz w:val="32"/>
+          <w:szCs w:val="32"/>
+          <w:lang w:val="en-US"/>
+        </w:rPr>
+      </w:pPr>
+      <w:r>
+        <w:rPr>
+          <w:rFonts w:ascii="Arial" w:hAnsi="Arial" w:eastAsia="Arial" w:cs="Arial"/>
+          <w:b w:val="1"/>
+          <w:bCs w:val="1"/>
+          <w:color w:val="002060"/>
+          <w:sz w:val="32"/>
+          <w:szCs w:val="32"/>
+          <w:lang w:val="en-US"/>
+        </w:rPr>
+        <w:t>C Program for SJF (</w:t>
+      </w:r>
+      <w:r>
+        <w:rPr>
+          <w:rFonts w:ascii="Arial" w:hAnsi="Arial" w:eastAsia="Arial" w:cs="Arial"/>
+          <w:b w:val="1"/>
+          <w:bCs w:val="1"/>
+          <w:color w:val="002060"/>
+          <w:sz w:val="32"/>
+          <w:szCs w:val="32"/>
+          <w:lang w:val="en-US"/>
+        </w:rPr>
+        <w:t>Preemptive</w:t>
+      </w:r>
+      <w:r>
+        <w:rPr>
+          <w:rFonts w:ascii="Arial" w:hAnsi="Arial" w:eastAsia="Arial" w:cs="Arial"/>
+          <w:b w:val="1"/>
+          <w:bCs w:val="1"/>
+          <w:color w:val="002060"/>
+          <w:sz w:val="32"/>
+          <w:szCs w:val="32"/>
+          <w:lang w:val="en-US"/>
+        </w:rPr>
+        <w:t>) :</w:t>
+      </w:r>
+    </w:p>
+    <w:p>
+      <w:pPr>
+        <w:shd w:val="clear" w:color="auto" w:fill="011627"/>
+        <w:spacing w:before="0" w:beforeAutospacing="off" w:after="0" w:afterAutospacing="off" w:line="330" w:lineRule="auto"/>
+      </w:pPr>
+      <w:r>
+        <w:rPr>
+          <w:rFonts w:ascii="Consolas" w:hAnsi="Consolas" w:eastAsia="Consolas" w:cs="Consolas"/>
+          <w:b w:val="0"/>
+          <w:bCs w:val="0"/>
+          <w:noProof w:val="0"/>
+          <w:color w:val="C792EA"/>
+          <w:sz w:val="21"/>
+          <w:szCs w:val="21"/>
+          <w:lang w:val="en-US"/>
+        </w:rPr>
+        <w:t>#include</w:t>
+      </w:r>
+      <w:r>
+        <w:rPr>
+          <w:rFonts w:ascii="Consolas" w:hAnsi="Consolas" w:eastAsia="Consolas" w:cs="Consolas"/>
+          <w:b w:val="0"/>
+          <w:bCs w:val="0"/>
+          <w:noProof w:val="0"/>
+          <w:color w:val="D6DEEB"/>
+          <w:sz w:val="21"/>
+          <w:szCs w:val="21"/>
+          <w:lang w:val="en-US"/>
+        </w:rPr>
+        <w:t xml:space="preserve"> </w:t>
+      </w:r>
+      <w:r>
+        <w:rPr>
+          <w:rFonts w:ascii="Consolas" w:hAnsi="Consolas" w:eastAsia="Consolas" w:cs="Consolas"/>
+          <w:b w:val="0"/>
+          <w:bCs w:val="0"/>
+          <w:noProof w:val="0"/>
+          <w:color w:val="C792EA"/>
+          <w:sz w:val="21"/>
+          <w:szCs w:val="21"/>
+          <w:lang w:val="en-US"/>
+        </w:rPr>
+        <w:t>&lt;</w:t>
+      </w:r>
+      <w:r>
+        <w:rPr>
+          <w:rFonts w:ascii="Consolas" w:hAnsi="Consolas" w:eastAsia="Consolas" w:cs="Consolas"/>
+          <w:b w:val="0"/>
+          <w:bCs w:val="0"/>
+          <w:noProof w:val="0"/>
+          <w:color w:val="ADDB67"/>
+          <w:sz w:val="21"/>
+          <w:szCs w:val="21"/>
+          <w:lang w:val="en-US"/>
+        </w:rPr>
+        <w:t>stdio.h</w:t>
+      </w:r>
+      <w:r>
+        <w:rPr>
+          <w:rFonts w:ascii="Consolas" w:hAnsi="Consolas" w:eastAsia="Consolas" w:cs="Consolas"/>
+          <w:b w:val="0"/>
+          <w:bCs w:val="0"/>
+          <w:noProof w:val="0"/>
+          <w:color w:val="C792EA"/>
+          <w:sz w:val="21"/>
+          <w:szCs w:val="21"/>
+          <w:lang w:val="en-US"/>
+        </w:rPr>
+        <w:t>&gt;</w:t>
+      </w:r>
+    </w:p>
+    <w:p>
+      <w:pPr>
+        <w:shd w:val="clear" w:color="auto" w:fill="011627"/>
+        <w:spacing w:before="0" w:beforeAutospacing="off" w:after="0" w:afterAutospacing="off" w:line="330" w:lineRule="auto"/>
+      </w:pPr>
+      <w:r>
+        <w:rPr>
+          <w:rFonts w:ascii="Consolas" w:hAnsi="Consolas" w:eastAsia="Consolas" w:cs="Consolas"/>
+          <w:b w:val="0"/>
+          <w:bCs w:val="0"/>
+          <w:noProof w:val="0"/>
+          <w:color w:val="C792EA"/>
+          <w:sz w:val="21"/>
+          <w:szCs w:val="21"/>
+          <w:lang w:val="en-US"/>
+        </w:rPr>
+        <w:t>#include</w:t>
+      </w:r>
+      <w:r>
+        <w:rPr>
+          <w:rFonts w:ascii="Consolas" w:hAnsi="Consolas" w:eastAsia="Consolas" w:cs="Consolas"/>
+          <w:b w:val="0"/>
+          <w:bCs w:val="0"/>
+          <w:noProof w:val="0"/>
+          <w:color w:val="D6DEEB"/>
+          <w:sz w:val="21"/>
+          <w:szCs w:val="21"/>
+          <w:lang w:val="en-US"/>
+        </w:rPr>
+        <w:t xml:space="preserve"> </w:t>
+      </w:r>
+      <w:r>
+        <w:rPr>
+          <w:rFonts w:ascii="Consolas" w:hAnsi="Consolas" w:eastAsia="Consolas" w:cs="Consolas"/>
+          <w:b w:val="0"/>
+          <w:bCs w:val="0"/>
+          <w:noProof w:val="0"/>
+          <w:color w:val="C792EA"/>
+          <w:sz w:val="21"/>
+          <w:szCs w:val="21"/>
+          <w:lang w:val="en-US"/>
+        </w:rPr>
+        <w:t>&lt;</w:t>
+      </w:r>
+      <w:r>
+        <w:rPr>
+          <w:rFonts w:ascii="Consolas" w:hAnsi="Consolas" w:eastAsia="Consolas" w:cs="Consolas"/>
+          <w:b w:val="0"/>
+          <w:bCs w:val="0"/>
+          <w:noProof w:val="0"/>
+          <w:color w:val="ADDB67"/>
+          <w:sz w:val="21"/>
+          <w:szCs w:val="21"/>
+          <w:lang w:val="en-US"/>
+        </w:rPr>
+        <w:t>limits.h</w:t>
+      </w:r>
+      <w:r>
+        <w:rPr>
+          <w:rFonts w:ascii="Consolas" w:hAnsi="Consolas" w:eastAsia="Consolas" w:cs="Consolas"/>
+          <w:b w:val="0"/>
+          <w:bCs w:val="0"/>
+          <w:noProof w:val="0"/>
+          <w:color w:val="C792EA"/>
+          <w:sz w:val="21"/>
+          <w:szCs w:val="21"/>
+          <w:lang w:val="en-US"/>
+        </w:rPr>
+        <w:t>&gt;</w:t>
+      </w:r>
+    </w:p>
+    <w:p>
+      <w:pPr>
+        <w:shd w:val="clear" w:color="auto" w:fill="011627"/>
+        <w:spacing w:before="0" w:beforeAutospacing="off" w:after="0" w:afterAutospacing="off" w:line="330" w:lineRule="auto"/>
+      </w:pPr>
+    </w:p>
+    <w:p>
+      <w:pPr>
+        <w:shd w:val="clear" w:color="auto" w:fill="011627"/>
+        <w:spacing w:before="0" w:beforeAutospacing="off" w:after="0" w:afterAutospacing="off" w:line="330" w:lineRule="auto"/>
+      </w:pPr>
+      <w:r>
+        <w:rPr>
+          <w:rFonts w:ascii="Consolas" w:hAnsi="Consolas" w:eastAsia="Consolas" w:cs="Consolas"/>
+          <w:b w:val="0"/>
+          <w:bCs w:val="0"/>
+          <w:noProof w:val="0"/>
+          <w:color w:val="C792EA"/>
+          <w:sz w:val="21"/>
+          <w:szCs w:val="21"/>
+          <w:lang w:val="en-US"/>
+        </w:rPr>
+        <w:t>int</w:t>
+      </w:r>
+      <w:r>
+        <w:rPr>
+          <w:rFonts w:ascii="Consolas" w:hAnsi="Consolas" w:eastAsia="Consolas" w:cs="Consolas"/>
+          <w:b w:val="0"/>
+          <w:bCs w:val="0"/>
+          <w:noProof w:val="0"/>
+          <w:color w:val="D6DEEB"/>
+          <w:sz w:val="21"/>
+          <w:szCs w:val="21"/>
+          <w:lang w:val="en-US"/>
+        </w:rPr>
+        <w:t xml:space="preserve"> main</w:t>
+      </w:r>
+      <w:r>
+        <w:rPr>
+          <w:rFonts w:ascii="Consolas" w:hAnsi="Consolas" w:eastAsia="Consolas" w:cs="Consolas"/>
+          <w:b w:val="0"/>
+          <w:bCs w:val="0"/>
+          <w:noProof w:val="0"/>
+          <w:color w:val="DCDCDC"/>
+          <w:sz w:val="21"/>
+          <w:szCs w:val="21"/>
+          <w:lang w:val="en-US"/>
+        </w:rPr>
+        <w:t>()</w:t>
+      </w:r>
+      <w:r>
+        <w:rPr>
+          <w:rFonts w:ascii="Consolas" w:hAnsi="Consolas" w:eastAsia="Consolas" w:cs="Consolas"/>
+          <w:b w:val="0"/>
+          <w:bCs w:val="0"/>
+          <w:noProof w:val="0"/>
+          <w:color w:val="D6DEEB"/>
+          <w:sz w:val="21"/>
+          <w:szCs w:val="21"/>
+          <w:lang w:val="en-US"/>
+        </w:rPr>
+        <w:t xml:space="preserve"> </w:t>
+      </w:r>
+      <w:r>
+        <w:rPr>
+          <w:rFonts w:ascii="Consolas" w:hAnsi="Consolas" w:eastAsia="Consolas" w:cs="Consolas"/>
+          <w:b w:val="0"/>
+          <w:bCs w:val="0"/>
+          <w:noProof w:val="0"/>
+          <w:color w:val="DCDCDC"/>
+          <w:sz w:val="21"/>
+          <w:szCs w:val="21"/>
+          <w:lang w:val="en-US"/>
+        </w:rPr>
+        <w:t>{</w:t>
+      </w:r>
+    </w:p>
+    <w:p>
+      <w:pPr>
+        <w:shd w:val="clear" w:color="auto" w:fill="011627"/>
+        <w:spacing w:before="0" w:beforeAutospacing="off" w:after="0" w:afterAutospacing="off" w:line="330" w:lineRule="auto"/>
+      </w:pPr>
+      <w:r>
+        <w:rPr>
+          <w:rFonts w:ascii="Consolas" w:hAnsi="Consolas" w:eastAsia="Consolas" w:cs="Consolas"/>
+          <w:b w:val="0"/>
+          <w:bCs w:val="0"/>
+          <w:noProof w:val="0"/>
+          <w:color w:val="D6DEEB"/>
+          <w:sz w:val="21"/>
+          <w:szCs w:val="21"/>
+          <w:lang w:val="en-US"/>
+        </w:rPr>
+        <w:t xml:space="preserve">    </w:t>
+      </w:r>
+      <w:r>
+        <w:rPr>
+          <w:rFonts w:ascii="Consolas" w:hAnsi="Consolas" w:eastAsia="Consolas" w:cs="Consolas"/>
+          <w:b w:val="0"/>
+          <w:bCs w:val="0"/>
+          <w:noProof w:val="0"/>
+          <w:color w:val="C792EA"/>
+          <w:sz w:val="21"/>
+          <w:szCs w:val="21"/>
+          <w:lang w:val="en-US"/>
+        </w:rPr>
+        <w:t>int</w:t>
+      </w:r>
+      <w:r>
+        <w:rPr>
+          <w:rFonts w:ascii="Consolas" w:hAnsi="Consolas" w:eastAsia="Consolas" w:cs="Consolas"/>
+          <w:b w:val="0"/>
+          <w:bCs w:val="0"/>
+          <w:noProof w:val="0"/>
+          <w:color w:val="D6DEEB"/>
+          <w:sz w:val="21"/>
+          <w:szCs w:val="21"/>
+          <w:lang w:val="en-US"/>
+        </w:rPr>
+        <w:t xml:space="preserve"> n</w:t>
+      </w:r>
+      <w:r>
+        <w:rPr>
+          <w:rFonts w:ascii="Consolas" w:hAnsi="Consolas" w:eastAsia="Consolas" w:cs="Consolas"/>
+          <w:b w:val="0"/>
+          <w:bCs w:val="0"/>
+          <w:noProof w:val="0"/>
+          <w:color w:val="DCDCDC"/>
+          <w:sz w:val="21"/>
+          <w:szCs w:val="21"/>
+          <w:lang w:val="en-US"/>
+        </w:rPr>
+        <w:t>;</w:t>
+      </w:r>
+    </w:p>
+    <w:p>
+      <w:pPr>
+        <w:shd w:val="clear" w:color="auto" w:fill="011627"/>
+        <w:spacing w:before="0" w:beforeAutospacing="off" w:after="0" w:afterAutospacing="off" w:line="330" w:lineRule="auto"/>
+      </w:pPr>
+    </w:p>
+    <w:p>
+      <w:pPr>
+        <w:shd w:val="clear" w:color="auto" w:fill="011627"/>
+        <w:spacing w:before="0" w:beforeAutospacing="off" w:after="0" w:afterAutospacing="off" w:line="330" w:lineRule="auto"/>
+      </w:pPr>
+      <w:r>
+        <w:rPr>
+          <w:rFonts w:ascii="Consolas" w:hAnsi="Consolas" w:eastAsia="Consolas" w:cs="Consolas"/>
+          <w:b w:val="0"/>
+          <w:bCs w:val="0"/>
+          <w:noProof w:val="0"/>
+          <w:color w:val="D6DEEB"/>
+          <w:sz w:val="21"/>
+          <w:szCs w:val="21"/>
+          <w:lang w:val="en-US"/>
+        </w:rPr>
+        <w:t xml:space="preserve">    printf</w:t>
+      </w:r>
+      <w:r>
+        <w:rPr>
+          <w:rFonts w:ascii="Consolas" w:hAnsi="Consolas" w:eastAsia="Consolas" w:cs="Consolas"/>
+          <w:b w:val="0"/>
+          <w:bCs w:val="0"/>
+          <w:noProof w:val="0"/>
+          <w:color w:val="DCDCDC"/>
+          <w:sz w:val="21"/>
+          <w:szCs w:val="21"/>
+          <w:lang w:val="en-US"/>
+        </w:rPr>
+        <w:t>(</w:t>
+      </w:r>
+      <w:r>
+        <w:rPr>
+          <w:rFonts w:ascii="Consolas" w:hAnsi="Consolas" w:eastAsia="Consolas" w:cs="Consolas"/>
+          <w:b w:val="0"/>
+          <w:bCs w:val="0"/>
+          <w:noProof w:val="0"/>
+          <w:color w:val="ADDB67"/>
+          <w:sz w:val="21"/>
+          <w:szCs w:val="21"/>
+          <w:lang w:val="en-US"/>
+        </w:rPr>
+        <w:t>"Enter number of processes: "</w:t>
+      </w:r>
+      <w:r>
+        <w:rPr>
+          <w:rFonts w:ascii="Consolas" w:hAnsi="Consolas" w:eastAsia="Consolas" w:cs="Consolas"/>
+          <w:b w:val="0"/>
+          <w:bCs w:val="0"/>
+          <w:noProof w:val="0"/>
+          <w:color w:val="DCDCDC"/>
+          <w:sz w:val="21"/>
+          <w:szCs w:val="21"/>
+          <w:lang w:val="en-US"/>
+        </w:rPr>
+        <w:t>);</w:t>
+      </w:r>
+    </w:p>
+    <w:p>
+      <w:pPr>
+        <w:shd w:val="clear" w:color="auto" w:fill="011627"/>
+        <w:spacing w:before="0" w:beforeAutospacing="off" w:after="0" w:afterAutospacing="off" w:line="330" w:lineRule="auto"/>
+      </w:pPr>
+      <w:r>
+        <w:rPr>
+          <w:rFonts w:ascii="Consolas" w:hAnsi="Consolas" w:eastAsia="Consolas" w:cs="Consolas"/>
+          <w:b w:val="0"/>
+          <w:bCs w:val="0"/>
+          <w:noProof w:val="0"/>
+          <w:color w:val="D6DEEB"/>
+          <w:sz w:val="21"/>
+          <w:szCs w:val="21"/>
+          <w:lang w:val="en-US"/>
+        </w:rPr>
+        <w:t xml:space="preserve">    scanf</w:t>
+      </w:r>
+      <w:r>
+        <w:rPr>
+          <w:rFonts w:ascii="Consolas" w:hAnsi="Consolas" w:eastAsia="Consolas" w:cs="Consolas"/>
+          <w:b w:val="0"/>
+          <w:bCs w:val="0"/>
+          <w:noProof w:val="0"/>
+          <w:color w:val="DCDCDC"/>
+          <w:sz w:val="21"/>
+          <w:szCs w:val="21"/>
+          <w:lang w:val="en-US"/>
+        </w:rPr>
+        <w:t>(</w:t>
+      </w:r>
+      <w:r>
+        <w:rPr>
+          <w:rFonts w:ascii="Consolas" w:hAnsi="Consolas" w:eastAsia="Consolas" w:cs="Consolas"/>
+          <w:b w:val="0"/>
+          <w:bCs w:val="0"/>
+          <w:noProof w:val="0"/>
+          <w:color w:val="ADDB67"/>
+          <w:sz w:val="21"/>
+          <w:szCs w:val="21"/>
+          <w:lang w:val="en-US"/>
+        </w:rPr>
+        <w:t>"%d"</w:t>
+      </w:r>
+      <w:r>
+        <w:rPr>
+          <w:rFonts w:ascii="Consolas" w:hAnsi="Consolas" w:eastAsia="Consolas" w:cs="Consolas"/>
+          <w:b w:val="0"/>
+          <w:bCs w:val="0"/>
+          <w:noProof w:val="0"/>
+          <w:color w:val="DCDCDC"/>
+          <w:sz w:val="21"/>
+          <w:szCs w:val="21"/>
+          <w:lang w:val="en-US"/>
+        </w:rPr>
+        <w:t>,</w:t>
+      </w:r>
+      <w:r>
+        <w:rPr>
+          <w:rFonts w:ascii="Consolas" w:hAnsi="Consolas" w:eastAsia="Consolas" w:cs="Consolas"/>
+          <w:b w:val="0"/>
+          <w:bCs w:val="0"/>
+          <w:noProof w:val="0"/>
+          <w:color w:val="D6DEEB"/>
+          <w:sz w:val="21"/>
+          <w:szCs w:val="21"/>
+          <w:lang w:val="en-US"/>
+        </w:rPr>
+        <w:t xml:space="preserve"> </w:t>
+      </w:r>
+      <w:r>
+        <w:rPr>
+          <w:rFonts w:ascii="Consolas" w:hAnsi="Consolas" w:eastAsia="Consolas" w:cs="Consolas"/>
+          <w:b w:val="0"/>
+          <w:bCs w:val="0"/>
+          <w:noProof w:val="0"/>
+          <w:color w:val="DCDCDC"/>
+          <w:sz w:val="21"/>
+          <w:szCs w:val="21"/>
+          <w:lang w:val="en-US"/>
+        </w:rPr>
+        <w:t>&amp;</w:t>
+      </w:r>
+      <w:r>
+        <w:rPr>
+          <w:rFonts w:ascii="Consolas" w:hAnsi="Consolas" w:eastAsia="Consolas" w:cs="Consolas"/>
+          <w:b w:val="0"/>
+          <w:bCs w:val="0"/>
+          <w:noProof w:val="0"/>
+          <w:color w:val="D6DEEB"/>
+          <w:sz w:val="21"/>
+          <w:szCs w:val="21"/>
+          <w:lang w:val="en-US"/>
+        </w:rPr>
+        <w:t>n</w:t>
+      </w:r>
+      <w:r>
+        <w:rPr>
+          <w:rFonts w:ascii="Consolas" w:hAnsi="Consolas" w:eastAsia="Consolas" w:cs="Consolas"/>
+          <w:b w:val="0"/>
+          <w:bCs w:val="0"/>
+          <w:noProof w:val="0"/>
+          <w:color w:val="DCDCDC"/>
+          <w:sz w:val="21"/>
+          <w:szCs w:val="21"/>
+          <w:lang w:val="en-US"/>
+        </w:rPr>
+        <w:t>);</w:t>
+      </w:r>
+    </w:p>
+    <w:p>
+      <w:pPr>
+        <w:shd w:val="clear" w:color="auto" w:fill="011627"/>
+        <w:spacing w:before="0" w:beforeAutospacing="off" w:after="0" w:afterAutospacing="off" w:line="330" w:lineRule="auto"/>
+      </w:pPr>
+    </w:p>
+    <w:p>
+      <w:pPr>
+        <w:shd w:val="clear" w:color="auto" w:fill="011627"/>
+        <w:spacing w:before="0" w:beforeAutospacing="off" w:after="0" w:afterAutospacing="off" w:line="330" w:lineRule="auto"/>
+      </w:pPr>
+      <w:r>
+        <w:rPr>
+          <w:rFonts w:ascii="Consolas" w:hAnsi="Consolas" w:eastAsia="Consolas" w:cs="Consolas"/>
+          <w:b w:val="0"/>
+          <w:bCs w:val="0"/>
+          <w:noProof w:val="0"/>
+          <w:color w:val="D6DEEB"/>
+          <w:sz w:val="21"/>
+          <w:szCs w:val="21"/>
+          <w:lang w:val="en-US"/>
+        </w:rPr>
+        <w:t xml:space="preserve">    </w:t>
+      </w:r>
+      <w:r>
+        <w:rPr>
+          <w:rFonts w:ascii="Consolas" w:hAnsi="Consolas" w:eastAsia="Consolas" w:cs="Consolas"/>
+          <w:b w:val="0"/>
+          <w:bCs w:val="0"/>
+          <w:noProof w:val="0"/>
+          <w:color w:val="C792EA"/>
+          <w:sz w:val="21"/>
+          <w:szCs w:val="21"/>
+          <w:lang w:val="en-US"/>
+        </w:rPr>
+        <w:t>int</w:t>
+      </w:r>
+      <w:r>
+        <w:rPr>
+          <w:rFonts w:ascii="Consolas" w:hAnsi="Consolas" w:eastAsia="Consolas" w:cs="Consolas"/>
+          <w:b w:val="0"/>
+          <w:bCs w:val="0"/>
+          <w:noProof w:val="0"/>
+          <w:color w:val="D6DEEB"/>
+          <w:sz w:val="21"/>
+          <w:szCs w:val="21"/>
+          <w:lang w:val="en-US"/>
+        </w:rPr>
+        <w:t xml:space="preserve"> at</w:t>
+      </w:r>
+      <w:r>
+        <w:rPr>
+          <w:rFonts w:ascii="Consolas" w:hAnsi="Consolas" w:eastAsia="Consolas" w:cs="Consolas"/>
+          <w:b w:val="0"/>
+          <w:bCs w:val="0"/>
+          <w:noProof w:val="0"/>
+          <w:color w:val="DCDCDC"/>
+          <w:sz w:val="21"/>
+          <w:szCs w:val="21"/>
+          <w:lang w:val="en-US"/>
+        </w:rPr>
+        <w:t>[</w:t>
+      </w:r>
+      <w:r>
+        <w:rPr>
+          <w:rFonts w:ascii="Consolas" w:hAnsi="Consolas" w:eastAsia="Consolas" w:cs="Consolas"/>
+          <w:b w:val="0"/>
+          <w:bCs w:val="0"/>
+          <w:noProof w:val="0"/>
+          <w:color w:val="D6DEEB"/>
+          <w:sz w:val="21"/>
+          <w:szCs w:val="21"/>
+          <w:lang w:val="en-US"/>
+        </w:rPr>
+        <w:t>n</w:t>
+      </w:r>
+      <w:r>
+        <w:rPr>
+          <w:rFonts w:ascii="Consolas" w:hAnsi="Consolas" w:eastAsia="Consolas" w:cs="Consolas"/>
+          <w:b w:val="0"/>
+          <w:bCs w:val="0"/>
+          <w:noProof w:val="0"/>
+          <w:color w:val="DCDCDC"/>
+          <w:sz w:val="21"/>
+          <w:szCs w:val="21"/>
+          <w:lang w:val="en-US"/>
+        </w:rPr>
+        <w:t>],</w:t>
+      </w:r>
+      <w:r>
+        <w:rPr>
+          <w:rFonts w:ascii="Consolas" w:hAnsi="Consolas" w:eastAsia="Consolas" w:cs="Consolas"/>
+          <w:b w:val="0"/>
+          <w:bCs w:val="0"/>
+          <w:noProof w:val="0"/>
+          <w:color w:val="D6DEEB"/>
+          <w:sz w:val="21"/>
+          <w:szCs w:val="21"/>
+          <w:lang w:val="en-US"/>
+        </w:rPr>
+        <w:t xml:space="preserve"> bt</w:t>
+      </w:r>
+      <w:r>
+        <w:rPr>
+          <w:rFonts w:ascii="Consolas" w:hAnsi="Consolas" w:eastAsia="Consolas" w:cs="Consolas"/>
+          <w:b w:val="0"/>
+          <w:bCs w:val="0"/>
+          <w:noProof w:val="0"/>
+          <w:color w:val="DCDCDC"/>
+          <w:sz w:val="21"/>
+          <w:szCs w:val="21"/>
+          <w:lang w:val="en-US"/>
+        </w:rPr>
+        <w:t>[</w:t>
+      </w:r>
+      <w:r>
+        <w:rPr>
+          <w:rFonts w:ascii="Consolas" w:hAnsi="Consolas" w:eastAsia="Consolas" w:cs="Consolas"/>
+          <w:b w:val="0"/>
+          <w:bCs w:val="0"/>
+          <w:noProof w:val="0"/>
+          <w:color w:val="D6DEEB"/>
+          <w:sz w:val="21"/>
+          <w:szCs w:val="21"/>
+          <w:lang w:val="en-US"/>
+        </w:rPr>
+        <w:t>n</w:t>
+      </w:r>
+      <w:r>
+        <w:rPr>
+          <w:rFonts w:ascii="Consolas" w:hAnsi="Consolas" w:eastAsia="Consolas" w:cs="Consolas"/>
+          <w:b w:val="0"/>
+          <w:bCs w:val="0"/>
+          <w:noProof w:val="0"/>
+          <w:color w:val="DCDCDC"/>
+          <w:sz w:val="21"/>
+          <w:szCs w:val="21"/>
+          <w:lang w:val="en-US"/>
+        </w:rPr>
+        <w:t>],</w:t>
+      </w:r>
+      <w:r>
+        <w:rPr>
+          <w:rFonts w:ascii="Consolas" w:hAnsi="Consolas" w:eastAsia="Consolas" w:cs="Consolas"/>
+          <w:b w:val="0"/>
+          <w:bCs w:val="0"/>
+          <w:noProof w:val="0"/>
+          <w:color w:val="D6DEEB"/>
+          <w:sz w:val="21"/>
+          <w:szCs w:val="21"/>
+          <w:lang w:val="en-US"/>
+        </w:rPr>
+        <w:t xml:space="preserve"> rt</w:t>
+      </w:r>
+      <w:r>
+        <w:rPr>
+          <w:rFonts w:ascii="Consolas" w:hAnsi="Consolas" w:eastAsia="Consolas" w:cs="Consolas"/>
+          <w:b w:val="0"/>
+          <w:bCs w:val="0"/>
+          <w:noProof w:val="0"/>
+          <w:color w:val="DCDCDC"/>
+          <w:sz w:val="21"/>
+          <w:szCs w:val="21"/>
+          <w:lang w:val="en-US"/>
+        </w:rPr>
+        <w:t>[</w:t>
+      </w:r>
+      <w:r>
+        <w:rPr>
+          <w:rFonts w:ascii="Consolas" w:hAnsi="Consolas" w:eastAsia="Consolas" w:cs="Consolas"/>
+          <w:b w:val="0"/>
+          <w:bCs w:val="0"/>
+          <w:noProof w:val="0"/>
+          <w:color w:val="D6DEEB"/>
+          <w:sz w:val="21"/>
+          <w:szCs w:val="21"/>
+          <w:lang w:val="en-US"/>
+        </w:rPr>
+        <w:t>n</w:t>
+      </w:r>
+      <w:r>
+        <w:rPr>
+          <w:rFonts w:ascii="Consolas" w:hAnsi="Consolas" w:eastAsia="Consolas" w:cs="Consolas"/>
+          <w:b w:val="0"/>
+          <w:bCs w:val="0"/>
+          <w:noProof w:val="0"/>
+          <w:color w:val="DCDCDC"/>
+          <w:sz w:val="21"/>
+          <w:szCs w:val="21"/>
+          <w:lang w:val="en-US"/>
+        </w:rPr>
+        <w:t>];</w:t>
+      </w:r>
+    </w:p>
+    <w:p>
+      <w:pPr>
+        <w:shd w:val="clear" w:color="auto" w:fill="011627"/>
+        <w:spacing w:before="0" w:beforeAutospacing="off" w:after="0" w:afterAutospacing="off" w:line="330" w:lineRule="auto"/>
+      </w:pPr>
+      <w:r>
+        <w:rPr>
+          <w:rFonts w:ascii="Consolas" w:hAnsi="Consolas" w:eastAsia="Consolas" w:cs="Consolas"/>
+          <w:b w:val="0"/>
+          <w:bCs w:val="0"/>
+          <w:noProof w:val="0"/>
+          <w:color w:val="D6DEEB"/>
+          <w:sz w:val="21"/>
+          <w:szCs w:val="21"/>
+          <w:lang w:val="en-US"/>
+        </w:rPr>
+        <w:t xml:space="preserve">    </w:t>
+      </w:r>
+      <w:r>
+        <w:rPr>
+          <w:rFonts w:ascii="Consolas" w:hAnsi="Consolas" w:eastAsia="Consolas" w:cs="Consolas"/>
+          <w:b w:val="0"/>
+          <w:bCs w:val="0"/>
+          <w:noProof w:val="0"/>
+          <w:color w:val="C792EA"/>
+          <w:sz w:val="21"/>
+          <w:szCs w:val="21"/>
+          <w:lang w:val="en-US"/>
+        </w:rPr>
+        <w:t>int</w:t>
+      </w:r>
+      <w:r>
+        <w:rPr>
+          <w:rFonts w:ascii="Consolas" w:hAnsi="Consolas" w:eastAsia="Consolas" w:cs="Consolas"/>
+          <w:b w:val="0"/>
+          <w:bCs w:val="0"/>
+          <w:noProof w:val="0"/>
+          <w:color w:val="D6DEEB"/>
+          <w:sz w:val="21"/>
+          <w:szCs w:val="21"/>
+          <w:lang w:val="en-US"/>
+        </w:rPr>
+        <w:t xml:space="preserve"> ct</w:t>
+      </w:r>
+      <w:r>
+        <w:rPr>
+          <w:rFonts w:ascii="Consolas" w:hAnsi="Consolas" w:eastAsia="Consolas" w:cs="Consolas"/>
+          <w:b w:val="0"/>
+          <w:bCs w:val="0"/>
+          <w:noProof w:val="0"/>
+          <w:color w:val="DCDCDC"/>
+          <w:sz w:val="21"/>
+          <w:szCs w:val="21"/>
+          <w:lang w:val="en-US"/>
+        </w:rPr>
+        <w:t>[</w:t>
+      </w:r>
+      <w:r>
+        <w:rPr>
+          <w:rFonts w:ascii="Consolas" w:hAnsi="Consolas" w:eastAsia="Consolas" w:cs="Consolas"/>
+          <w:b w:val="0"/>
+          <w:bCs w:val="0"/>
+          <w:noProof w:val="0"/>
+          <w:color w:val="D6DEEB"/>
+          <w:sz w:val="21"/>
+          <w:szCs w:val="21"/>
+          <w:lang w:val="en-US"/>
+        </w:rPr>
+        <w:t>n</w:t>
+      </w:r>
+      <w:r>
+        <w:rPr>
+          <w:rFonts w:ascii="Consolas" w:hAnsi="Consolas" w:eastAsia="Consolas" w:cs="Consolas"/>
+          <w:b w:val="0"/>
+          <w:bCs w:val="0"/>
+          <w:noProof w:val="0"/>
+          <w:color w:val="DCDCDC"/>
+          <w:sz w:val="21"/>
+          <w:szCs w:val="21"/>
+          <w:lang w:val="en-US"/>
+        </w:rPr>
+        <w:t>],</w:t>
+      </w:r>
+      <w:r>
+        <w:rPr>
+          <w:rFonts w:ascii="Consolas" w:hAnsi="Consolas" w:eastAsia="Consolas" w:cs="Consolas"/>
+          <w:b w:val="0"/>
+          <w:bCs w:val="0"/>
+          <w:noProof w:val="0"/>
+          <w:color w:val="D6DEEB"/>
+          <w:sz w:val="21"/>
+          <w:szCs w:val="21"/>
+          <w:lang w:val="en-US"/>
+        </w:rPr>
+        <w:t xml:space="preserve"> tat</w:t>
+      </w:r>
+      <w:r>
+        <w:rPr>
+          <w:rFonts w:ascii="Consolas" w:hAnsi="Consolas" w:eastAsia="Consolas" w:cs="Consolas"/>
+          <w:b w:val="0"/>
+          <w:bCs w:val="0"/>
+          <w:noProof w:val="0"/>
+          <w:color w:val="DCDCDC"/>
+          <w:sz w:val="21"/>
+          <w:szCs w:val="21"/>
+          <w:lang w:val="en-US"/>
+        </w:rPr>
+        <w:t>[</w:t>
+      </w:r>
+      <w:r>
+        <w:rPr>
+          <w:rFonts w:ascii="Consolas" w:hAnsi="Consolas" w:eastAsia="Consolas" w:cs="Consolas"/>
+          <w:b w:val="0"/>
+          <w:bCs w:val="0"/>
+          <w:noProof w:val="0"/>
+          <w:color w:val="D6DEEB"/>
+          <w:sz w:val="21"/>
+          <w:szCs w:val="21"/>
+          <w:lang w:val="en-US"/>
+        </w:rPr>
+        <w:t>n</w:t>
+      </w:r>
+      <w:r>
+        <w:rPr>
+          <w:rFonts w:ascii="Consolas" w:hAnsi="Consolas" w:eastAsia="Consolas" w:cs="Consolas"/>
+          <w:b w:val="0"/>
+          <w:bCs w:val="0"/>
+          <w:noProof w:val="0"/>
+          <w:color w:val="DCDCDC"/>
+          <w:sz w:val="21"/>
+          <w:szCs w:val="21"/>
+          <w:lang w:val="en-US"/>
+        </w:rPr>
+        <w:t>],</w:t>
+      </w:r>
+      <w:r>
+        <w:rPr>
+          <w:rFonts w:ascii="Consolas" w:hAnsi="Consolas" w:eastAsia="Consolas" w:cs="Consolas"/>
+          <w:b w:val="0"/>
+          <w:bCs w:val="0"/>
+          <w:noProof w:val="0"/>
+          <w:color w:val="D6DEEB"/>
+          <w:sz w:val="21"/>
+          <w:szCs w:val="21"/>
+          <w:lang w:val="en-US"/>
+        </w:rPr>
+        <w:t xml:space="preserve"> wt</w:t>
+      </w:r>
+      <w:r>
+        <w:rPr>
+          <w:rFonts w:ascii="Consolas" w:hAnsi="Consolas" w:eastAsia="Consolas" w:cs="Consolas"/>
+          <w:b w:val="0"/>
+          <w:bCs w:val="0"/>
+          <w:noProof w:val="0"/>
+          <w:color w:val="DCDCDC"/>
+          <w:sz w:val="21"/>
+          <w:szCs w:val="21"/>
+          <w:lang w:val="en-US"/>
+        </w:rPr>
+        <w:t>[</w:t>
+      </w:r>
+      <w:r>
+        <w:rPr>
+          <w:rFonts w:ascii="Consolas" w:hAnsi="Consolas" w:eastAsia="Consolas" w:cs="Consolas"/>
+          <w:b w:val="0"/>
+          <w:bCs w:val="0"/>
+          <w:noProof w:val="0"/>
+          <w:color w:val="D6DEEB"/>
+          <w:sz w:val="21"/>
+          <w:szCs w:val="21"/>
+          <w:lang w:val="en-US"/>
+        </w:rPr>
+        <w:t>n</w:t>
+      </w:r>
+      <w:r>
+        <w:rPr>
+          <w:rFonts w:ascii="Consolas" w:hAnsi="Consolas" w:eastAsia="Consolas" w:cs="Consolas"/>
+          <w:b w:val="0"/>
+          <w:bCs w:val="0"/>
+          <w:noProof w:val="0"/>
+          <w:color w:val="DCDCDC"/>
+          <w:sz w:val="21"/>
+          <w:szCs w:val="21"/>
+          <w:lang w:val="en-US"/>
+        </w:rPr>
+        <w:t>];</w:t>
+      </w:r>
+    </w:p>
+    <w:p>
+      <w:pPr>
+        <w:shd w:val="clear" w:color="auto" w:fill="011627"/>
+        <w:spacing w:before="0" w:beforeAutospacing="off" w:after="0" w:afterAutospacing="off" w:line="330" w:lineRule="auto"/>
+      </w:pPr>
+    </w:p>
+    <w:p>
+      <w:pPr>
+        <w:shd w:val="clear" w:color="auto" w:fill="011627"/>
+        <w:spacing w:before="0" w:beforeAutospacing="off" w:after="0" w:afterAutospacing="off" w:line="330" w:lineRule="auto"/>
+        <w:rPr>
+          <w:rFonts w:ascii="Consolas" w:hAnsi="Consolas" w:eastAsia="Consolas" w:cs="Consolas"/>
+          <w:b w:val="0"/>
+          <w:bCs w:val="0"/>
+          <w:noProof w:val="0"/>
+          <w:color w:val="484F5D"/>
+          <w:sz w:val="21"/>
+          <w:szCs w:val="21"/>
+          <w:lang w:val="en-US"/>
+        </w:rPr>
+      </w:pPr>
+      <w:r>
+        <w:rPr>
+          <w:rFonts w:ascii="Consolas" w:hAnsi="Consolas" w:eastAsia="Consolas" w:cs="Consolas"/>
+          <w:b w:val="0"/>
+          <w:bCs w:val="0"/>
+          <w:noProof w:val="0"/>
+          <w:color w:val="D6DEEB"/>
+          <w:sz w:val="21"/>
+          <w:szCs w:val="21"/>
+          <w:lang w:val="en-US"/>
+        </w:rPr>
+        <w:t xml:space="preserve">    </w:t>
+      </w:r>
+    </w:p>
+    <w:p>
+      <w:pPr>
+        <w:shd w:val="clear" w:color="auto" w:fill="011627"/>
+        <w:spacing w:before="0" w:beforeAutospacing="off" w:after="0" w:afterAutospacing="off" w:line="330" w:lineRule="auto"/>
+      </w:pPr>
+      <w:r>
+        <w:rPr>
+          <w:rFonts w:ascii="Consolas" w:hAnsi="Consolas" w:eastAsia="Consolas" w:cs="Consolas"/>
+          <w:b w:val="0"/>
+          <w:bCs w:val="0"/>
+          <w:noProof w:val="0"/>
+          <w:color w:val="D6DEEB"/>
+          <w:sz w:val="21"/>
+          <w:szCs w:val="21"/>
+          <w:lang w:val="en-US"/>
+        </w:rPr>
+        <w:t xml:space="preserve">    </w:t>
+      </w:r>
+      <w:r>
+        <w:rPr>
+          <w:rFonts w:ascii="Consolas" w:hAnsi="Consolas" w:eastAsia="Consolas" w:cs="Consolas"/>
+          <w:b w:val="0"/>
+          <w:bCs w:val="0"/>
+          <w:noProof w:val="0"/>
+          <w:color w:val="C792EA"/>
+          <w:sz w:val="21"/>
+          <w:szCs w:val="21"/>
+          <w:lang w:val="en-US"/>
+        </w:rPr>
+        <w:t>for</w:t>
+      </w:r>
+      <w:r>
+        <w:rPr>
+          <w:rFonts w:ascii="Consolas" w:hAnsi="Consolas" w:eastAsia="Consolas" w:cs="Consolas"/>
+          <w:b w:val="0"/>
+          <w:bCs w:val="0"/>
+          <w:noProof w:val="0"/>
+          <w:color w:val="D6DEEB"/>
+          <w:sz w:val="21"/>
+          <w:szCs w:val="21"/>
+          <w:lang w:val="en-US"/>
+        </w:rPr>
+        <w:t xml:space="preserve"> </w:t>
+      </w:r>
+      <w:r>
+        <w:rPr>
+          <w:rFonts w:ascii="Consolas" w:hAnsi="Consolas" w:eastAsia="Consolas" w:cs="Consolas"/>
+          <w:b w:val="0"/>
+          <w:bCs w:val="0"/>
+          <w:noProof w:val="0"/>
+          <w:color w:val="DCDCDC"/>
+          <w:sz w:val="21"/>
+          <w:szCs w:val="21"/>
+          <w:lang w:val="en-US"/>
+        </w:rPr>
+        <w:t>(</w:t>
+      </w:r>
+      <w:r>
+        <w:rPr>
+          <w:rFonts w:ascii="Consolas" w:hAnsi="Consolas" w:eastAsia="Consolas" w:cs="Consolas"/>
+          <w:b w:val="0"/>
+          <w:bCs w:val="0"/>
+          <w:noProof w:val="0"/>
+          <w:color w:val="C792EA"/>
+          <w:sz w:val="21"/>
+          <w:szCs w:val="21"/>
+          <w:lang w:val="en-US"/>
+        </w:rPr>
+        <w:t>int</w:t>
+      </w:r>
+      <w:r>
+        <w:rPr>
+          <w:rFonts w:ascii="Consolas" w:hAnsi="Consolas" w:eastAsia="Consolas" w:cs="Consolas"/>
+          <w:b w:val="0"/>
+          <w:bCs w:val="0"/>
+          <w:noProof w:val="0"/>
+          <w:color w:val="D6DEEB"/>
+          <w:sz w:val="21"/>
+          <w:szCs w:val="21"/>
+          <w:lang w:val="en-US"/>
+        </w:rPr>
+        <w:t xml:space="preserve"> i </w:t>
+      </w:r>
+      <w:r>
+        <w:rPr>
+          <w:rFonts w:ascii="Consolas" w:hAnsi="Consolas" w:eastAsia="Consolas" w:cs="Consolas"/>
+          <w:b w:val="0"/>
+          <w:bCs w:val="0"/>
+          <w:noProof w:val="0"/>
+          <w:color w:val="DCDCDC"/>
+          <w:sz w:val="21"/>
+          <w:szCs w:val="21"/>
+          <w:lang w:val="en-US"/>
+        </w:rPr>
+        <w:t>=</w:t>
+      </w:r>
+      <w:r>
+        <w:rPr>
+          <w:rFonts w:ascii="Consolas" w:hAnsi="Consolas" w:eastAsia="Consolas" w:cs="Consolas"/>
+          <w:b w:val="0"/>
+          <w:bCs w:val="0"/>
+          <w:noProof w:val="0"/>
+          <w:color w:val="D6DEEB"/>
+          <w:sz w:val="21"/>
+          <w:szCs w:val="21"/>
+          <w:lang w:val="en-US"/>
+        </w:rPr>
+        <w:t xml:space="preserve"> </w:t>
+      </w:r>
+      <w:r>
+        <w:rPr>
+          <w:rFonts w:ascii="Consolas" w:hAnsi="Consolas" w:eastAsia="Consolas" w:cs="Consolas"/>
+          <w:b w:val="0"/>
+          <w:bCs w:val="0"/>
+          <w:noProof w:val="0"/>
+          <w:color w:val="B5CEA8"/>
+          <w:sz w:val="21"/>
+          <w:szCs w:val="21"/>
+          <w:lang w:val="en-US"/>
+        </w:rPr>
+        <w:t>0</w:t>
+      </w:r>
+      <w:r>
+        <w:rPr>
+          <w:rFonts w:ascii="Consolas" w:hAnsi="Consolas" w:eastAsia="Consolas" w:cs="Consolas"/>
+          <w:b w:val="0"/>
+          <w:bCs w:val="0"/>
+          <w:noProof w:val="0"/>
+          <w:color w:val="DCDCDC"/>
+          <w:sz w:val="21"/>
+          <w:szCs w:val="21"/>
+          <w:lang w:val="en-US"/>
+        </w:rPr>
+        <w:t>;</w:t>
+      </w:r>
+      <w:r>
+        <w:rPr>
+          <w:rFonts w:ascii="Consolas" w:hAnsi="Consolas" w:eastAsia="Consolas" w:cs="Consolas"/>
+          <w:b w:val="0"/>
+          <w:bCs w:val="0"/>
+          <w:noProof w:val="0"/>
+          <w:color w:val="D6DEEB"/>
+          <w:sz w:val="21"/>
+          <w:szCs w:val="21"/>
+          <w:lang w:val="en-US"/>
+        </w:rPr>
+        <w:t xml:space="preserve"> i </w:t>
+      </w:r>
+      <w:r>
+        <w:rPr>
+          <w:rFonts w:ascii="Consolas" w:hAnsi="Consolas" w:eastAsia="Consolas" w:cs="Consolas"/>
+          <w:b w:val="0"/>
+          <w:bCs w:val="0"/>
+          <w:noProof w:val="0"/>
+          <w:color w:val="DCDCDC"/>
+          <w:sz w:val="21"/>
+          <w:szCs w:val="21"/>
+          <w:lang w:val="en-US"/>
+        </w:rPr>
+        <w:t>&lt;</w:t>
+      </w:r>
+      <w:r>
+        <w:rPr>
+          <w:rFonts w:ascii="Consolas" w:hAnsi="Consolas" w:eastAsia="Consolas" w:cs="Consolas"/>
+          <w:b w:val="0"/>
+          <w:bCs w:val="0"/>
+          <w:noProof w:val="0"/>
+          <w:color w:val="D6DEEB"/>
+          <w:sz w:val="21"/>
+          <w:szCs w:val="21"/>
+          <w:lang w:val="en-US"/>
+        </w:rPr>
+        <w:t xml:space="preserve"> n</w:t>
+      </w:r>
+      <w:r>
+        <w:rPr>
+          <w:rFonts w:ascii="Consolas" w:hAnsi="Consolas" w:eastAsia="Consolas" w:cs="Consolas"/>
+          <w:b w:val="0"/>
+          <w:bCs w:val="0"/>
+          <w:noProof w:val="0"/>
+          <w:color w:val="DCDCDC"/>
+          <w:sz w:val="21"/>
+          <w:szCs w:val="21"/>
+          <w:lang w:val="en-US"/>
+        </w:rPr>
+        <w:t>;</w:t>
+      </w:r>
+      <w:r>
+        <w:rPr>
+          <w:rFonts w:ascii="Consolas" w:hAnsi="Consolas" w:eastAsia="Consolas" w:cs="Consolas"/>
+          <w:b w:val="0"/>
+          <w:bCs w:val="0"/>
+          <w:noProof w:val="0"/>
+          <w:color w:val="D6DEEB"/>
+          <w:sz w:val="21"/>
+          <w:szCs w:val="21"/>
+          <w:lang w:val="en-US"/>
+        </w:rPr>
+        <w:t xml:space="preserve"> i</w:t>
+      </w:r>
+      <w:r>
+        <w:rPr>
+          <w:rFonts w:ascii="Consolas" w:hAnsi="Consolas" w:eastAsia="Consolas" w:cs="Consolas"/>
+          <w:b w:val="0"/>
+          <w:bCs w:val="0"/>
+          <w:noProof w:val="0"/>
+          <w:color w:val="DCDCDC"/>
+          <w:sz w:val="21"/>
+          <w:szCs w:val="21"/>
+          <w:lang w:val="en-US"/>
+        </w:rPr>
+        <w:t>++)</w:t>
+      </w:r>
+      <w:r>
+        <w:rPr>
+          <w:rFonts w:ascii="Consolas" w:hAnsi="Consolas" w:eastAsia="Consolas" w:cs="Consolas"/>
+          <w:b w:val="0"/>
+          <w:bCs w:val="0"/>
+          <w:noProof w:val="0"/>
+          <w:color w:val="D6DEEB"/>
+          <w:sz w:val="21"/>
+          <w:szCs w:val="21"/>
+          <w:lang w:val="en-US"/>
+        </w:rPr>
+        <w:t xml:space="preserve"> </w:t>
+      </w:r>
+      <w:r>
+        <w:rPr>
+          <w:rFonts w:ascii="Consolas" w:hAnsi="Consolas" w:eastAsia="Consolas" w:cs="Consolas"/>
+          <w:b w:val="0"/>
+          <w:bCs w:val="0"/>
+          <w:noProof w:val="0"/>
+          <w:color w:val="DCDCDC"/>
+          <w:sz w:val="21"/>
+          <w:szCs w:val="21"/>
+          <w:lang w:val="en-US"/>
+        </w:rPr>
+        <w:t>{</w:t>
+      </w:r>
+    </w:p>
+    <w:p>
+      <w:pPr>
+        <w:shd w:val="clear" w:color="auto" w:fill="011627"/>
+        <w:spacing w:before="0" w:beforeAutospacing="off" w:after="0" w:afterAutospacing="off" w:line="330" w:lineRule="auto"/>
+      </w:pPr>
+      <w:r>
+        <w:rPr>
+          <w:rFonts w:ascii="Consolas" w:hAnsi="Consolas" w:eastAsia="Consolas" w:cs="Consolas"/>
+          <w:b w:val="0"/>
+          <w:bCs w:val="0"/>
+          <w:noProof w:val="0"/>
+          <w:color w:val="D6DEEB"/>
+          <w:sz w:val="21"/>
+          <w:szCs w:val="21"/>
+          <w:lang w:val="en-US"/>
+        </w:rPr>
+        <w:t xml:space="preserve">        printf</w:t>
+      </w:r>
+      <w:r>
+        <w:rPr>
+          <w:rFonts w:ascii="Consolas" w:hAnsi="Consolas" w:eastAsia="Consolas" w:cs="Consolas"/>
+          <w:b w:val="0"/>
+          <w:bCs w:val="0"/>
+          <w:noProof w:val="0"/>
+          <w:color w:val="DCDCDC"/>
+          <w:sz w:val="21"/>
+          <w:szCs w:val="21"/>
+          <w:lang w:val="en-US"/>
+        </w:rPr>
+        <w:t>(</w:t>
+      </w:r>
+      <w:r>
+        <w:rPr>
+          <w:rFonts w:ascii="Consolas" w:hAnsi="Consolas" w:eastAsia="Consolas" w:cs="Consolas"/>
+          <w:b w:val="0"/>
+          <w:bCs w:val="0"/>
+          <w:noProof w:val="0"/>
+          <w:color w:val="ADDB67"/>
+          <w:sz w:val="21"/>
+          <w:szCs w:val="21"/>
+          <w:lang w:val="en-US"/>
+        </w:rPr>
+        <w:t>"\nProcess P%d\n"</w:t>
+      </w:r>
+      <w:r>
+        <w:rPr>
+          <w:rFonts w:ascii="Consolas" w:hAnsi="Consolas" w:eastAsia="Consolas" w:cs="Consolas"/>
+          <w:b w:val="0"/>
+          <w:bCs w:val="0"/>
+          <w:noProof w:val="0"/>
+          <w:color w:val="DCDCDC"/>
+          <w:sz w:val="21"/>
+          <w:szCs w:val="21"/>
+          <w:lang w:val="en-US"/>
+        </w:rPr>
+        <w:t>,</w:t>
+      </w:r>
+      <w:r>
+        <w:rPr>
+          <w:rFonts w:ascii="Consolas" w:hAnsi="Consolas" w:eastAsia="Consolas" w:cs="Consolas"/>
+          <w:b w:val="0"/>
+          <w:bCs w:val="0"/>
+          <w:noProof w:val="0"/>
+          <w:color w:val="D6DEEB"/>
+          <w:sz w:val="21"/>
+          <w:szCs w:val="21"/>
+          <w:lang w:val="en-US"/>
+        </w:rPr>
+        <w:t xml:space="preserve"> i </w:t>
+      </w:r>
+      <w:r>
+        <w:rPr>
+          <w:rFonts w:ascii="Consolas" w:hAnsi="Consolas" w:eastAsia="Consolas" w:cs="Consolas"/>
+          <w:b w:val="0"/>
+          <w:bCs w:val="0"/>
+          <w:noProof w:val="0"/>
+          <w:color w:val="DCDCDC"/>
+          <w:sz w:val="21"/>
+          <w:szCs w:val="21"/>
+          <w:lang w:val="en-US"/>
+        </w:rPr>
+        <w:t>+</w:t>
+      </w:r>
+      <w:r>
+        <w:rPr>
+          <w:rFonts w:ascii="Consolas" w:hAnsi="Consolas" w:eastAsia="Consolas" w:cs="Consolas"/>
+          <w:b w:val="0"/>
+          <w:bCs w:val="0"/>
+          <w:noProof w:val="0"/>
+          <w:color w:val="D6DEEB"/>
+          <w:sz w:val="21"/>
+          <w:szCs w:val="21"/>
+          <w:lang w:val="en-US"/>
+        </w:rPr>
+        <w:t xml:space="preserve"> </w:t>
+      </w:r>
+      <w:r>
+        <w:rPr>
+          <w:rFonts w:ascii="Consolas" w:hAnsi="Consolas" w:eastAsia="Consolas" w:cs="Consolas"/>
+          <w:b w:val="0"/>
+          <w:bCs w:val="0"/>
+          <w:noProof w:val="0"/>
+          <w:color w:val="B5CEA8"/>
+          <w:sz w:val="21"/>
+          <w:szCs w:val="21"/>
+          <w:lang w:val="en-US"/>
+        </w:rPr>
+        <w:t>1</w:t>
+      </w:r>
+      <w:r>
+        <w:rPr>
+          <w:rFonts w:ascii="Consolas" w:hAnsi="Consolas" w:eastAsia="Consolas" w:cs="Consolas"/>
+          <w:b w:val="0"/>
+          <w:bCs w:val="0"/>
+          <w:noProof w:val="0"/>
+          <w:color w:val="DCDCDC"/>
+          <w:sz w:val="21"/>
+          <w:szCs w:val="21"/>
+          <w:lang w:val="en-US"/>
+        </w:rPr>
+        <w:t>);</w:t>
+      </w:r>
+    </w:p>
+    <w:p>
+      <w:pPr>
+        <w:shd w:val="clear" w:color="auto" w:fill="011627"/>
+        <w:spacing w:before="0" w:beforeAutospacing="off" w:after="0" w:afterAutospacing="off" w:line="330" w:lineRule="auto"/>
+      </w:pPr>
+    </w:p>
+    <w:p>
+      <w:pPr>
+        <w:shd w:val="clear" w:color="auto" w:fill="011627"/>
+        <w:spacing w:before="0" w:beforeAutospacing="off" w:after="0" w:afterAutospacing="off" w:line="330" w:lineRule="auto"/>
+      </w:pPr>
+      <w:r>
+        <w:rPr>
+          <w:rFonts w:ascii="Consolas" w:hAnsi="Consolas" w:eastAsia="Consolas" w:cs="Consolas"/>
+          <w:b w:val="0"/>
+          <w:bCs w:val="0"/>
+          <w:noProof w:val="0"/>
+          <w:color w:val="D6DEEB"/>
+          <w:sz w:val="21"/>
+          <w:szCs w:val="21"/>
+          <w:lang w:val="en-US"/>
+        </w:rPr>
+        <w:t xml:space="preserve">        printf</w:t>
+      </w:r>
+      <w:r>
+        <w:rPr>
+          <w:rFonts w:ascii="Consolas" w:hAnsi="Consolas" w:eastAsia="Consolas" w:cs="Consolas"/>
+          <w:b w:val="0"/>
+          <w:bCs w:val="0"/>
+          <w:noProof w:val="0"/>
+          <w:color w:val="DCDCDC"/>
+          <w:sz w:val="21"/>
+          <w:szCs w:val="21"/>
+          <w:lang w:val="en-US"/>
+        </w:rPr>
+        <w:t>(</w:t>
+      </w:r>
+      <w:r>
+        <w:rPr>
+          <w:rFonts w:ascii="Consolas" w:hAnsi="Consolas" w:eastAsia="Consolas" w:cs="Consolas"/>
+          <w:b w:val="0"/>
+          <w:bCs w:val="0"/>
+          <w:noProof w:val="0"/>
+          <w:color w:val="ADDB67"/>
+          <w:sz w:val="21"/>
+          <w:szCs w:val="21"/>
+          <w:lang w:val="en-US"/>
+        </w:rPr>
+        <w:t>"Arrival Time: "</w:t>
+      </w:r>
+      <w:r>
+        <w:rPr>
+          <w:rFonts w:ascii="Consolas" w:hAnsi="Consolas" w:eastAsia="Consolas" w:cs="Consolas"/>
+          <w:b w:val="0"/>
+          <w:bCs w:val="0"/>
+          <w:noProof w:val="0"/>
+          <w:color w:val="DCDCDC"/>
+          <w:sz w:val="21"/>
+          <w:szCs w:val="21"/>
+          <w:lang w:val="en-US"/>
+        </w:rPr>
+        <w:t>);</w:t>
+      </w:r>
+    </w:p>
+    <w:p>
+      <w:pPr>
+        <w:shd w:val="clear" w:color="auto" w:fill="011627"/>
+        <w:spacing w:before="0" w:beforeAutospacing="off" w:after="0" w:afterAutospacing="off" w:line="330" w:lineRule="auto"/>
+      </w:pPr>
+      <w:r>
+        <w:rPr>
+          <w:rFonts w:ascii="Consolas" w:hAnsi="Consolas" w:eastAsia="Consolas" w:cs="Consolas"/>
+          <w:b w:val="0"/>
+          <w:bCs w:val="0"/>
+          <w:noProof w:val="0"/>
+          <w:color w:val="D6DEEB"/>
+          <w:sz w:val="21"/>
+          <w:szCs w:val="21"/>
+          <w:lang w:val="en-US"/>
+        </w:rPr>
+        <w:t xml:space="preserve">        scanf</w:t>
+      </w:r>
+      <w:r>
+        <w:rPr>
+          <w:rFonts w:ascii="Consolas" w:hAnsi="Consolas" w:eastAsia="Consolas" w:cs="Consolas"/>
+          <w:b w:val="0"/>
+          <w:bCs w:val="0"/>
+          <w:noProof w:val="0"/>
+          <w:color w:val="DCDCDC"/>
+          <w:sz w:val="21"/>
+          <w:szCs w:val="21"/>
+          <w:lang w:val="en-US"/>
+        </w:rPr>
+        <w:t>(</w:t>
+      </w:r>
+      <w:r>
+        <w:rPr>
+          <w:rFonts w:ascii="Consolas" w:hAnsi="Consolas" w:eastAsia="Consolas" w:cs="Consolas"/>
+          <w:b w:val="0"/>
+          <w:bCs w:val="0"/>
+          <w:noProof w:val="0"/>
+          <w:color w:val="ADDB67"/>
+          <w:sz w:val="21"/>
+          <w:szCs w:val="21"/>
+          <w:lang w:val="en-US"/>
+        </w:rPr>
+        <w:t>"%d"</w:t>
+      </w:r>
+      <w:r>
+        <w:rPr>
+          <w:rFonts w:ascii="Consolas" w:hAnsi="Consolas" w:eastAsia="Consolas" w:cs="Consolas"/>
+          <w:b w:val="0"/>
+          <w:bCs w:val="0"/>
+          <w:noProof w:val="0"/>
+          <w:color w:val="DCDCDC"/>
+          <w:sz w:val="21"/>
+          <w:szCs w:val="21"/>
+          <w:lang w:val="en-US"/>
+        </w:rPr>
+        <w:t>,</w:t>
+      </w:r>
+      <w:r>
+        <w:rPr>
+          <w:rFonts w:ascii="Consolas" w:hAnsi="Consolas" w:eastAsia="Consolas" w:cs="Consolas"/>
+          <w:b w:val="0"/>
+          <w:bCs w:val="0"/>
+          <w:noProof w:val="0"/>
+          <w:color w:val="D6DEEB"/>
+          <w:sz w:val="21"/>
+          <w:szCs w:val="21"/>
+          <w:lang w:val="en-US"/>
+        </w:rPr>
+        <w:t xml:space="preserve"> </w:t>
+      </w:r>
+      <w:r>
+        <w:rPr>
+          <w:rFonts w:ascii="Consolas" w:hAnsi="Consolas" w:eastAsia="Consolas" w:cs="Consolas"/>
+          <w:b w:val="0"/>
+          <w:bCs w:val="0"/>
+          <w:noProof w:val="0"/>
+          <w:color w:val="DCDCDC"/>
+          <w:sz w:val="21"/>
+          <w:szCs w:val="21"/>
+          <w:lang w:val="en-US"/>
+        </w:rPr>
+        <w:t>&amp;</w:t>
+      </w:r>
+      <w:r>
+        <w:rPr>
+          <w:rFonts w:ascii="Consolas" w:hAnsi="Consolas" w:eastAsia="Consolas" w:cs="Consolas"/>
+          <w:b w:val="0"/>
+          <w:bCs w:val="0"/>
+          <w:noProof w:val="0"/>
+          <w:color w:val="D6DEEB"/>
+          <w:sz w:val="21"/>
+          <w:szCs w:val="21"/>
+          <w:lang w:val="en-US"/>
+        </w:rPr>
+        <w:t>at</w:t>
+      </w:r>
+      <w:r>
+        <w:rPr>
+          <w:rFonts w:ascii="Consolas" w:hAnsi="Consolas" w:eastAsia="Consolas" w:cs="Consolas"/>
+          <w:b w:val="0"/>
+          <w:bCs w:val="0"/>
+          <w:noProof w:val="0"/>
+          <w:color w:val="DCDCDC"/>
+          <w:sz w:val="21"/>
+          <w:szCs w:val="21"/>
+          <w:lang w:val="en-US"/>
+        </w:rPr>
+        <w:t>[</w:t>
+      </w:r>
+      <w:r>
+        <w:rPr>
+          <w:rFonts w:ascii="Consolas" w:hAnsi="Consolas" w:eastAsia="Consolas" w:cs="Consolas"/>
+          <w:b w:val="0"/>
+          <w:bCs w:val="0"/>
+          <w:noProof w:val="0"/>
+          <w:color w:val="D6DEEB"/>
+          <w:sz w:val="21"/>
+          <w:szCs w:val="21"/>
+          <w:lang w:val="en-US"/>
+        </w:rPr>
+        <w:t>i</w:t>
+      </w:r>
+      <w:r>
+        <w:rPr>
+          <w:rFonts w:ascii="Consolas" w:hAnsi="Consolas" w:eastAsia="Consolas" w:cs="Consolas"/>
+          <w:b w:val="0"/>
+          <w:bCs w:val="0"/>
+          <w:noProof w:val="0"/>
+          <w:color w:val="DCDCDC"/>
+          <w:sz w:val="21"/>
+          <w:szCs w:val="21"/>
+          <w:lang w:val="en-US"/>
+        </w:rPr>
+        <w:t>]);</w:t>
+      </w:r>
+    </w:p>
+    <w:p>
+      <w:pPr>
+        <w:shd w:val="clear" w:color="auto" w:fill="011627"/>
+        <w:spacing w:before="0" w:beforeAutospacing="off" w:after="0" w:afterAutospacing="off" w:line="330" w:lineRule="auto"/>
+      </w:pPr>
+    </w:p>
+    <w:p>
+      <w:pPr>
+        <w:shd w:val="clear" w:color="auto" w:fill="011627"/>
+        <w:spacing w:before="0" w:beforeAutospacing="off" w:after="0" w:afterAutospacing="off" w:line="330" w:lineRule="auto"/>
+      </w:pPr>
+      <w:r>
+        <w:rPr>
+          <w:rFonts w:ascii="Consolas" w:hAnsi="Consolas" w:eastAsia="Consolas" w:cs="Consolas"/>
+          <w:b w:val="0"/>
+          <w:bCs w:val="0"/>
+          <w:noProof w:val="0"/>
+          <w:color w:val="D6DEEB"/>
+          <w:sz w:val="21"/>
+          <w:szCs w:val="21"/>
+          <w:lang w:val="en-US"/>
+        </w:rPr>
+        <w:t xml:space="preserve">        printf</w:t>
+      </w:r>
+      <w:r>
+        <w:rPr>
+          <w:rFonts w:ascii="Consolas" w:hAnsi="Consolas" w:eastAsia="Consolas" w:cs="Consolas"/>
+          <w:b w:val="0"/>
+          <w:bCs w:val="0"/>
+          <w:noProof w:val="0"/>
+          <w:color w:val="DCDCDC"/>
+          <w:sz w:val="21"/>
+          <w:szCs w:val="21"/>
+          <w:lang w:val="en-US"/>
+        </w:rPr>
+        <w:t>(</w:t>
+      </w:r>
+      <w:r>
+        <w:rPr>
+          <w:rFonts w:ascii="Consolas" w:hAnsi="Consolas" w:eastAsia="Consolas" w:cs="Consolas"/>
+          <w:b w:val="0"/>
+          <w:bCs w:val="0"/>
+          <w:noProof w:val="0"/>
+          <w:color w:val="ADDB67"/>
+          <w:sz w:val="21"/>
+          <w:szCs w:val="21"/>
+          <w:lang w:val="en-US"/>
+        </w:rPr>
+        <w:t>"Burst Time: "</w:t>
+      </w:r>
+      <w:r>
+        <w:rPr>
+          <w:rFonts w:ascii="Consolas" w:hAnsi="Consolas" w:eastAsia="Consolas" w:cs="Consolas"/>
+          <w:b w:val="0"/>
+          <w:bCs w:val="0"/>
+          <w:noProof w:val="0"/>
+          <w:color w:val="DCDCDC"/>
+          <w:sz w:val="21"/>
+          <w:szCs w:val="21"/>
+          <w:lang w:val="en-US"/>
+        </w:rPr>
+        <w:t>);</w:t>
+      </w:r>
+    </w:p>
+    <w:p>
+      <w:pPr>
+        <w:shd w:val="clear" w:color="auto" w:fill="011627"/>
+        <w:spacing w:before="0" w:beforeAutospacing="off" w:after="0" w:afterAutospacing="off" w:line="330" w:lineRule="auto"/>
+      </w:pPr>
+      <w:r>
+        <w:rPr>
+          <w:rFonts w:ascii="Consolas" w:hAnsi="Consolas" w:eastAsia="Consolas" w:cs="Consolas"/>
+          <w:b w:val="0"/>
+          <w:bCs w:val="0"/>
+          <w:noProof w:val="0"/>
+          <w:color w:val="D6DEEB"/>
+          <w:sz w:val="21"/>
+          <w:szCs w:val="21"/>
+          <w:lang w:val="en-US"/>
+        </w:rPr>
+        <w:t xml:space="preserve">        scanf</w:t>
+      </w:r>
+      <w:r>
+        <w:rPr>
+          <w:rFonts w:ascii="Consolas" w:hAnsi="Consolas" w:eastAsia="Consolas" w:cs="Consolas"/>
+          <w:b w:val="0"/>
+          <w:bCs w:val="0"/>
+          <w:noProof w:val="0"/>
+          <w:color w:val="DCDCDC"/>
+          <w:sz w:val="21"/>
+          <w:szCs w:val="21"/>
+          <w:lang w:val="en-US"/>
+        </w:rPr>
+        <w:t>(</w:t>
+      </w:r>
+      <w:r>
+        <w:rPr>
+          <w:rFonts w:ascii="Consolas" w:hAnsi="Consolas" w:eastAsia="Consolas" w:cs="Consolas"/>
+          <w:b w:val="0"/>
+          <w:bCs w:val="0"/>
+          <w:noProof w:val="0"/>
+          <w:color w:val="ADDB67"/>
+          <w:sz w:val="21"/>
+          <w:szCs w:val="21"/>
+          <w:lang w:val="en-US"/>
+        </w:rPr>
+        <w:t>"%d"</w:t>
+      </w:r>
+      <w:r>
+        <w:rPr>
+          <w:rFonts w:ascii="Consolas" w:hAnsi="Consolas" w:eastAsia="Consolas" w:cs="Consolas"/>
+          <w:b w:val="0"/>
+          <w:bCs w:val="0"/>
+          <w:noProof w:val="0"/>
+          <w:color w:val="DCDCDC"/>
+          <w:sz w:val="21"/>
+          <w:szCs w:val="21"/>
+          <w:lang w:val="en-US"/>
+        </w:rPr>
+        <w:t>,</w:t>
+      </w:r>
+      <w:r>
+        <w:rPr>
+          <w:rFonts w:ascii="Consolas" w:hAnsi="Consolas" w:eastAsia="Consolas" w:cs="Consolas"/>
+          <w:b w:val="0"/>
+          <w:bCs w:val="0"/>
+          <w:noProof w:val="0"/>
+          <w:color w:val="D6DEEB"/>
+          <w:sz w:val="21"/>
+          <w:szCs w:val="21"/>
+          <w:lang w:val="en-US"/>
+        </w:rPr>
+        <w:t xml:space="preserve"> </w:t>
+      </w:r>
+      <w:r>
+        <w:rPr>
+          <w:rFonts w:ascii="Consolas" w:hAnsi="Consolas" w:eastAsia="Consolas" w:cs="Consolas"/>
+          <w:b w:val="0"/>
+          <w:bCs w:val="0"/>
+          <w:noProof w:val="0"/>
+          <w:color w:val="DCDCDC"/>
+          <w:sz w:val="21"/>
+          <w:szCs w:val="21"/>
+          <w:lang w:val="en-US"/>
+        </w:rPr>
+        <w:t>&amp;</w:t>
+      </w:r>
+      <w:r>
+        <w:rPr>
+          <w:rFonts w:ascii="Consolas" w:hAnsi="Consolas" w:eastAsia="Consolas" w:cs="Consolas"/>
+          <w:b w:val="0"/>
+          <w:bCs w:val="0"/>
+          <w:noProof w:val="0"/>
+          <w:color w:val="D6DEEB"/>
+          <w:sz w:val="21"/>
+          <w:szCs w:val="21"/>
+          <w:lang w:val="en-US"/>
+        </w:rPr>
+        <w:t>bt</w:t>
+      </w:r>
+      <w:r>
+        <w:rPr>
+          <w:rFonts w:ascii="Consolas" w:hAnsi="Consolas" w:eastAsia="Consolas" w:cs="Consolas"/>
+          <w:b w:val="0"/>
+          <w:bCs w:val="0"/>
+          <w:noProof w:val="0"/>
+          <w:color w:val="DCDCDC"/>
+          <w:sz w:val="21"/>
+          <w:szCs w:val="21"/>
+          <w:lang w:val="en-US"/>
+        </w:rPr>
+        <w:t>[</w:t>
+      </w:r>
+      <w:r>
+        <w:rPr>
+          <w:rFonts w:ascii="Consolas" w:hAnsi="Consolas" w:eastAsia="Consolas" w:cs="Consolas"/>
+          <w:b w:val="0"/>
+          <w:bCs w:val="0"/>
+          <w:noProof w:val="0"/>
+          <w:color w:val="D6DEEB"/>
+          <w:sz w:val="21"/>
+          <w:szCs w:val="21"/>
+          <w:lang w:val="en-US"/>
+        </w:rPr>
+        <w:t>i</w:t>
+      </w:r>
+      <w:r>
+        <w:rPr>
+          <w:rFonts w:ascii="Consolas" w:hAnsi="Consolas" w:eastAsia="Consolas" w:cs="Consolas"/>
+          <w:b w:val="0"/>
+          <w:bCs w:val="0"/>
+          <w:noProof w:val="0"/>
+          <w:color w:val="DCDCDC"/>
+          <w:sz w:val="21"/>
+          <w:szCs w:val="21"/>
+          <w:lang w:val="en-US"/>
+        </w:rPr>
+        <w:t>]);</w:t>
+      </w:r>
+    </w:p>
+    <w:p>
+      <w:pPr>
+        <w:shd w:val="clear" w:color="auto" w:fill="011627"/>
+        <w:spacing w:before="0" w:beforeAutospacing="off" w:after="0" w:afterAutospacing="off" w:line="330" w:lineRule="auto"/>
+      </w:pPr>
+    </w:p>
+    <w:p>
+      <w:pPr>
+        <w:shd w:val="clear" w:color="auto" w:fill="011627"/>
+        <w:spacing w:before="0" w:beforeAutospacing="off" w:after="0" w:afterAutospacing="off" w:line="330" w:lineRule="auto"/>
+        <w:rPr>
+          <w:rFonts w:ascii="Consolas" w:hAnsi="Consolas" w:eastAsia="Consolas" w:cs="Consolas"/>
+          <w:b w:val="0"/>
+          <w:bCs w:val="0"/>
+          <w:noProof w:val="0"/>
+          <w:color w:val="484F5D"/>
+          <w:sz w:val="21"/>
+          <w:szCs w:val="21"/>
+          <w:lang w:val="en-US"/>
+        </w:rPr>
+      </w:pPr>
+      <w:r>
+        <w:rPr>
+          <w:rFonts w:ascii="Consolas" w:hAnsi="Consolas" w:eastAsia="Consolas" w:cs="Consolas"/>
+          <w:b w:val="0"/>
+          <w:bCs w:val="0"/>
+          <w:noProof w:val="0"/>
+          <w:color w:val="D6DEEB"/>
+          <w:sz w:val="21"/>
+          <w:szCs w:val="21"/>
+          <w:lang w:val="en-US"/>
+        </w:rPr>
+        <w:t xml:space="preserve">        rt</w:t>
+      </w:r>
+      <w:r>
+        <w:rPr>
+          <w:rFonts w:ascii="Consolas" w:hAnsi="Consolas" w:eastAsia="Consolas" w:cs="Consolas"/>
+          <w:b w:val="0"/>
+          <w:bCs w:val="0"/>
+          <w:noProof w:val="0"/>
+          <w:color w:val="DCDCDC"/>
+          <w:sz w:val="21"/>
+          <w:szCs w:val="21"/>
+          <w:lang w:val="en-US"/>
+        </w:rPr>
+        <w:t>[</w:t>
+      </w:r>
+      <w:r>
+        <w:rPr>
+          <w:rFonts w:ascii="Consolas" w:hAnsi="Consolas" w:eastAsia="Consolas" w:cs="Consolas"/>
+          <w:b w:val="0"/>
+          <w:bCs w:val="0"/>
+          <w:noProof w:val="0"/>
+          <w:color w:val="D6DEEB"/>
+          <w:sz w:val="21"/>
+          <w:szCs w:val="21"/>
+          <w:lang w:val="en-US"/>
+        </w:rPr>
+        <w:t>i</w:t>
+      </w:r>
+      <w:r>
+        <w:rPr>
+          <w:rFonts w:ascii="Consolas" w:hAnsi="Consolas" w:eastAsia="Consolas" w:cs="Consolas"/>
+          <w:b w:val="0"/>
+          <w:bCs w:val="0"/>
+          <w:noProof w:val="0"/>
+          <w:color w:val="DCDCDC"/>
+          <w:sz w:val="21"/>
+          <w:szCs w:val="21"/>
+          <w:lang w:val="en-US"/>
+        </w:rPr>
+        <w:t>]</w:t>
+      </w:r>
+      <w:r>
+        <w:rPr>
+          <w:rFonts w:ascii="Consolas" w:hAnsi="Consolas" w:eastAsia="Consolas" w:cs="Consolas"/>
+          <w:b w:val="0"/>
+          <w:bCs w:val="0"/>
+          <w:noProof w:val="0"/>
+          <w:color w:val="D6DEEB"/>
+          <w:sz w:val="21"/>
+          <w:szCs w:val="21"/>
+          <w:lang w:val="en-US"/>
+        </w:rPr>
+        <w:t xml:space="preserve"> </w:t>
+      </w:r>
+      <w:r>
+        <w:rPr>
+          <w:rFonts w:ascii="Consolas" w:hAnsi="Consolas" w:eastAsia="Consolas" w:cs="Consolas"/>
+          <w:b w:val="0"/>
+          <w:bCs w:val="0"/>
+          <w:noProof w:val="0"/>
+          <w:color w:val="DCDCDC"/>
+          <w:sz w:val="21"/>
+          <w:szCs w:val="21"/>
+          <w:lang w:val="en-US"/>
+        </w:rPr>
+        <w:t>=</w:t>
+      </w:r>
+      <w:r>
+        <w:rPr>
+          <w:rFonts w:ascii="Consolas" w:hAnsi="Consolas" w:eastAsia="Consolas" w:cs="Consolas"/>
+          <w:b w:val="0"/>
+          <w:bCs w:val="0"/>
+          <w:noProof w:val="0"/>
+          <w:color w:val="D6DEEB"/>
+          <w:sz w:val="21"/>
+          <w:szCs w:val="21"/>
+          <w:lang w:val="en-US"/>
+        </w:rPr>
+        <w:t xml:space="preserve"> </w:t>
+      </w:r>
+      <w:r>
+        <w:rPr>
+          <w:rFonts w:ascii="Consolas" w:hAnsi="Consolas" w:eastAsia="Consolas" w:cs="Consolas"/>
+          <w:b w:val="0"/>
+          <w:bCs w:val="0"/>
+          <w:noProof w:val="0"/>
+          <w:color w:val="D6DEEB"/>
+          <w:sz w:val="21"/>
+          <w:szCs w:val="21"/>
+          <w:lang w:val="en-US"/>
+        </w:rPr>
+        <w:t>bt</w:t>
+      </w:r>
+      <w:r>
+        <w:rPr>
+          <w:rFonts w:ascii="Consolas" w:hAnsi="Consolas" w:eastAsia="Consolas" w:cs="Consolas"/>
+          <w:b w:val="0"/>
+          <w:bCs w:val="0"/>
+          <w:noProof w:val="0"/>
+          <w:color w:val="DCDCDC"/>
+          <w:sz w:val="21"/>
+          <w:szCs w:val="21"/>
+          <w:lang w:val="en-US"/>
+        </w:rPr>
+        <w:t>[</w:t>
+      </w:r>
+      <w:r>
+        <w:rPr>
+          <w:rFonts w:ascii="Consolas" w:hAnsi="Consolas" w:eastAsia="Consolas" w:cs="Consolas"/>
+          <w:b w:val="0"/>
+          <w:bCs w:val="0"/>
+          <w:noProof w:val="0"/>
+          <w:color w:val="D6DEEB"/>
+          <w:sz w:val="21"/>
+          <w:szCs w:val="21"/>
+          <w:lang w:val="en-US"/>
+        </w:rPr>
+        <w:t>i</w:t>
+      </w:r>
+      <w:r>
+        <w:rPr>
+          <w:rFonts w:ascii="Consolas" w:hAnsi="Consolas" w:eastAsia="Consolas" w:cs="Consolas"/>
+          <w:b w:val="0"/>
+          <w:bCs w:val="0"/>
+          <w:noProof w:val="0"/>
+          <w:color w:val="DCDCDC"/>
+          <w:sz w:val="21"/>
+          <w:szCs w:val="21"/>
+          <w:lang w:val="en-US"/>
+        </w:rPr>
+        <w:t>];</w:t>
+      </w:r>
+      <w:r>
+        <w:rPr>
+          <w:rFonts w:ascii="Consolas" w:hAnsi="Consolas" w:eastAsia="Consolas" w:cs="Consolas"/>
+          <w:b w:val="0"/>
+          <w:bCs w:val="0"/>
+          <w:noProof w:val="0"/>
+          <w:color w:val="D6DEEB"/>
+          <w:sz w:val="21"/>
+          <w:szCs w:val="21"/>
+          <w:lang w:val="en-US"/>
+        </w:rPr>
+        <w:t xml:space="preserve">   </w:t>
+      </w:r>
+    </w:p>
+    <w:p>
+      <w:pPr>
+        <w:shd w:val="clear" w:color="auto" w:fill="011627"/>
+        <w:spacing w:before="0" w:beforeAutospacing="off" w:after="0" w:afterAutospacing="off" w:line="330" w:lineRule="auto"/>
+      </w:pPr>
+      <w:r>
+        <w:rPr>
+          <w:rFonts w:ascii="Consolas" w:hAnsi="Consolas" w:eastAsia="Consolas" w:cs="Consolas"/>
+          <w:b w:val="0"/>
+          <w:bCs w:val="0"/>
+          <w:noProof w:val="0"/>
+          <w:color w:val="D6DEEB"/>
+          <w:sz w:val="21"/>
+          <w:szCs w:val="21"/>
+          <w:lang w:val="en-US"/>
+        </w:rPr>
+        <w:t xml:space="preserve">    </w:t>
+      </w:r>
+      <w:r>
+        <w:rPr>
+          <w:rFonts w:ascii="Consolas" w:hAnsi="Consolas" w:eastAsia="Consolas" w:cs="Consolas"/>
+          <w:b w:val="0"/>
+          <w:bCs w:val="0"/>
+          <w:noProof w:val="0"/>
+          <w:color w:val="DCDCDC"/>
+          <w:sz w:val="21"/>
+          <w:szCs w:val="21"/>
+          <w:lang w:val="en-US"/>
+        </w:rPr>
+        <w:t>}</w:t>
+      </w:r>
+    </w:p>
+    <w:p>
+      <w:pPr>
+        <w:shd w:val="clear" w:color="auto" w:fill="011627"/>
+        <w:spacing w:before="0" w:beforeAutospacing="off" w:after="0" w:afterAutospacing="off" w:line="330" w:lineRule="auto"/>
+      </w:pPr>
+    </w:p>
+    <w:p>
+      <w:pPr>
+        <w:shd w:val="clear" w:color="auto" w:fill="011627"/>
+        <w:spacing w:before="0" w:beforeAutospacing="off" w:after="0" w:afterAutospacing="off" w:line="330" w:lineRule="auto"/>
+      </w:pPr>
+      <w:r>
+        <w:rPr>
+          <w:rFonts w:ascii="Consolas" w:hAnsi="Consolas" w:eastAsia="Consolas" w:cs="Consolas"/>
+          <w:b w:val="0"/>
+          <w:bCs w:val="0"/>
+          <w:noProof w:val="0"/>
+          <w:color w:val="D6DEEB"/>
+          <w:sz w:val="21"/>
+          <w:szCs w:val="21"/>
+          <w:lang w:val="en-US"/>
+        </w:rPr>
+        <w:t xml:space="preserve">    </w:t>
+      </w:r>
+      <w:r>
+        <w:rPr>
+          <w:rFonts w:ascii="Consolas" w:hAnsi="Consolas" w:eastAsia="Consolas" w:cs="Consolas"/>
+          <w:b w:val="0"/>
+          <w:bCs w:val="0"/>
+          <w:noProof w:val="0"/>
+          <w:color w:val="C792EA"/>
+          <w:sz w:val="21"/>
+          <w:szCs w:val="21"/>
+          <w:lang w:val="en-US"/>
+        </w:rPr>
+        <w:t>int</w:t>
+      </w:r>
+      <w:r>
+        <w:rPr>
+          <w:rFonts w:ascii="Consolas" w:hAnsi="Consolas" w:eastAsia="Consolas" w:cs="Consolas"/>
+          <w:b w:val="0"/>
+          <w:bCs w:val="0"/>
+          <w:noProof w:val="0"/>
+          <w:color w:val="D6DEEB"/>
+          <w:sz w:val="21"/>
+          <w:szCs w:val="21"/>
+          <w:lang w:val="en-US"/>
+        </w:rPr>
+        <w:t xml:space="preserve"> completed </w:t>
+      </w:r>
+      <w:r>
+        <w:rPr>
+          <w:rFonts w:ascii="Consolas" w:hAnsi="Consolas" w:eastAsia="Consolas" w:cs="Consolas"/>
+          <w:b w:val="0"/>
+          <w:bCs w:val="0"/>
+          <w:noProof w:val="0"/>
+          <w:color w:val="DCDCDC"/>
+          <w:sz w:val="21"/>
+          <w:szCs w:val="21"/>
+          <w:lang w:val="en-US"/>
+        </w:rPr>
+        <w:t>=</w:t>
+      </w:r>
+      <w:r>
+        <w:rPr>
+          <w:rFonts w:ascii="Consolas" w:hAnsi="Consolas" w:eastAsia="Consolas" w:cs="Consolas"/>
+          <w:b w:val="0"/>
+          <w:bCs w:val="0"/>
+          <w:noProof w:val="0"/>
+          <w:color w:val="D6DEEB"/>
+          <w:sz w:val="21"/>
+          <w:szCs w:val="21"/>
+          <w:lang w:val="en-US"/>
+        </w:rPr>
+        <w:t xml:space="preserve"> </w:t>
+      </w:r>
+      <w:r>
+        <w:rPr>
+          <w:rFonts w:ascii="Consolas" w:hAnsi="Consolas" w:eastAsia="Consolas" w:cs="Consolas"/>
+          <w:b w:val="0"/>
+          <w:bCs w:val="0"/>
+          <w:noProof w:val="0"/>
+          <w:color w:val="B5CEA8"/>
+          <w:sz w:val="21"/>
+          <w:szCs w:val="21"/>
+          <w:lang w:val="en-US"/>
+        </w:rPr>
+        <w:t>0</w:t>
+      </w:r>
+      <w:r>
+        <w:rPr>
+          <w:rFonts w:ascii="Consolas" w:hAnsi="Consolas" w:eastAsia="Consolas" w:cs="Consolas"/>
+          <w:b w:val="0"/>
+          <w:bCs w:val="0"/>
+          <w:noProof w:val="0"/>
+          <w:color w:val="DCDCDC"/>
+          <w:sz w:val="21"/>
+          <w:szCs w:val="21"/>
+          <w:lang w:val="en-US"/>
+        </w:rPr>
+        <w:t>;</w:t>
+      </w:r>
+    </w:p>
+    <w:p>
+      <w:pPr>
+        <w:shd w:val="clear" w:color="auto" w:fill="011627"/>
+        <w:spacing w:before="0" w:beforeAutospacing="off" w:after="0" w:afterAutospacing="off" w:line="330" w:lineRule="auto"/>
+      </w:pPr>
+      <w:r>
+        <w:rPr>
+          <w:rFonts w:ascii="Consolas" w:hAnsi="Consolas" w:eastAsia="Consolas" w:cs="Consolas"/>
+          <w:b w:val="0"/>
+          <w:bCs w:val="0"/>
+          <w:noProof w:val="0"/>
+          <w:color w:val="D6DEEB"/>
+          <w:sz w:val="21"/>
+          <w:szCs w:val="21"/>
+          <w:lang w:val="en-US"/>
+        </w:rPr>
+        <w:t xml:space="preserve">    </w:t>
+      </w:r>
+      <w:r>
+        <w:rPr>
+          <w:rFonts w:ascii="Consolas" w:hAnsi="Consolas" w:eastAsia="Consolas" w:cs="Consolas"/>
+          <w:b w:val="0"/>
+          <w:bCs w:val="0"/>
+          <w:noProof w:val="0"/>
+          <w:color w:val="C792EA"/>
+          <w:sz w:val="21"/>
+          <w:szCs w:val="21"/>
+          <w:lang w:val="en-US"/>
+        </w:rPr>
+        <w:t>int</w:t>
+      </w:r>
+      <w:r>
+        <w:rPr>
+          <w:rFonts w:ascii="Consolas" w:hAnsi="Consolas" w:eastAsia="Consolas" w:cs="Consolas"/>
+          <w:b w:val="0"/>
+          <w:bCs w:val="0"/>
+          <w:noProof w:val="0"/>
+          <w:color w:val="D6DEEB"/>
+          <w:sz w:val="21"/>
+          <w:szCs w:val="21"/>
+          <w:lang w:val="en-US"/>
+        </w:rPr>
+        <w:t xml:space="preserve"> currentTime </w:t>
+      </w:r>
+      <w:r>
+        <w:rPr>
+          <w:rFonts w:ascii="Consolas" w:hAnsi="Consolas" w:eastAsia="Consolas" w:cs="Consolas"/>
+          <w:b w:val="0"/>
+          <w:bCs w:val="0"/>
+          <w:noProof w:val="0"/>
+          <w:color w:val="DCDCDC"/>
+          <w:sz w:val="21"/>
+          <w:szCs w:val="21"/>
+          <w:lang w:val="en-US"/>
+        </w:rPr>
+        <w:t>=</w:t>
+      </w:r>
+      <w:r>
+        <w:rPr>
+          <w:rFonts w:ascii="Consolas" w:hAnsi="Consolas" w:eastAsia="Consolas" w:cs="Consolas"/>
+          <w:b w:val="0"/>
+          <w:bCs w:val="0"/>
+          <w:noProof w:val="0"/>
+          <w:color w:val="D6DEEB"/>
+          <w:sz w:val="21"/>
+          <w:szCs w:val="21"/>
+          <w:lang w:val="en-US"/>
+        </w:rPr>
+        <w:t xml:space="preserve"> </w:t>
+      </w:r>
+      <w:r>
+        <w:rPr>
+          <w:rFonts w:ascii="Consolas" w:hAnsi="Consolas" w:eastAsia="Consolas" w:cs="Consolas"/>
+          <w:b w:val="0"/>
+          <w:bCs w:val="0"/>
+          <w:noProof w:val="0"/>
+          <w:color w:val="B5CEA8"/>
+          <w:sz w:val="21"/>
+          <w:szCs w:val="21"/>
+          <w:lang w:val="en-US"/>
+        </w:rPr>
+        <w:t>0</w:t>
+      </w:r>
+      <w:r>
+        <w:rPr>
+          <w:rFonts w:ascii="Consolas" w:hAnsi="Consolas" w:eastAsia="Consolas" w:cs="Consolas"/>
+          <w:b w:val="0"/>
+          <w:bCs w:val="0"/>
+          <w:noProof w:val="0"/>
+          <w:color w:val="DCDCDC"/>
+          <w:sz w:val="21"/>
+          <w:szCs w:val="21"/>
+          <w:lang w:val="en-US"/>
+        </w:rPr>
+        <w:t>;</w:t>
+      </w:r>
+    </w:p>
+    <w:p>
+      <w:pPr>
+        <w:shd w:val="clear" w:color="auto" w:fill="011627"/>
+        <w:spacing w:before="0" w:beforeAutospacing="off" w:after="0" w:afterAutospacing="off" w:line="330" w:lineRule="auto"/>
+      </w:pPr>
+    </w:p>
+    <w:p>
+      <w:pPr>
+        <w:shd w:val="clear" w:color="auto" w:fill="011627"/>
+        <w:spacing w:before="0" w:beforeAutospacing="off" w:after="0" w:afterAutospacing="off" w:line="330" w:lineRule="auto"/>
+        <w:rPr>
+          <w:rFonts w:ascii="Consolas" w:hAnsi="Consolas" w:eastAsia="Consolas" w:cs="Consolas"/>
+          <w:b w:val="0"/>
+          <w:bCs w:val="0"/>
+          <w:noProof w:val="0"/>
+          <w:color w:val="484F5D"/>
+          <w:sz w:val="21"/>
+          <w:szCs w:val="21"/>
+          <w:lang w:val="en-US"/>
+        </w:rPr>
+      </w:pPr>
+      <w:r>
+        <w:rPr>
+          <w:rFonts w:ascii="Consolas" w:hAnsi="Consolas" w:eastAsia="Consolas" w:cs="Consolas"/>
+          <w:b w:val="0"/>
+          <w:bCs w:val="0"/>
+          <w:noProof w:val="0"/>
+          <w:color w:val="D6DEEB"/>
+          <w:sz w:val="21"/>
+          <w:szCs w:val="21"/>
+          <w:lang w:val="en-US"/>
+        </w:rPr>
+        <w:t xml:space="preserve"> </w:t>
+      </w:r>
+    </w:p>
+    <w:p>
+      <w:pPr>
+        <w:shd w:val="clear" w:color="auto" w:fill="011627"/>
+        <w:spacing w:before="0" w:beforeAutospacing="off" w:after="0" w:afterAutospacing="off" w:line="330" w:lineRule="auto"/>
+      </w:pPr>
+      <w:r>
+        <w:rPr>
+          <w:rFonts w:ascii="Consolas" w:hAnsi="Consolas" w:eastAsia="Consolas" w:cs="Consolas"/>
+          <w:b w:val="0"/>
+          <w:bCs w:val="0"/>
+          <w:noProof w:val="0"/>
+          <w:color w:val="D6DEEB"/>
+          <w:sz w:val="21"/>
+          <w:szCs w:val="21"/>
+          <w:lang w:val="en-US"/>
+        </w:rPr>
+        <w:t xml:space="preserve">    </w:t>
+      </w:r>
+      <w:r>
+        <w:rPr>
+          <w:rFonts w:ascii="Consolas" w:hAnsi="Consolas" w:eastAsia="Consolas" w:cs="Consolas"/>
+          <w:b w:val="0"/>
+          <w:bCs w:val="0"/>
+          <w:noProof w:val="0"/>
+          <w:color w:val="C792EA"/>
+          <w:sz w:val="21"/>
+          <w:szCs w:val="21"/>
+          <w:lang w:val="en-US"/>
+        </w:rPr>
+        <w:t>while</w:t>
+      </w:r>
+      <w:r>
+        <w:rPr>
+          <w:rFonts w:ascii="Consolas" w:hAnsi="Consolas" w:eastAsia="Consolas" w:cs="Consolas"/>
+          <w:b w:val="0"/>
+          <w:bCs w:val="0"/>
+          <w:noProof w:val="0"/>
+          <w:color w:val="D6DEEB"/>
+          <w:sz w:val="21"/>
+          <w:szCs w:val="21"/>
+          <w:lang w:val="en-US"/>
+        </w:rPr>
+        <w:t xml:space="preserve"> </w:t>
+      </w:r>
+      <w:r>
+        <w:rPr>
+          <w:rFonts w:ascii="Consolas" w:hAnsi="Consolas" w:eastAsia="Consolas" w:cs="Consolas"/>
+          <w:b w:val="0"/>
+          <w:bCs w:val="0"/>
+          <w:noProof w:val="0"/>
+          <w:color w:val="DCDCDC"/>
+          <w:sz w:val="21"/>
+          <w:szCs w:val="21"/>
+          <w:lang w:val="en-US"/>
+        </w:rPr>
+        <w:t>(</w:t>
+      </w:r>
+      <w:r>
+        <w:rPr>
+          <w:rFonts w:ascii="Consolas" w:hAnsi="Consolas" w:eastAsia="Consolas" w:cs="Consolas"/>
+          <w:b w:val="0"/>
+          <w:bCs w:val="0"/>
+          <w:noProof w:val="0"/>
+          <w:color w:val="D6DEEB"/>
+          <w:sz w:val="21"/>
+          <w:szCs w:val="21"/>
+          <w:lang w:val="en-US"/>
+        </w:rPr>
+        <w:t xml:space="preserve">completed </w:t>
+      </w:r>
+      <w:r>
+        <w:rPr>
+          <w:rFonts w:ascii="Consolas" w:hAnsi="Consolas" w:eastAsia="Consolas" w:cs="Consolas"/>
+          <w:b w:val="0"/>
+          <w:bCs w:val="0"/>
+          <w:noProof w:val="0"/>
+          <w:color w:val="DCDCDC"/>
+          <w:sz w:val="21"/>
+          <w:szCs w:val="21"/>
+          <w:lang w:val="en-US"/>
+        </w:rPr>
+        <w:t>&lt;</w:t>
+      </w:r>
+      <w:r>
+        <w:rPr>
+          <w:rFonts w:ascii="Consolas" w:hAnsi="Consolas" w:eastAsia="Consolas" w:cs="Consolas"/>
+          <w:b w:val="0"/>
+          <w:bCs w:val="0"/>
+          <w:noProof w:val="0"/>
+          <w:color w:val="D6DEEB"/>
+          <w:sz w:val="21"/>
+          <w:szCs w:val="21"/>
+          <w:lang w:val="en-US"/>
+        </w:rPr>
+        <w:t xml:space="preserve"> n</w:t>
+      </w:r>
+      <w:r>
+        <w:rPr>
+          <w:rFonts w:ascii="Consolas" w:hAnsi="Consolas" w:eastAsia="Consolas" w:cs="Consolas"/>
+          <w:b w:val="0"/>
+          <w:bCs w:val="0"/>
+          <w:noProof w:val="0"/>
+          <w:color w:val="DCDCDC"/>
+          <w:sz w:val="21"/>
+          <w:szCs w:val="21"/>
+          <w:lang w:val="en-US"/>
+        </w:rPr>
+        <w:t>)</w:t>
+      </w:r>
+      <w:r>
+        <w:rPr>
+          <w:rFonts w:ascii="Consolas" w:hAnsi="Consolas" w:eastAsia="Consolas" w:cs="Consolas"/>
+          <w:b w:val="0"/>
+          <w:bCs w:val="0"/>
+          <w:noProof w:val="0"/>
+          <w:color w:val="D6DEEB"/>
+          <w:sz w:val="21"/>
+          <w:szCs w:val="21"/>
+          <w:lang w:val="en-US"/>
+        </w:rPr>
+        <w:t xml:space="preserve"> </w:t>
+      </w:r>
+      <w:r>
+        <w:rPr>
+          <w:rFonts w:ascii="Consolas" w:hAnsi="Consolas" w:eastAsia="Consolas" w:cs="Consolas"/>
+          <w:b w:val="0"/>
+          <w:bCs w:val="0"/>
+          <w:noProof w:val="0"/>
+          <w:color w:val="DCDCDC"/>
+          <w:sz w:val="21"/>
+          <w:szCs w:val="21"/>
+          <w:lang w:val="en-US"/>
+        </w:rPr>
+        <w:t>{</w:t>
+      </w:r>
+    </w:p>
+    <w:p>
+      <w:pPr>
+        <w:shd w:val="clear" w:color="auto" w:fill="011627"/>
+        <w:spacing w:before="0" w:beforeAutospacing="off" w:after="0" w:afterAutospacing="off" w:line="330" w:lineRule="auto"/>
+      </w:pPr>
+    </w:p>
+    <w:p>
+      <w:pPr>
+        <w:shd w:val="clear" w:color="auto" w:fill="011627"/>
+        <w:spacing w:before="0" w:beforeAutospacing="off" w:after="0" w:afterAutospacing="off" w:line="330" w:lineRule="auto"/>
+      </w:pPr>
+      <w:r>
+        <w:rPr>
+          <w:rFonts w:ascii="Consolas" w:hAnsi="Consolas" w:eastAsia="Consolas" w:cs="Consolas"/>
+          <w:b w:val="0"/>
+          <w:bCs w:val="0"/>
+          <w:noProof w:val="0"/>
+          <w:color w:val="D6DEEB"/>
+          <w:sz w:val="21"/>
+          <w:szCs w:val="21"/>
+          <w:lang w:val="en-US"/>
+        </w:rPr>
+        <w:t xml:space="preserve">        </w:t>
+      </w:r>
+      <w:r>
+        <w:rPr>
+          <w:rFonts w:ascii="Consolas" w:hAnsi="Consolas" w:eastAsia="Consolas" w:cs="Consolas"/>
+          <w:b w:val="0"/>
+          <w:bCs w:val="0"/>
+          <w:noProof w:val="0"/>
+          <w:color w:val="C792EA"/>
+          <w:sz w:val="21"/>
+          <w:szCs w:val="21"/>
+          <w:lang w:val="en-US"/>
+        </w:rPr>
+        <w:t>int</w:t>
+      </w:r>
+      <w:r>
+        <w:rPr>
+          <w:rFonts w:ascii="Consolas" w:hAnsi="Consolas" w:eastAsia="Consolas" w:cs="Consolas"/>
+          <w:b w:val="0"/>
+          <w:bCs w:val="0"/>
+          <w:noProof w:val="0"/>
+          <w:color w:val="D6DEEB"/>
+          <w:sz w:val="21"/>
+          <w:szCs w:val="21"/>
+          <w:lang w:val="en-US"/>
+        </w:rPr>
+        <w:t xml:space="preserve"> shortest </w:t>
+      </w:r>
+      <w:r>
+        <w:rPr>
+          <w:rFonts w:ascii="Consolas" w:hAnsi="Consolas" w:eastAsia="Consolas" w:cs="Consolas"/>
+          <w:b w:val="0"/>
+          <w:bCs w:val="0"/>
+          <w:noProof w:val="0"/>
+          <w:color w:val="DCDCDC"/>
+          <w:sz w:val="21"/>
+          <w:szCs w:val="21"/>
+          <w:lang w:val="en-US"/>
+        </w:rPr>
+        <w:t>=</w:t>
+      </w:r>
+      <w:r>
+        <w:rPr>
+          <w:rFonts w:ascii="Consolas" w:hAnsi="Consolas" w:eastAsia="Consolas" w:cs="Consolas"/>
+          <w:b w:val="0"/>
+          <w:bCs w:val="0"/>
+          <w:noProof w:val="0"/>
+          <w:color w:val="D6DEEB"/>
+          <w:sz w:val="21"/>
+          <w:szCs w:val="21"/>
+          <w:lang w:val="en-US"/>
+        </w:rPr>
+        <w:t xml:space="preserve"> </w:t>
+      </w:r>
+      <w:r>
+        <w:rPr>
+          <w:rFonts w:ascii="Consolas" w:hAnsi="Consolas" w:eastAsia="Consolas" w:cs="Consolas"/>
+          <w:b w:val="0"/>
+          <w:bCs w:val="0"/>
+          <w:noProof w:val="0"/>
+          <w:color w:val="DCDCDC"/>
+          <w:sz w:val="21"/>
+          <w:szCs w:val="21"/>
+          <w:lang w:val="en-US"/>
+        </w:rPr>
+        <w:t>-</w:t>
+      </w:r>
+      <w:r>
+        <w:rPr>
+          <w:rFonts w:ascii="Consolas" w:hAnsi="Consolas" w:eastAsia="Consolas" w:cs="Consolas"/>
+          <w:b w:val="0"/>
+          <w:bCs w:val="0"/>
+          <w:noProof w:val="0"/>
+          <w:color w:val="B5CEA8"/>
+          <w:sz w:val="21"/>
+          <w:szCs w:val="21"/>
+          <w:lang w:val="en-US"/>
+        </w:rPr>
+        <w:t>1</w:t>
+      </w:r>
+      <w:r>
+        <w:rPr>
+          <w:rFonts w:ascii="Consolas" w:hAnsi="Consolas" w:eastAsia="Consolas" w:cs="Consolas"/>
+          <w:b w:val="0"/>
+          <w:bCs w:val="0"/>
+          <w:noProof w:val="0"/>
+          <w:color w:val="DCDCDC"/>
+          <w:sz w:val="21"/>
+          <w:szCs w:val="21"/>
+          <w:lang w:val="en-US"/>
+        </w:rPr>
+        <w:t>;</w:t>
+      </w:r>
+    </w:p>
+    <w:p>
+      <w:pPr>
+        <w:shd w:val="clear" w:color="auto" w:fill="011627"/>
+        <w:spacing w:before="0" w:beforeAutospacing="off" w:after="0" w:afterAutospacing="off" w:line="330" w:lineRule="auto"/>
+      </w:pPr>
+      <w:r>
+        <w:rPr>
+          <w:rFonts w:ascii="Consolas" w:hAnsi="Consolas" w:eastAsia="Consolas" w:cs="Consolas"/>
+          <w:b w:val="0"/>
+          <w:bCs w:val="0"/>
+          <w:noProof w:val="0"/>
+          <w:color w:val="D6DEEB"/>
+          <w:sz w:val="21"/>
+          <w:szCs w:val="21"/>
+          <w:lang w:val="en-US"/>
+        </w:rPr>
+        <w:t xml:space="preserve">        </w:t>
+      </w:r>
+      <w:r>
+        <w:rPr>
+          <w:rFonts w:ascii="Consolas" w:hAnsi="Consolas" w:eastAsia="Consolas" w:cs="Consolas"/>
+          <w:b w:val="0"/>
+          <w:bCs w:val="0"/>
+          <w:noProof w:val="0"/>
+          <w:color w:val="C792EA"/>
+          <w:sz w:val="21"/>
+          <w:szCs w:val="21"/>
+          <w:lang w:val="en-US"/>
+        </w:rPr>
+        <w:t>int</w:t>
+      </w:r>
+      <w:r>
+        <w:rPr>
+          <w:rFonts w:ascii="Consolas" w:hAnsi="Consolas" w:eastAsia="Consolas" w:cs="Consolas"/>
+          <w:b w:val="0"/>
+          <w:bCs w:val="0"/>
+          <w:noProof w:val="0"/>
+          <w:color w:val="D6DEEB"/>
+          <w:sz w:val="21"/>
+          <w:szCs w:val="21"/>
+          <w:lang w:val="en-US"/>
+        </w:rPr>
+        <w:t xml:space="preserve"> minRemaining </w:t>
+      </w:r>
+      <w:r>
+        <w:rPr>
+          <w:rFonts w:ascii="Consolas" w:hAnsi="Consolas" w:eastAsia="Consolas" w:cs="Consolas"/>
+          <w:b w:val="0"/>
+          <w:bCs w:val="0"/>
+          <w:noProof w:val="0"/>
+          <w:color w:val="DCDCDC"/>
+          <w:sz w:val="21"/>
+          <w:szCs w:val="21"/>
+          <w:lang w:val="en-US"/>
+        </w:rPr>
+        <w:t>=</w:t>
+      </w:r>
+      <w:r>
+        <w:rPr>
+          <w:rFonts w:ascii="Consolas" w:hAnsi="Consolas" w:eastAsia="Consolas" w:cs="Consolas"/>
+          <w:b w:val="0"/>
+          <w:bCs w:val="0"/>
+          <w:noProof w:val="0"/>
+          <w:color w:val="D6DEEB"/>
+          <w:sz w:val="21"/>
+          <w:szCs w:val="21"/>
+          <w:lang w:val="en-US"/>
+        </w:rPr>
+        <w:t xml:space="preserve"> INT_MAX</w:t>
+      </w:r>
+      <w:r>
+        <w:rPr>
+          <w:rFonts w:ascii="Consolas" w:hAnsi="Consolas" w:eastAsia="Consolas" w:cs="Consolas"/>
+          <w:b w:val="0"/>
+          <w:bCs w:val="0"/>
+          <w:noProof w:val="0"/>
+          <w:color w:val="DCDCDC"/>
+          <w:sz w:val="21"/>
+          <w:szCs w:val="21"/>
+          <w:lang w:val="en-US"/>
+        </w:rPr>
+        <w:t>;</w:t>
+      </w:r>
+    </w:p>
+    <w:p>
+      <w:pPr>
+        <w:shd w:val="clear" w:color="auto" w:fill="011627"/>
+        <w:spacing w:before="0" w:beforeAutospacing="off" w:after="0" w:afterAutospacing="off" w:line="330" w:lineRule="auto"/>
+      </w:pPr>
+    </w:p>
+    <w:p>
+      <w:pPr>
+        <w:shd w:val="clear" w:color="auto" w:fill="011627"/>
+        <w:spacing w:before="0" w:beforeAutospacing="off" w:after="0" w:afterAutospacing="off" w:line="330" w:lineRule="auto"/>
+        <w:rPr>
+          <w:rFonts w:ascii="Consolas" w:hAnsi="Consolas" w:eastAsia="Consolas" w:cs="Consolas"/>
+          <w:b w:val="0"/>
+          <w:bCs w:val="0"/>
+          <w:noProof w:val="0"/>
+          <w:color w:val="484F5D"/>
+          <w:sz w:val="21"/>
+          <w:szCs w:val="21"/>
+          <w:lang w:val="en-US"/>
+        </w:rPr>
+      </w:pPr>
+      <w:r>
+        <w:rPr>
+          <w:rFonts w:ascii="Consolas" w:hAnsi="Consolas" w:eastAsia="Consolas" w:cs="Consolas"/>
+          <w:b w:val="0"/>
+          <w:bCs w:val="0"/>
+          <w:noProof w:val="0"/>
+          <w:color w:val="D6DEEB"/>
+          <w:sz w:val="21"/>
+          <w:szCs w:val="21"/>
+          <w:lang w:val="en-US"/>
+        </w:rPr>
+        <w:t xml:space="preserve">        </w:t>
+      </w:r>
+    </w:p>
+    <w:p>
+      <w:pPr>
+        <w:shd w:val="clear" w:color="auto" w:fill="011627"/>
+        <w:spacing w:before="0" w:beforeAutospacing="off" w:after="0" w:afterAutospacing="off" w:line="330" w:lineRule="auto"/>
+      </w:pPr>
+      <w:r>
+        <w:rPr>
+          <w:rFonts w:ascii="Consolas" w:hAnsi="Consolas" w:eastAsia="Consolas" w:cs="Consolas"/>
+          <w:b w:val="0"/>
+          <w:bCs w:val="0"/>
+          <w:noProof w:val="0"/>
+          <w:color w:val="D6DEEB"/>
+          <w:sz w:val="21"/>
+          <w:szCs w:val="21"/>
+          <w:lang w:val="en-US"/>
+        </w:rPr>
+        <w:t xml:space="preserve">        </w:t>
+      </w:r>
+      <w:r>
+        <w:rPr>
+          <w:rFonts w:ascii="Consolas" w:hAnsi="Consolas" w:eastAsia="Consolas" w:cs="Consolas"/>
+          <w:b w:val="0"/>
+          <w:bCs w:val="0"/>
+          <w:noProof w:val="0"/>
+          <w:color w:val="C792EA"/>
+          <w:sz w:val="21"/>
+          <w:szCs w:val="21"/>
+          <w:lang w:val="en-US"/>
+        </w:rPr>
+        <w:t>for</w:t>
+      </w:r>
+      <w:r>
+        <w:rPr>
+          <w:rFonts w:ascii="Consolas" w:hAnsi="Consolas" w:eastAsia="Consolas" w:cs="Consolas"/>
+          <w:b w:val="0"/>
+          <w:bCs w:val="0"/>
+          <w:noProof w:val="0"/>
+          <w:color w:val="D6DEEB"/>
+          <w:sz w:val="21"/>
+          <w:szCs w:val="21"/>
+          <w:lang w:val="en-US"/>
+        </w:rPr>
+        <w:t xml:space="preserve"> </w:t>
+      </w:r>
+      <w:r>
+        <w:rPr>
+          <w:rFonts w:ascii="Consolas" w:hAnsi="Consolas" w:eastAsia="Consolas" w:cs="Consolas"/>
+          <w:b w:val="0"/>
+          <w:bCs w:val="0"/>
+          <w:noProof w:val="0"/>
+          <w:color w:val="DCDCDC"/>
+          <w:sz w:val="21"/>
+          <w:szCs w:val="21"/>
+          <w:lang w:val="en-US"/>
+        </w:rPr>
+        <w:t>(</w:t>
+      </w:r>
+      <w:r>
+        <w:rPr>
+          <w:rFonts w:ascii="Consolas" w:hAnsi="Consolas" w:eastAsia="Consolas" w:cs="Consolas"/>
+          <w:b w:val="0"/>
+          <w:bCs w:val="0"/>
+          <w:noProof w:val="0"/>
+          <w:color w:val="C792EA"/>
+          <w:sz w:val="21"/>
+          <w:szCs w:val="21"/>
+          <w:lang w:val="en-US"/>
+        </w:rPr>
+        <w:t>int</w:t>
+      </w:r>
+      <w:r>
+        <w:rPr>
+          <w:rFonts w:ascii="Consolas" w:hAnsi="Consolas" w:eastAsia="Consolas" w:cs="Consolas"/>
+          <w:b w:val="0"/>
+          <w:bCs w:val="0"/>
+          <w:noProof w:val="0"/>
+          <w:color w:val="D6DEEB"/>
+          <w:sz w:val="21"/>
+          <w:szCs w:val="21"/>
+          <w:lang w:val="en-US"/>
+        </w:rPr>
+        <w:t xml:space="preserve"> i </w:t>
+      </w:r>
+      <w:r>
+        <w:rPr>
+          <w:rFonts w:ascii="Consolas" w:hAnsi="Consolas" w:eastAsia="Consolas" w:cs="Consolas"/>
+          <w:b w:val="0"/>
+          <w:bCs w:val="0"/>
+          <w:noProof w:val="0"/>
+          <w:color w:val="DCDCDC"/>
+          <w:sz w:val="21"/>
+          <w:szCs w:val="21"/>
+          <w:lang w:val="en-US"/>
+        </w:rPr>
+        <w:t>=</w:t>
+      </w:r>
+      <w:r>
+        <w:rPr>
+          <w:rFonts w:ascii="Consolas" w:hAnsi="Consolas" w:eastAsia="Consolas" w:cs="Consolas"/>
+          <w:b w:val="0"/>
+          <w:bCs w:val="0"/>
+          <w:noProof w:val="0"/>
+          <w:color w:val="D6DEEB"/>
+          <w:sz w:val="21"/>
+          <w:szCs w:val="21"/>
+          <w:lang w:val="en-US"/>
+        </w:rPr>
+        <w:t xml:space="preserve"> </w:t>
+      </w:r>
+      <w:r>
+        <w:rPr>
+          <w:rFonts w:ascii="Consolas" w:hAnsi="Consolas" w:eastAsia="Consolas" w:cs="Consolas"/>
+          <w:b w:val="0"/>
+          <w:bCs w:val="0"/>
+          <w:noProof w:val="0"/>
+          <w:color w:val="B5CEA8"/>
+          <w:sz w:val="21"/>
+          <w:szCs w:val="21"/>
+          <w:lang w:val="en-US"/>
+        </w:rPr>
+        <w:t>0</w:t>
+      </w:r>
+      <w:r>
+        <w:rPr>
+          <w:rFonts w:ascii="Consolas" w:hAnsi="Consolas" w:eastAsia="Consolas" w:cs="Consolas"/>
+          <w:b w:val="0"/>
+          <w:bCs w:val="0"/>
+          <w:noProof w:val="0"/>
+          <w:color w:val="DCDCDC"/>
+          <w:sz w:val="21"/>
+          <w:szCs w:val="21"/>
+          <w:lang w:val="en-US"/>
+        </w:rPr>
+        <w:t>;</w:t>
+      </w:r>
+      <w:r>
+        <w:rPr>
+          <w:rFonts w:ascii="Consolas" w:hAnsi="Consolas" w:eastAsia="Consolas" w:cs="Consolas"/>
+          <w:b w:val="0"/>
+          <w:bCs w:val="0"/>
+          <w:noProof w:val="0"/>
+          <w:color w:val="D6DEEB"/>
+          <w:sz w:val="21"/>
+          <w:szCs w:val="21"/>
+          <w:lang w:val="en-US"/>
+        </w:rPr>
+        <w:t xml:space="preserve"> i </w:t>
+      </w:r>
+      <w:r>
+        <w:rPr>
+          <w:rFonts w:ascii="Consolas" w:hAnsi="Consolas" w:eastAsia="Consolas" w:cs="Consolas"/>
+          <w:b w:val="0"/>
+          <w:bCs w:val="0"/>
+          <w:noProof w:val="0"/>
+          <w:color w:val="DCDCDC"/>
+          <w:sz w:val="21"/>
+          <w:szCs w:val="21"/>
+          <w:lang w:val="en-US"/>
+        </w:rPr>
+        <w:t>&lt;</w:t>
+      </w:r>
+      <w:r>
+        <w:rPr>
+          <w:rFonts w:ascii="Consolas" w:hAnsi="Consolas" w:eastAsia="Consolas" w:cs="Consolas"/>
+          <w:b w:val="0"/>
+          <w:bCs w:val="0"/>
+          <w:noProof w:val="0"/>
+          <w:color w:val="D6DEEB"/>
+          <w:sz w:val="21"/>
+          <w:szCs w:val="21"/>
+          <w:lang w:val="en-US"/>
+        </w:rPr>
+        <w:t xml:space="preserve"> n</w:t>
+      </w:r>
+      <w:r>
+        <w:rPr>
+          <w:rFonts w:ascii="Consolas" w:hAnsi="Consolas" w:eastAsia="Consolas" w:cs="Consolas"/>
+          <w:b w:val="0"/>
+          <w:bCs w:val="0"/>
+          <w:noProof w:val="0"/>
+          <w:color w:val="DCDCDC"/>
+          <w:sz w:val="21"/>
+          <w:szCs w:val="21"/>
+          <w:lang w:val="en-US"/>
+        </w:rPr>
+        <w:t>;</w:t>
+      </w:r>
+      <w:r>
+        <w:rPr>
+          <w:rFonts w:ascii="Consolas" w:hAnsi="Consolas" w:eastAsia="Consolas" w:cs="Consolas"/>
+          <w:b w:val="0"/>
+          <w:bCs w:val="0"/>
+          <w:noProof w:val="0"/>
+          <w:color w:val="D6DEEB"/>
+          <w:sz w:val="21"/>
+          <w:szCs w:val="21"/>
+          <w:lang w:val="en-US"/>
+        </w:rPr>
+        <w:t xml:space="preserve"> i</w:t>
+      </w:r>
+      <w:r>
+        <w:rPr>
+          <w:rFonts w:ascii="Consolas" w:hAnsi="Consolas" w:eastAsia="Consolas" w:cs="Consolas"/>
+          <w:b w:val="0"/>
+          <w:bCs w:val="0"/>
+          <w:noProof w:val="0"/>
+          <w:color w:val="DCDCDC"/>
+          <w:sz w:val="21"/>
+          <w:szCs w:val="21"/>
+          <w:lang w:val="en-US"/>
+        </w:rPr>
+        <w:t>++)</w:t>
+      </w:r>
+      <w:r>
+        <w:rPr>
+          <w:rFonts w:ascii="Consolas" w:hAnsi="Consolas" w:eastAsia="Consolas" w:cs="Consolas"/>
+          <w:b w:val="0"/>
+          <w:bCs w:val="0"/>
+          <w:noProof w:val="0"/>
+          <w:color w:val="D6DEEB"/>
+          <w:sz w:val="21"/>
+          <w:szCs w:val="21"/>
+          <w:lang w:val="en-US"/>
+        </w:rPr>
+        <w:t xml:space="preserve"> </w:t>
+      </w:r>
+      <w:r>
+        <w:rPr>
+          <w:rFonts w:ascii="Consolas" w:hAnsi="Consolas" w:eastAsia="Consolas" w:cs="Consolas"/>
+          <w:b w:val="0"/>
+          <w:bCs w:val="0"/>
+          <w:noProof w:val="0"/>
+          <w:color w:val="DCDCDC"/>
+          <w:sz w:val="21"/>
+          <w:szCs w:val="21"/>
+          <w:lang w:val="en-US"/>
+        </w:rPr>
+        <w:t>{</w:t>
+      </w:r>
+    </w:p>
+    <w:p>
+      <w:pPr>
+        <w:shd w:val="clear" w:color="auto" w:fill="011627"/>
+        <w:spacing w:before="0" w:beforeAutospacing="off" w:after="0" w:afterAutospacing="off" w:line="330" w:lineRule="auto"/>
+      </w:pPr>
+      <w:r>
+        <w:rPr>
+          <w:rFonts w:ascii="Consolas" w:hAnsi="Consolas" w:eastAsia="Consolas" w:cs="Consolas"/>
+          <w:b w:val="0"/>
+          <w:bCs w:val="0"/>
+          <w:noProof w:val="0"/>
+          <w:color w:val="D6DEEB"/>
+          <w:sz w:val="21"/>
+          <w:szCs w:val="21"/>
+          <w:lang w:val="en-US"/>
+        </w:rPr>
+        <w:t xml:space="preserve">            </w:t>
+      </w:r>
+      <w:r>
+        <w:rPr>
+          <w:rFonts w:ascii="Consolas" w:hAnsi="Consolas" w:eastAsia="Consolas" w:cs="Consolas"/>
+          <w:b w:val="0"/>
+          <w:bCs w:val="0"/>
+          <w:noProof w:val="0"/>
+          <w:color w:val="C792EA"/>
+          <w:sz w:val="21"/>
+          <w:szCs w:val="21"/>
+          <w:lang w:val="en-US"/>
+        </w:rPr>
+        <w:t>if</w:t>
+      </w:r>
+      <w:r>
+        <w:rPr>
+          <w:rFonts w:ascii="Consolas" w:hAnsi="Consolas" w:eastAsia="Consolas" w:cs="Consolas"/>
+          <w:b w:val="0"/>
+          <w:bCs w:val="0"/>
+          <w:noProof w:val="0"/>
+          <w:color w:val="D6DEEB"/>
+          <w:sz w:val="21"/>
+          <w:szCs w:val="21"/>
+          <w:lang w:val="en-US"/>
+        </w:rPr>
+        <w:t xml:space="preserve"> </w:t>
+      </w:r>
+      <w:r>
+        <w:rPr>
+          <w:rFonts w:ascii="Consolas" w:hAnsi="Consolas" w:eastAsia="Consolas" w:cs="Consolas"/>
+          <w:b w:val="0"/>
+          <w:bCs w:val="0"/>
+          <w:noProof w:val="0"/>
+          <w:color w:val="DCDCDC"/>
+          <w:sz w:val="21"/>
+          <w:szCs w:val="21"/>
+          <w:lang w:val="en-US"/>
+        </w:rPr>
+        <w:t>(</w:t>
+      </w:r>
+      <w:r>
+        <w:rPr>
+          <w:rFonts w:ascii="Consolas" w:hAnsi="Consolas" w:eastAsia="Consolas" w:cs="Consolas"/>
+          <w:b w:val="0"/>
+          <w:bCs w:val="0"/>
+          <w:noProof w:val="0"/>
+          <w:color w:val="D6DEEB"/>
+          <w:sz w:val="21"/>
+          <w:szCs w:val="21"/>
+          <w:lang w:val="en-US"/>
+        </w:rPr>
+        <w:t>at</w:t>
+      </w:r>
+      <w:r>
+        <w:rPr>
+          <w:rFonts w:ascii="Consolas" w:hAnsi="Consolas" w:eastAsia="Consolas" w:cs="Consolas"/>
+          <w:b w:val="0"/>
+          <w:bCs w:val="0"/>
+          <w:noProof w:val="0"/>
+          <w:color w:val="DCDCDC"/>
+          <w:sz w:val="21"/>
+          <w:szCs w:val="21"/>
+          <w:lang w:val="en-US"/>
+        </w:rPr>
+        <w:t>[</w:t>
+      </w:r>
+      <w:r>
+        <w:rPr>
+          <w:rFonts w:ascii="Consolas" w:hAnsi="Consolas" w:eastAsia="Consolas" w:cs="Consolas"/>
+          <w:b w:val="0"/>
+          <w:bCs w:val="0"/>
+          <w:noProof w:val="0"/>
+          <w:color w:val="D6DEEB"/>
+          <w:sz w:val="21"/>
+          <w:szCs w:val="21"/>
+          <w:lang w:val="en-US"/>
+        </w:rPr>
+        <w:t>i</w:t>
+      </w:r>
+      <w:r>
+        <w:rPr>
+          <w:rFonts w:ascii="Consolas" w:hAnsi="Consolas" w:eastAsia="Consolas" w:cs="Consolas"/>
+          <w:b w:val="0"/>
+          <w:bCs w:val="0"/>
+          <w:noProof w:val="0"/>
+          <w:color w:val="DCDCDC"/>
+          <w:sz w:val="21"/>
+          <w:szCs w:val="21"/>
+          <w:lang w:val="en-US"/>
+        </w:rPr>
+        <w:t>]</w:t>
+      </w:r>
+      <w:r>
+        <w:rPr>
+          <w:rFonts w:ascii="Consolas" w:hAnsi="Consolas" w:eastAsia="Consolas" w:cs="Consolas"/>
+          <w:b w:val="0"/>
+          <w:bCs w:val="0"/>
+          <w:noProof w:val="0"/>
+          <w:color w:val="D6DEEB"/>
+          <w:sz w:val="21"/>
+          <w:szCs w:val="21"/>
+          <w:lang w:val="en-US"/>
+        </w:rPr>
+        <w:t xml:space="preserve"> </w:t>
+      </w:r>
+      <w:r>
+        <w:rPr>
+          <w:rFonts w:ascii="Consolas" w:hAnsi="Consolas" w:eastAsia="Consolas" w:cs="Consolas"/>
+          <w:b w:val="0"/>
+          <w:bCs w:val="0"/>
+          <w:noProof w:val="0"/>
+          <w:color w:val="DCDCDC"/>
+          <w:sz w:val="21"/>
+          <w:szCs w:val="21"/>
+          <w:lang w:val="en-US"/>
+        </w:rPr>
+        <w:t>&lt;=</w:t>
+      </w:r>
+      <w:r>
+        <w:rPr>
+          <w:rFonts w:ascii="Consolas" w:hAnsi="Consolas" w:eastAsia="Consolas" w:cs="Consolas"/>
+          <w:b w:val="0"/>
+          <w:bCs w:val="0"/>
+          <w:noProof w:val="0"/>
+          <w:color w:val="D6DEEB"/>
+          <w:sz w:val="21"/>
+          <w:szCs w:val="21"/>
+          <w:lang w:val="en-US"/>
+        </w:rPr>
+        <w:t xml:space="preserve"> currentTime </w:t>
+      </w:r>
+      <w:r>
+        <w:rPr>
+          <w:rFonts w:ascii="Consolas" w:hAnsi="Consolas" w:eastAsia="Consolas" w:cs="Consolas"/>
+          <w:b w:val="0"/>
+          <w:bCs w:val="0"/>
+          <w:noProof w:val="0"/>
+          <w:color w:val="DCDCDC"/>
+          <w:sz w:val="21"/>
+          <w:szCs w:val="21"/>
+          <w:lang w:val="en-US"/>
+        </w:rPr>
+        <w:t>&amp;&amp;</w:t>
+      </w:r>
+    </w:p>
+    <w:p>
+      <w:pPr>
+        <w:shd w:val="clear" w:color="auto" w:fill="011627"/>
+        <w:spacing w:before="0" w:beforeAutospacing="off" w:after="0" w:afterAutospacing="off" w:line="330" w:lineRule="auto"/>
+      </w:pPr>
+      <w:r>
+        <w:rPr>
+          <w:rFonts w:ascii="Consolas" w:hAnsi="Consolas" w:eastAsia="Consolas" w:cs="Consolas"/>
+          <w:b w:val="0"/>
+          <w:bCs w:val="0"/>
+          <w:noProof w:val="0"/>
+          <w:color w:val="D6DEEB"/>
+          <w:sz w:val="21"/>
+          <w:szCs w:val="21"/>
+          <w:lang w:val="en-US"/>
+        </w:rPr>
+        <w:t xml:space="preserve">                rt</w:t>
+      </w:r>
+      <w:r>
+        <w:rPr>
+          <w:rFonts w:ascii="Consolas" w:hAnsi="Consolas" w:eastAsia="Consolas" w:cs="Consolas"/>
+          <w:b w:val="0"/>
+          <w:bCs w:val="0"/>
+          <w:noProof w:val="0"/>
+          <w:color w:val="DCDCDC"/>
+          <w:sz w:val="21"/>
+          <w:szCs w:val="21"/>
+          <w:lang w:val="en-US"/>
+        </w:rPr>
+        <w:t>[</w:t>
+      </w:r>
+      <w:r>
+        <w:rPr>
+          <w:rFonts w:ascii="Consolas" w:hAnsi="Consolas" w:eastAsia="Consolas" w:cs="Consolas"/>
+          <w:b w:val="0"/>
+          <w:bCs w:val="0"/>
+          <w:noProof w:val="0"/>
+          <w:color w:val="D6DEEB"/>
+          <w:sz w:val="21"/>
+          <w:szCs w:val="21"/>
+          <w:lang w:val="en-US"/>
+        </w:rPr>
+        <w:t>i</w:t>
+      </w:r>
+      <w:r>
+        <w:rPr>
+          <w:rFonts w:ascii="Consolas" w:hAnsi="Consolas" w:eastAsia="Consolas" w:cs="Consolas"/>
+          <w:b w:val="0"/>
+          <w:bCs w:val="0"/>
+          <w:noProof w:val="0"/>
+          <w:color w:val="DCDCDC"/>
+          <w:sz w:val="21"/>
+          <w:szCs w:val="21"/>
+          <w:lang w:val="en-US"/>
+        </w:rPr>
+        <w:t>]</w:t>
+      </w:r>
+      <w:r>
+        <w:rPr>
+          <w:rFonts w:ascii="Consolas" w:hAnsi="Consolas" w:eastAsia="Consolas" w:cs="Consolas"/>
+          <w:b w:val="0"/>
+          <w:bCs w:val="0"/>
+          <w:noProof w:val="0"/>
+          <w:color w:val="D6DEEB"/>
+          <w:sz w:val="21"/>
+          <w:szCs w:val="21"/>
+          <w:lang w:val="en-US"/>
+        </w:rPr>
+        <w:t xml:space="preserve"> </w:t>
+      </w:r>
+      <w:r>
+        <w:rPr>
+          <w:rFonts w:ascii="Consolas" w:hAnsi="Consolas" w:eastAsia="Consolas" w:cs="Consolas"/>
+          <w:b w:val="0"/>
+          <w:bCs w:val="0"/>
+          <w:noProof w:val="0"/>
+          <w:color w:val="DCDCDC"/>
+          <w:sz w:val="21"/>
+          <w:szCs w:val="21"/>
+          <w:lang w:val="en-US"/>
+        </w:rPr>
+        <w:t>&gt;</w:t>
+      </w:r>
+      <w:r>
+        <w:rPr>
+          <w:rFonts w:ascii="Consolas" w:hAnsi="Consolas" w:eastAsia="Consolas" w:cs="Consolas"/>
+          <w:b w:val="0"/>
+          <w:bCs w:val="0"/>
+          <w:noProof w:val="0"/>
+          <w:color w:val="D6DEEB"/>
+          <w:sz w:val="21"/>
+          <w:szCs w:val="21"/>
+          <w:lang w:val="en-US"/>
+        </w:rPr>
+        <w:t xml:space="preserve"> </w:t>
+      </w:r>
+      <w:r>
+        <w:rPr>
+          <w:rFonts w:ascii="Consolas" w:hAnsi="Consolas" w:eastAsia="Consolas" w:cs="Consolas"/>
+          <w:b w:val="0"/>
+          <w:bCs w:val="0"/>
+          <w:noProof w:val="0"/>
+          <w:color w:val="B5CEA8"/>
+          <w:sz w:val="21"/>
+          <w:szCs w:val="21"/>
+          <w:lang w:val="en-US"/>
+        </w:rPr>
+        <w:t>0</w:t>
+      </w:r>
+      <w:r>
+        <w:rPr>
+          <w:rFonts w:ascii="Consolas" w:hAnsi="Consolas" w:eastAsia="Consolas" w:cs="Consolas"/>
+          <w:b w:val="0"/>
+          <w:bCs w:val="0"/>
+          <w:noProof w:val="0"/>
+          <w:color w:val="D6DEEB"/>
+          <w:sz w:val="21"/>
+          <w:szCs w:val="21"/>
+          <w:lang w:val="en-US"/>
+        </w:rPr>
+        <w:t xml:space="preserve"> </w:t>
+      </w:r>
+      <w:r>
+        <w:rPr>
+          <w:rFonts w:ascii="Consolas" w:hAnsi="Consolas" w:eastAsia="Consolas" w:cs="Consolas"/>
+          <w:b w:val="0"/>
+          <w:bCs w:val="0"/>
+          <w:noProof w:val="0"/>
+          <w:color w:val="DCDCDC"/>
+          <w:sz w:val="21"/>
+          <w:szCs w:val="21"/>
+          <w:lang w:val="en-US"/>
+        </w:rPr>
+        <w:t>&amp;&amp;</w:t>
+      </w:r>
+    </w:p>
+    <w:p>
+      <w:pPr>
+        <w:shd w:val="clear" w:color="auto" w:fill="011627"/>
+        <w:spacing w:before="0" w:beforeAutospacing="off" w:after="0" w:afterAutospacing="off" w:line="330" w:lineRule="auto"/>
+      </w:pPr>
+      <w:r>
+        <w:rPr>
+          <w:rFonts w:ascii="Consolas" w:hAnsi="Consolas" w:eastAsia="Consolas" w:cs="Consolas"/>
+          <w:b w:val="0"/>
+          <w:bCs w:val="0"/>
+          <w:noProof w:val="0"/>
+          <w:color w:val="D6DEEB"/>
+          <w:sz w:val="21"/>
+          <w:szCs w:val="21"/>
+          <w:lang w:val="en-US"/>
+        </w:rPr>
+        <w:t xml:space="preserve">                rt</w:t>
+      </w:r>
+      <w:r>
+        <w:rPr>
+          <w:rFonts w:ascii="Consolas" w:hAnsi="Consolas" w:eastAsia="Consolas" w:cs="Consolas"/>
+          <w:b w:val="0"/>
+          <w:bCs w:val="0"/>
+          <w:noProof w:val="0"/>
+          <w:color w:val="DCDCDC"/>
+          <w:sz w:val="21"/>
+          <w:szCs w:val="21"/>
+          <w:lang w:val="en-US"/>
+        </w:rPr>
+        <w:t>[</w:t>
+      </w:r>
+      <w:r>
+        <w:rPr>
+          <w:rFonts w:ascii="Consolas" w:hAnsi="Consolas" w:eastAsia="Consolas" w:cs="Consolas"/>
+          <w:b w:val="0"/>
+          <w:bCs w:val="0"/>
+          <w:noProof w:val="0"/>
+          <w:color w:val="D6DEEB"/>
+          <w:sz w:val="21"/>
+          <w:szCs w:val="21"/>
+          <w:lang w:val="en-US"/>
+        </w:rPr>
+        <w:t>i</w:t>
+      </w:r>
+      <w:r>
+        <w:rPr>
+          <w:rFonts w:ascii="Consolas" w:hAnsi="Consolas" w:eastAsia="Consolas" w:cs="Consolas"/>
+          <w:b w:val="0"/>
+          <w:bCs w:val="0"/>
+          <w:noProof w:val="0"/>
+          <w:color w:val="DCDCDC"/>
+          <w:sz w:val="21"/>
+          <w:szCs w:val="21"/>
+          <w:lang w:val="en-US"/>
+        </w:rPr>
+        <w:t>]</w:t>
+      </w:r>
+      <w:r>
+        <w:rPr>
+          <w:rFonts w:ascii="Consolas" w:hAnsi="Consolas" w:eastAsia="Consolas" w:cs="Consolas"/>
+          <w:b w:val="0"/>
+          <w:bCs w:val="0"/>
+          <w:noProof w:val="0"/>
+          <w:color w:val="D6DEEB"/>
+          <w:sz w:val="21"/>
+          <w:szCs w:val="21"/>
+          <w:lang w:val="en-US"/>
+        </w:rPr>
+        <w:t xml:space="preserve"> </w:t>
+      </w:r>
+      <w:r>
+        <w:rPr>
+          <w:rFonts w:ascii="Consolas" w:hAnsi="Consolas" w:eastAsia="Consolas" w:cs="Consolas"/>
+          <w:b w:val="0"/>
+          <w:bCs w:val="0"/>
+          <w:noProof w:val="0"/>
+          <w:color w:val="DCDCDC"/>
+          <w:sz w:val="21"/>
+          <w:szCs w:val="21"/>
+          <w:lang w:val="en-US"/>
+        </w:rPr>
+        <w:t>&lt;</w:t>
+      </w:r>
+      <w:r>
+        <w:rPr>
+          <w:rFonts w:ascii="Consolas" w:hAnsi="Consolas" w:eastAsia="Consolas" w:cs="Consolas"/>
+          <w:b w:val="0"/>
+          <w:bCs w:val="0"/>
+          <w:noProof w:val="0"/>
+          <w:color w:val="D6DEEB"/>
+          <w:sz w:val="21"/>
+          <w:szCs w:val="21"/>
+          <w:lang w:val="en-US"/>
+        </w:rPr>
+        <w:t xml:space="preserve"> minRemaining</w:t>
+      </w:r>
+      <w:r>
+        <w:rPr>
+          <w:rFonts w:ascii="Consolas" w:hAnsi="Consolas" w:eastAsia="Consolas" w:cs="Consolas"/>
+          <w:b w:val="0"/>
+          <w:bCs w:val="0"/>
+          <w:noProof w:val="0"/>
+          <w:color w:val="DCDCDC"/>
+          <w:sz w:val="21"/>
+          <w:szCs w:val="21"/>
+          <w:lang w:val="en-US"/>
+        </w:rPr>
+        <w:t>)</w:t>
+      </w:r>
+      <w:r>
+        <w:rPr>
+          <w:rFonts w:ascii="Consolas" w:hAnsi="Consolas" w:eastAsia="Consolas" w:cs="Consolas"/>
+          <w:b w:val="0"/>
+          <w:bCs w:val="0"/>
+          <w:noProof w:val="0"/>
+          <w:color w:val="D6DEEB"/>
+          <w:sz w:val="21"/>
+          <w:szCs w:val="21"/>
+          <w:lang w:val="en-US"/>
+        </w:rPr>
+        <w:t xml:space="preserve"> </w:t>
+      </w:r>
+      <w:r>
+        <w:rPr>
+          <w:rFonts w:ascii="Consolas" w:hAnsi="Consolas" w:eastAsia="Consolas" w:cs="Consolas"/>
+          <w:b w:val="0"/>
+          <w:bCs w:val="0"/>
+          <w:noProof w:val="0"/>
+          <w:color w:val="DCDCDC"/>
+          <w:sz w:val="21"/>
+          <w:szCs w:val="21"/>
+          <w:lang w:val="en-US"/>
+        </w:rPr>
+        <w:t>{</w:t>
+      </w:r>
+    </w:p>
+    <w:p>
+      <w:pPr>
+        <w:shd w:val="clear" w:color="auto" w:fill="011627"/>
+        <w:spacing w:before="0" w:beforeAutospacing="off" w:after="0" w:afterAutospacing="off" w:line="330" w:lineRule="auto"/>
+      </w:pPr>
+    </w:p>
+    <w:p>
+      <w:pPr>
+        <w:shd w:val="clear" w:color="auto" w:fill="011627"/>
+        <w:spacing w:before="0" w:beforeAutospacing="off" w:after="0" w:afterAutospacing="off" w:line="330" w:lineRule="auto"/>
+      </w:pPr>
+      <w:r>
+        <w:rPr>
+          <w:rFonts w:ascii="Consolas" w:hAnsi="Consolas" w:eastAsia="Consolas" w:cs="Consolas"/>
+          <w:b w:val="0"/>
+          <w:bCs w:val="0"/>
+          <w:noProof w:val="0"/>
+          <w:color w:val="D6DEEB"/>
+          <w:sz w:val="21"/>
+          <w:szCs w:val="21"/>
+          <w:lang w:val="en-US"/>
+        </w:rPr>
+        <w:t xml:space="preserve">                minRemaining </w:t>
+      </w:r>
+      <w:r>
+        <w:rPr>
+          <w:rFonts w:ascii="Consolas" w:hAnsi="Consolas" w:eastAsia="Consolas" w:cs="Consolas"/>
+          <w:b w:val="0"/>
+          <w:bCs w:val="0"/>
+          <w:noProof w:val="0"/>
+          <w:color w:val="DCDCDC"/>
+          <w:sz w:val="21"/>
+          <w:szCs w:val="21"/>
+          <w:lang w:val="en-US"/>
+        </w:rPr>
+        <w:t>=</w:t>
+      </w:r>
+      <w:r>
+        <w:rPr>
+          <w:rFonts w:ascii="Consolas" w:hAnsi="Consolas" w:eastAsia="Consolas" w:cs="Consolas"/>
+          <w:b w:val="0"/>
+          <w:bCs w:val="0"/>
+          <w:noProof w:val="0"/>
+          <w:color w:val="D6DEEB"/>
+          <w:sz w:val="21"/>
+          <w:szCs w:val="21"/>
+          <w:lang w:val="en-US"/>
+        </w:rPr>
+        <w:t xml:space="preserve"> rt</w:t>
+      </w:r>
+      <w:r>
+        <w:rPr>
+          <w:rFonts w:ascii="Consolas" w:hAnsi="Consolas" w:eastAsia="Consolas" w:cs="Consolas"/>
+          <w:b w:val="0"/>
+          <w:bCs w:val="0"/>
+          <w:noProof w:val="0"/>
+          <w:color w:val="DCDCDC"/>
+          <w:sz w:val="21"/>
+          <w:szCs w:val="21"/>
+          <w:lang w:val="en-US"/>
+        </w:rPr>
+        <w:t>[</w:t>
+      </w:r>
+      <w:r>
+        <w:rPr>
+          <w:rFonts w:ascii="Consolas" w:hAnsi="Consolas" w:eastAsia="Consolas" w:cs="Consolas"/>
+          <w:b w:val="0"/>
+          <w:bCs w:val="0"/>
+          <w:noProof w:val="0"/>
+          <w:color w:val="D6DEEB"/>
+          <w:sz w:val="21"/>
+          <w:szCs w:val="21"/>
+          <w:lang w:val="en-US"/>
+        </w:rPr>
+        <w:t>i</w:t>
+      </w:r>
+      <w:r>
+        <w:rPr>
+          <w:rFonts w:ascii="Consolas" w:hAnsi="Consolas" w:eastAsia="Consolas" w:cs="Consolas"/>
+          <w:b w:val="0"/>
+          <w:bCs w:val="0"/>
+          <w:noProof w:val="0"/>
+          <w:color w:val="DCDCDC"/>
+          <w:sz w:val="21"/>
+          <w:szCs w:val="21"/>
+          <w:lang w:val="en-US"/>
+        </w:rPr>
+        <w:t>];</w:t>
+      </w:r>
+    </w:p>
+    <w:p>
+      <w:pPr>
+        <w:shd w:val="clear" w:color="auto" w:fill="011627"/>
+        <w:spacing w:before="0" w:beforeAutospacing="off" w:after="0" w:afterAutospacing="off" w:line="330" w:lineRule="auto"/>
+      </w:pPr>
+      <w:r>
+        <w:rPr>
+          <w:rFonts w:ascii="Consolas" w:hAnsi="Consolas" w:eastAsia="Consolas" w:cs="Consolas"/>
+          <w:b w:val="0"/>
+          <w:bCs w:val="0"/>
+          <w:noProof w:val="0"/>
+          <w:color w:val="D6DEEB"/>
+          <w:sz w:val="21"/>
+          <w:szCs w:val="21"/>
+          <w:lang w:val="en-US"/>
+        </w:rPr>
+        <w:t xml:space="preserve">                shortest </w:t>
+      </w:r>
+      <w:r>
+        <w:rPr>
+          <w:rFonts w:ascii="Consolas" w:hAnsi="Consolas" w:eastAsia="Consolas" w:cs="Consolas"/>
+          <w:b w:val="0"/>
+          <w:bCs w:val="0"/>
+          <w:noProof w:val="0"/>
+          <w:color w:val="DCDCDC"/>
+          <w:sz w:val="21"/>
+          <w:szCs w:val="21"/>
+          <w:lang w:val="en-US"/>
+        </w:rPr>
+        <w:t>=</w:t>
+      </w:r>
+      <w:r>
+        <w:rPr>
+          <w:rFonts w:ascii="Consolas" w:hAnsi="Consolas" w:eastAsia="Consolas" w:cs="Consolas"/>
+          <w:b w:val="0"/>
+          <w:bCs w:val="0"/>
+          <w:noProof w:val="0"/>
+          <w:color w:val="D6DEEB"/>
+          <w:sz w:val="21"/>
+          <w:szCs w:val="21"/>
+          <w:lang w:val="en-US"/>
+        </w:rPr>
+        <w:t xml:space="preserve"> i</w:t>
+      </w:r>
+      <w:r>
+        <w:rPr>
+          <w:rFonts w:ascii="Consolas" w:hAnsi="Consolas" w:eastAsia="Consolas" w:cs="Consolas"/>
+          <w:b w:val="0"/>
+          <w:bCs w:val="0"/>
+          <w:noProof w:val="0"/>
+          <w:color w:val="DCDCDC"/>
+          <w:sz w:val="21"/>
+          <w:szCs w:val="21"/>
+          <w:lang w:val="en-US"/>
+        </w:rPr>
+        <w:t>;</w:t>
+      </w:r>
+    </w:p>
+    <w:p>
+      <w:pPr>
+        <w:shd w:val="clear" w:color="auto" w:fill="011627"/>
+        <w:spacing w:before="0" w:beforeAutospacing="off" w:after="0" w:afterAutospacing="off" w:line="330" w:lineRule="auto"/>
+      </w:pPr>
+      <w:r>
+        <w:rPr>
+          <w:rFonts w:ascii="Consolas" w:hAnsi="Consolas" w:eastAsia="Consolas" w:cs="Consolas"/>
+          <w:b w:val="0"/>
+          <w:bCs w:val="0"/>
+          <w:noProof w:val="0"/>
+          <w:color w:val="D6DEEB"/>
+          <w:sz w:val="21"/>
+          <w:szCs w:val="21"/>
+          <w:lang w:val="en-US"/>
+        </w:rPr>
+        <w:t xml:space="preserve">            </w:t>
+      </w:r>
+      <w:r>
+        <w:rPr>
+          <w:rFonts w:ascii="Consolas" w:hAnsi="Consolas" w:eastAsia="Consolas" w:cs="Consolas"/>
+          <w:b w:val="0"/>
+          <w:bCs w:val="0"/>
+          <w:noProof w:val="0"/>
+          <w:color w:val="DCDCDC"/>
+          <w:sz w:val="21"/>
+          <w:szCs w:val="21"/>
+          <w:lang w:val="en-US"/>
+        </w:rPr>
+        <w:t>}</w:t>
+      </w:r>
+    </w:p>
+    <w:p>
+      <w:pPr>
+        <w:shd w:val="clear" w:color="auto" w:fill="011627"/>
+        <w:spacing w:before="0" w:beforeAutospacing="off" w:after="0" w:afterAutospacing="off" w:line="330" w:lineRule="auto"/>
+      </w:pPr>
+      <w:r>
+        <w:rPr>
+          <w:rFonts w:ascii="Consolas" w:hAnsi="Consolas" w:eastAsia="Consolas" w:cs="Consolas"/>
+          <w:b w:val="0"/>
+          <w:bCs w:val="0"/>
+          <w:noProof w:val="0"/>
+          <w:color w:val="D6DEEB"/>
+          <w:sz w:val="21"/>
+          <w:szCs w:val="21"/>
+          <w:lang w:val="en-US"/>
+        </w:rPr>
+        <w:t xml:space="preserve">        </w:t>
+      </w:r>
+      <w:r>
+        <w:rPr>
+          <w:rFonts w:ascii="Consolas" w:hAnsi="Consolas" w:eastAsia="Consolas" w:cs="Consolas"/>
+          <w:b w:val="0"/>
+          <w:bCs w:val="0"/>
+          <w:noProof w:val="0"/>
+          <w:color w:val="DCDCDC"/>
+          <w:sz w:val="21"/>
+          <w:szCs w:val="21"/>
+          <w:lang w:val="en-US"/>
+        </w:rPr>
+        <w:t>}</w:t>
+      </w:r>
+    </w:p>
+    <w:p>
+      <w:pPr>
+        <w:shd w:val="clear" w:color="auto" w:fill="011627"/>
+        <w:spacing w:before="0" w:beforeAutospacing="off" w:after="0" w:afterAutospacing="off" w:line="330" w:lineRule="auto"/>
+      </w:pPr>
+    </w:p>
+    <w:p>
+      <w:pPr>
+        <w:shd w:val="clear" w:color="auto" w:fill="011627"/>
+        <w:spacing w:before="0" w:beforeAutospacing="off" w:after="0" w:afterAutospacing="off" w:line="330" w:lineRule="auto"/>
+        <w:rPr>
+          <w:rFonts w:ascii="Consolas" w:hAnsi="Consolas" w:eastAsia="Consolas" w:cs="Consolas"/>
+          <w:b w:val="0"/>
+          <w:bCs w:val="0"/>
+          <w:noProof w:val="0"/>
+          <w:color w:val="484F5D"/>
+          <w:sz w:val="21"/>
+          <w:szCs w:val="21"/>
+          <w:lang w:val="en-US"/>
+        </w:rPr>
+      </w:pPr>
+      <w:r>
+        <w:rPr>
+          <w:rFonts w:ascii="Consolas" w:hAnsi="Consolas" w:eastAsia="Consolas" w:cs="Consolas"/>
+          <w:b w:val="0"/>
+          <w:bCs w:val="0"/>
+          <w:noProof w:val="0"/>
+          <w:color w:val="D6DEEB"/>
+          <w:sz w:val="21"/>
+          <w:szCs w:val="21"/>
+          <w:lang w:val="en-US"/>
+        </w:rPr>
+        <w:t xml:space="preserve">        </w:t>
+      </w:r>
+    </w:p>
+    <w:p>
+      <w:pPr>
+        <w:shd w:val="clear" w:color="auto" w:fill="011627"/>
+        <w:spacing w:before="0" w:beforeAutospacing="off" w:after="0" w:afterAutospacing="off" w:line="330" w:lineRule="auto"/>
+      </w:pPr>
+      <w:r>
+        <w:rPr>
+          <w:rFonts w:ascii="Consolas" w:hAnsi="Consolas" w:eastAsia="Consolas" w:cs="Consolas"/>
+          <w:b w:val="0"/>
+          <w:bCs w:val="0"/>
+          <w:noProof w:val="0"/>
+          <w:color w:val="D6DEEB"/>
+          <w:sz w:val="21"/>
+          <w:szCs w:val="21"/>
+          <w:lang w:val="en-US"/>
+        </w:rPr>
+        <w:t xml:space="preserve">        </w:t>
+      </w:r>
+      <w:r>
+        <w:rPr>
+          <w:rFonts w:ascii="Consolas" w:hAnsi="Consolas" w:eastAsia="Consolas" w:cs="Consolas"/>
+          <w:b w:val="0"/>
+          <w:bCs w:val="0"/>
+          <w:noProof w:val="0"/>
+          <w:color w:val="C792EA"/>
+          <w:sz w:val="21"/>
+          <w:szCs w:val="21"/>
+          <w:lang w:val="en-US"/>
+        </w:rPr>
+        <w:t>if</w:t>
+      </w:r>
+      <w:r>
+        <w:rPr>
+          <w:rFonts w:ascii="Consolas" w:hAnsi="Consolas" w:eastAsia="Consolas" w:cs="Consolas"/>
+          <w:b w:val="0"/>
+          <w:bCs w:val="0"/>
+          <w:noProof w:val="0"/>
+          <w:color w:val="D6DEEB"/>
+          <w:sz w:val="21"/>
+          <w:szCs w:val="21"/>
+          <w:lang w:val="en-US"/>
+        </w:rPr>
+        <w:t xml:space="preserve"> </w:t>
+      </w:r>
+      <w:r>
+        <w:rPr>
+          <w:rFonts w:ascii="Consolas" w:hAnsi="Consolas" w:eastAsia="Consolas" w:cs="Consolas"/>
+          <w:b w:val="0"/>
+          <w:bCs w:val="0"/>
+          <w:noProof w:val="0"/>
+          <w:color w:val="DCDCDC"/>
+          <w:sz w:val="21"/>
+          <w:szCs w:val="21"/>
+          <w:lang w:val="en-US"/>
+        </w:rPr>
+        <w:t>(</w:t>
+      </w:r>
+      <w:r>
+        <w:rPr>
+          <w:rFonts w:ascii="Consolas" w:hAnsi="Consolas" w:eastAsia="Consolas" w:cs="Consolas"/>
+          <w:b w:val="0"/>
+          <w:bCs w:val="0"/>
+          <w:noProof w:val="0"/>
+          <w:color w:val="D6DEEB"/>
+          <w:sz w:val="21"/>
+          <w:szCs w:val="21"/>
+          <w:lang w:val="en-US"/>
+        </w:rPr>
+        <w:t xml:space="preserve">shortest </w:t>
+      </w:r>
+      <w:r>
+        <w:rPr>
+          <w:rFonts w:ascii="Consolas" w:hAnsi="Consolas" w:eastAsia="Consolas" w:cs="Consolas"/>
+          <w:b w:val="0"/>
+          <w:bCs w:val="0"/>
+          <w:noProof w:val="0"/>
+          <w:color w:val="DCDCDC"/>
+          <w:sz w:val="21"/>
+          <w:szCs w:val="21"/>
+          <w:lang w:val="en-US"/>
+        </w:rPr>
+        <w:t>==</w:t>
+      </w:r>
+      <w:r>
+        <w:rPr>
+          <w:rFonts w:ascii="Consolas" w:hAnsi="Consolas" w:eastAsia="Consolas" w:cs="Consolas"/>
+          <w:b w:val="0"/>
+          <w:bCs w:val="0"/>
+          <w:noProof w:val="0"/>
+          <w:color w:val="D6DEEB"/>
+          <w:sz w:val="21"/>
+          <w:szCs w:val="21"/>
+          <w:lang w:val="en-US"/>
+        </w:rPr>
+        <w:t xml:space="preserve"> </w:t>
+      </w:r>
+      <w:r>
+        <w:rPr>
+          <w:rFonts w:ascii="Consolas" w:hAnsi="Consolas" w:eastAsia="Consolas" w:cs="Consolas"/>
+          <w:b w:val="0"/>
+          <w:bCs w:val="0"/>
+          <w:noProof w:val="0"/>
+          <w:color w:val="DCDCDC"/>
+          <w:sz w:val="21"/>
+          <w:szCs w:val="21"/>
+          <w:lang w:val="en-US"/>
+        </w:rPr>
+        <w:t>-</w:t>
+      </w:r>
+      <w:r>
+        <w:rPr>
+          <w:rFonts w:ascii="Consolas" w:hAnsi="Consolas" w:eastAsia="Consolas" w:cs="Consolas"/>
+          <w:b w:val="0"/>
+          <w:bCs w:val="0"/>
+          <w:noProof w:val="0"/>
+          <w:color w:val="B5CEA8"/>
+          <w:sz w:val="21"/>
+          <w:szCs w:val="21"/>
+          <w:lang w:val="en-US"/>
+        </w:rPr>
+        <w:t>1</w:t>
+      </w:r>
+      <w:r>
+        <w:rPr>
+          <w:rFonts w:ascii="Consolas" w:hAnsi="Consolas" w:eastAsia="Consolas" w:cs="Consolas"/>
+          <w:b w:val="0"/>
+          <w:bCs w:val="0"/>
+          <w:noProof w:val="0"/>
+          <w:color w:val="DCDCDC"/>
+          <w:sz w:val="21"/>
+          <w:szCs w:val="21"/>
+          <w:lang w:val="en-US"/>
+        </w:rPr>
+        <w:t>)</w:t>
+      </w:r>
+      <w:r>
+        <w:rPr>
+          <w:rFonts w:ascii="Consolas" w:hAnsi="Consolas" w:eastAsia="Consolas" w:cs="Consolas"/>
+          <w:b w:val="0"/>
+          <w:bCs w:val="0"/>
+          <w:noProof w:val="0"/>
+          <w:color w:val="D6DEEB"/>
+          <w:sz w:val="21"/>
+          <w:szCs w:val="21"/>
+          <w:lang w:val="en-US"/>
+        </w:rPr>
+        <w:t xml:space="preserve"> </w:t>
+      </w:r>
+      <w:r>
+        <w:rPr>
+          <w:rFonts w:ascii="Consolas" w:hAnsi="Consolas" w:eastAsia="Consolas" w:cs="Consolas"/>
+          <w:b w:val="0"/>
+          <w:bCs w:val="0"/>
+          <w:noProof w:val="0"/>
+          <w:color w:val="DCDCDC"/>
+          <w:sz w:val="21"/>
+          <w:szCs w:val="21"/>
+          <w:lang w:val="en-US"/>
+        </w:rPr>
+        <w:t>{</w:t>
+      </w:r>
+    </w:p>
+    <w:p>
+      <w:pPr>
+        <w:shd w:val="clear" w:color="auto" w:fill="011627"/>
+        <w:spacing w:before="0" w:beforeAutospacing="off" w:after="0" w:afterAutospacing="off" w:line="330" w:lineRule="auto"/>
+      </w:pPr>
+      <w:r>
+        <w:rPr>
+          <w:rFonts w:ascii="Consolas" w:hAnsi="Consolas" w:eastAsia="Consolas" w:cs="Consolas"/>
+          <w:b w:val="0"/>
+          <w:bCs w:val="0"/>
+          <w:noProof w:val="0"/>
+          <w:color w:val="D6DEEB"/>
+          <w:sz w:val="21"/>
+          <w:szCs w:val="21"/>
+          <w:lang w:val="en-US"/>
+        </w:rPr>
+        <w:t xml:space="preserve">            currentTime</w:t>
+      </w:r>
+      <w:r>
+        <w:rPr>
+          <w:rFonts w:ascii="Consolas" w:hAnsi="Consolas" w:eastAsia="Consolas" w:cs="Consolas"/>
+          <w:b w:val="0"/>
+          <w:bCs w:val="0"/>
+          <w:noProof w:val="0"/>
+          <w:color w:val="DCDCDC"/>
+          <w:sz w:val="21"/>
+          <w:szCs w:val="21"/>
+          <w:lang w:val="en-US"/>
+        </w:rPr>
+        <w:t>++;</w:t>
+      </w:r>
+    </w:p>
+    <w:p>
+      <w:pPr>
+        <w:shd w:val="clear" w:color="auto" w:fill="011627"/>
+        <w:spacing w:before="0" w:beforeAutospacing="off" w:after="0" w:afterAutospacing="off" w:line="330" w:lineRule="auto"/>
+      </w:pPr>
+      <w:r>
+        <w:rPr>
+          <w:rFonts w:ascii="Consolas" w:hAnsi="Consolas" w:eastAsia="Consolas" w:cs="Consolas"/>
+          <w:b w:val="0"/>
+          <w:bCs w:val="0"/>
+          <w:noProof w:val="0"/>
+          <w:color w:val="D6DEEB"/>
+          <w:sz w:val="21"/>
+          <w:szCs w:val="21"/>
+          <w:lang w:val="en-US"/>
+        </w:rPr>
+        <w:t xml:space="preserve">            </w:t>
+      </w:r>
+      <w:r>
+        <w:rPr>
+          <w:rFonts w:ascii="Consolas" w:hAnsi="Consolas" w:eastAsia="Consolas" w:cs="Consolas"/>
+          <w:b w:val="0"/>
+          <w:bCs w:val="0"/>
+          <w:noProof w:val="0"/>
+          <w:color w:val="C792EA"/>
+          <w:sz w:val="21"/>
+          <w:szCs w:val="21"/>
+          <w:lang w:val="en-US"/>
+        </w:rPr>
+        <w:t>continue</w:t>
+      </w:r>
+      <w:r>
+        <w:rPr>
+          <w:rFonts w:ascii="Consolas" w:hAnsi="Consolas" w:eastAsia="Consolas" w:cs="Consolas"/>
+          <w:b w:val="0"/>
+          <w:bCs w:val="0"/>
+          <w:noProof w:val="0"/>
+          <w:color w:val="DCDCDC"/>
+          <w:sz w:val="21"/>
+          <w:szCs w:val="21"/>
+          <w:lang w:val="en-US"/>
+        </w:rPr>
+        <w:t>;</w:t>
+      </w:r>
+    </w:p>
+    <w:p>
+      <w:pPr>
+        <w:shd w:val="clear" w:color="auto" w:fill="011627"/>
+        <w:spacing w:before="0" w:beforeAutospacing="off" w:after="0" w:afterAutospacing="off" w:line="330" w:lineRule="auto"/>
+      </w:pPr>
+      <w:r>
+        <w:rPr>
+          <w:rFonts w:ascii="Consolas" w:hAnsi="Consolas" w:eastAsia="Consolas" w:cs="Consolas"/>
+          <w:b w:val="0"/>
+          <w:bCs w:val="0"/>
+          <w:noProof w:val="0"/>
+          <w:color w:val="D6DEEB"/>
+          <w:sz w:val="21"/>
+          <w:szCs w:val="21"/>
+          <w:lang w:val="en-US"/>
+        </w:rPr>
+        <w:t xml:space="preserve">        </w:t>
+      </w:r>
+      <w:r>
+        <w:rPr>
+          <w:rFonts w:ascii="Consolas" w:hAnsi="Consolas" w:eastAsia="Consolas" w:cs="Consolas"/>
+          <w:b w:val="0"/>
+          <w:bCs w:val="0"/>
+          <w:noProof w:val="0"/>
+          <w:color w:val="DCDCDC"/>
+          <w:sz w:val="21"/>
+          <w:szCs w:val="21"/>
+          <w:lang w:val="en-US"/>
+        </w:rPr>
+        <w:t>}</w:t>
+      </w:r>
+    </w:p>
+    <w:p>
+      <w:pPr>
+        <w:shd w:val="clear" w:color="auto" w:fill="011627"/>
+        <w:spacing w:before="0" w:beforeAutospacing="off" w:after="0" w:afterAutospacing="off" w:line="330" w:lineRule="auto"/>
+      </w:pPr>
+    </w:p>
+    <w:p>
+      <w:pPr>
+        <w:shd w:val="clear" w:color="auto" w:fill="011627"/>
+        <w:spacing w:before="0" w:beforeAutospacing="off" w:after="0" w:afterAutospacing="off" w:line="330" w:lineRule="auto"/>
+        <w:rPr>
+          <w:rFonts w:ascii="Consolas" w:hAnsi="Consolas" w:eastAsia="Consolas" w:cs="Consolas"/>
+          <w:b w:val="0"/>
+          <w:bCs w:val="0"/>
+          <w:noProof w:val="0"/>
+          <w:color w:val="484F5D"/>
+          <w:sz w:val="21"/>
+          <w:szCs w:val="21"/>
+          <w:lang w:val="en-US"/>
+        </w:rPr>
+      </w:pPr>
+      <w:r>
+        <w:rPr>
+          <w:rFonts w:ascii="Consolas" w:hAnsi="Consolas" w:eastAsia="Consolas" w:cs="Consolas"/>
+          <w:b w:val="0"/>
+          <w:bCs w:val="0"/>
+          <w:noProof w:val="0"/>
+          <w:color w:val="D6DEEB"/>
+          <w:sz w:val="21"/>
+          <w:szCs w:val="21"/>
+          <w:lang w:val="en-US"/>
+        </w:rPr>
+        <w:t xml:space="preserve">        </w:t>
+      </w:r>
+    </w:p>
+    <w:p>
+      <w:pPr>
+        <w:shd w:val="clear" w:color="auto" w:fill="011627"/>
+        <w:spacing w:before="0" w:beforeAutospacing="off" w:after="0" w:afterAutospacing="off" w:line="330" w:lineRule="auto"/>
+      </w:pPr>
+      <w:r>
+        <w:rPr>
+          <w:rFonts w:ascii="Consolas" w:hAnsi="Consolas" w:eastAsia="Consolas" w:cs="Consolas"/>
+          <w:b w:val="0"/>
+          <w:bCs w:val="0"/>
+          <w:noProof w:val="0"/>
+          <w:color w:val="D6DEEB"/>
+          <w:sz w:val="21"/>
+          <w:szCs w:val="21"/>
+          <w:lang w:val="en-US"/>
+        </w:rPr>
+        <w:t xml:space="preserve">        rt</w:t>
+      </w:r>
+      <w:r>
+        <w:rPr>
+          <w:rFonts w:ascii="Consolas" w:hAnsi="Consolas" w:eastAsia="Consolas" w:cs="Consolas"/>
+          <w:b w:val="0"/>
+          <w:bCs w:val="0"/>
+          <w:noProof w:val="0"/>
+          <w:color w:val="DCDCDC"/>
+          <w:sz w:val="21"/>
+          <w:szCs w:val="21"/>
+          <w:lang w:val="en-US"/>
+        </w:rPr>
+        <w:t>[</w:t>
+      </w:r>
+      <w:r>
+        <w:rPr>
+          <w:rFonts w:ascii="Consolas" w:hAnsi="Consolas" w:eastAsia="Consolas" w:cs="Consolas"/>
+          <w:b w:val="0"/>
+          <w:bCs w:val="0"/>
+          <w:noProof w:val="0"/>
+          <w:color w:val="D6DEEB"/>
+          <w:sz w:val="21"/>
+          <w:szCs w:val="21"/>
+          <w:lang w:val="en-US"/>
+        </w:rPr>
+        <w:t>shortest</w:t>
+      </w:r>
+      <w:r>
+        <w:rPr>
+          <w:rFonts w:ascii="Consolas" w:hAnsi="Consolas" w:eastAsia="Consolas" w:cs="Consolas"/>
+          <w:b w:val="0"/>
+          <w:bCs w:val="0"/>
+          <w:noProof w:val="0"/>
+          <w:color w:val="DCDCDC"/>
+          <w:sz w:val="21"/>
+          <w:szCs w:val="21"/>
+          <w:lang w:val="en-US"/>
+        </w:rPr>
+        <w:t>]--;</w:t>
+      </w:r>
+    </w:p>
+    <w:p>
+      <w:pPr>
+        <w:shd w:val="clear" w:color="auto" w:fill="011627"/>
+        <w:spacing w:before="0" w:beforeAutospacing="off" w:after="0" w:afterAutospacing="off" w:line="330" w:lineRule="auto"/>
+      </w:pPr>
+      <w:r>
+        <w:rPr>
+          <w:rFonts w:ascii="Consolas" w:hAnsi="Consolas" w:eastAsia="Consolas" w:cs="Consolas"/>
+          <w:b w:val="0"/>
+          <w:bCs w:val="0"/>
+          <w:noProof w:val="0"/>
+          <w:color w:val="D6DEEB"/>
+          <w:sz w:val="21"/>
+          <w:szCs w:val="21"/>
+          <w:lang w:val="en-US"/>
+        </w:rPr>
+        <w:t xml:space="preserve">        currentTime</w:t>
+      </w:r>
+      <w:r>
+        <w:rPr>
+          <w:rFonts w:ascii="Consolas" w:hAnsi="Consolas" w:eastAsia="Consolas" w:cs="Consolas"/>
+          <w:b w:val="0"/>
+          <w:bCs w:val="0"/>
+          <w:noProof w:val="0"/>
+          <w:color w:val="DCDCDC"/>
+          <w:sz w:val="21"/>
+          <w:szCs w:val="21"/>
+          <w:lang w:val="en-US"/>
+        </w:rPr>
+        <w:t>++;</w:t>
+      </w:r>
+    </w:p>
+    <w:p>
+      <w:pPr>
+        <w:shd w:val="clear" w:color="auto" w:fill="011627"/>
+        <w:spacing w:before="0" w:beforeAutospacing="off" w:after="0" w:afterAutospacing="off" w:line="330" w:lineRule="auto"/>
+      </w:pPr>
+    </w:p>
+    <w:p>
+      <w:pPr>
+        <w:shd w:val="clear" w:color="auto" w:fill="011627"/>
+        <w:spacing w:before="0" w:beforeAutospacing="off" w:after="0" w:afterAutospacing="off" w:line="330" w:lineRule="auto"/>
+        <w:rPr>
+          <w:rFonts w:ascii="Consolas" w:hAnsi="Consolas" w:eastAsia="Consolas" w:cs="Consolas"/>
+          <w:b w:val="0"/>
+          <w:bCs w:val="0"/>
+          <w:noProof w:val="0"/>
+          <w:color w:val="484F5D"/>
+          <w:sz w:val="21"/>
+          <w:szCs w:val="21"/>
+          <w:lang w:val="en-US"/>
+        </w:rPr>
+      </w:pPr>
+      <w:r>
+        <w:rPr>
+          <w:rFonts w:ascii="Consolas" w:hAnsi="Consolas" w:eastAsia="Consolas" w:cs="Consolas"/>
+          <w:b w:val="0"/>
+          <w:bCs w:val="0"/>
+          <w:noProof w:val="0"/>
+          <w:color w:val="D6DEEB"/>
+          <w:sz w:val="21"/>
+          <w:szCs w:val="21"/>
+          <w:lang w:val="en-US"/>
+        </w:rPr>
+        <w:t xml:space="preserve">        </w:t>
+      </w:r>
+    </w:p>
+    <w:p>
+      <w:pPr>
+        <w:shd w:val="clear" w:color="auto" w:fill="011627"/>
+        <w:spacing w:before="0" w:beforeAutospacing="off" w:after="0" w:afterAutospacing="off" w:line="330" w:lineRule="auto"/>
+      </w:pPr>
+      <w:r>
+        <w:rPr>
+          <w:rFonts w:ascii="Consolas" w:hAnsi="Consolas" w:eastAsia="Consolas" w:cs="Consolas"/>
+          <w:b w:val="0"/>
+          <w:bCs w:val="0"/>
+          <w:noProof w:val="0"/>
+          <w:color w:val="D6DEEB"/>
+          <w:sz w:val="21"/>
+          <w:szCs w:val="21"/>
+          <w:lang w:val="en-US"/>
+        </w:rPr>
+        <w:t xml:space="preserve">        </w:t>
+      </w:r>
+      <w:r>
+        <w:rPr>
+          <w:rFonts w:ascii="Consolas" w:hAnsi="Consolas" w:eastAsia="Consolas" w:cs="Consolas"/>
+          <w:b w:val="0"/>
+          <w:bCs w:val="0"/>
+          <w:noProof w:val="0"/>
+          <w:color w:val="C792EA"/>
+          <w:sz w:val="21"/>
+          <w:szCs w:val="21"/>
+          <w:lang w:val="en-US"/>
+        </w:rPr>
+        <w:t>if</w:t>
+      </w:r>
+      <w:r>
+        <w:rPr>
+          <w:rFonts w:ascii="Consolas" w:hAnsi="Consolas" w:eastAsia="Consolas" w:cs="Consolas"/>
+          <w:b w:val="0"/>
+          <w:bCs w:val="0"/>
+          <w:noProof w:val="0"/>
+          <w:color w:val="D6DEEB"/>
+          <w:sz w:val="21"/>
+          <w:szCs w:val="21"/>
+          <w:lang w:val="en-US"/>
+        </w:rPr>
+        <w:t xml:space="preserve"> </w:t>
+      </w:r>
+      <w:r>
+        <w:rPr>
+          <w:rFonts w:ascii="Consolas" w:hAnsi="Consolas" w:eastAsia="Consolas" w:cs="Consolas"/>
+          <w:b w:val="0"/>
+          <w:bCs w:val="0"/>
+          <w:noProof w:val="0"/>
+          <w:color w:val="DCDCDC"/>
+          <w:sz w:val="21"/>
+          <w:szCs w:val="21"/>
+          <w:lang w:val="en-US"/>
+        </w:rPr>
+        <w:t>(</w:t>
+      </w:r>
+      <w:r>
+        <w:rPr>
+          <w:rFonts w:ascii="Consolas" w:hAnsi="Consolas" w:eastAsia="Consolas" w:cs="Consolas"/>
+          <w:b w:val="0"/>
+          <w:bCs w:val="0"/>
+          <w:noProof w:val="0"/>
+          <w:color w:val="D6DEEB"/>
+          <w:sz w:val="21"/>
+          <w:szCs w:val="21"/>
+          <w:lang w:val="en-US"/>
+        </w:rPr>
+        <w:t>rt</w:t>
+      </w:r>
+      <w:r>
+        <w:rPr>
+          <w:rFonts w:ascii="Consolas" w:hAnsi="Consolas" w:eastAsia="Consolas" w:cs="Consolas"/>
+          <w:b w:val="0"/>
+          <w:bCs w:val="0"/>
+          <w:noProof w:val="0"/>
+          <w:color w:val="DCDCDC"/>
+          <w:sz w:val="21"/>
+          <w:szCs w:val="21"/>
+          <w:lang w:val="en-US"/>
+        </w:rPr>
+        <w:t>[</w:t>
+      </w:r>
+      <w:r>
+        <w:rPr>
+          <w:rFonts w:ascii="Consolas" w:hAnsi="Consolas" w:eastAsia="Consolas" w:cs="Consolas"/>
+          <w:b w:val="0"/>
+          <w:bCs w:val="0"/>
+          <w:noProof w:val="0"/>
+          <w:color w:val="D6DEEB"/>
+          <w:sz w:val="21"/>
+          <w:szCs w:val="21"/>
+          <w:lang w:val="en-US"/>
+        </w:rPr>
+        <w:t>shortest</w:t>
+      </w:r>
+      <w:r>
+        <w:rPr>
+          <w:rFonts w:ascii="Consolas" w:hAnsi="Consolas" w:eastAsia="Consolas" w:cs="Consolas"/>
+          <w:b w:val="0"/>
+          <w:bCs w:val="0"/>
+          <w:noProof w:val="0"/>
+          <w:color w:val="DCDCDC"/>
+          <w:sz w:val="21"/>
+          <w:szCs w:val="21"/>
+          <w:lang w:val="en-US"/>
+        </w:rPr>
+        <w:t>]</w:t>
+      </w:r>
+      <w:r>
+        <w:rPr>
+          <w:rFonts w:ascii="Consolas" w:hAnsi="Consolas" w:eastAsia="Consolas" w:cs="Consolas"/>
+          <w:b w:val="0"/>
+          <w:bCs w:val="0"/>
+          <w:noProof w:val="0"/>
+          <w:color w:val="D6DEEB"/>
+          <w:sz w:val="21"/>
+          <w:szCs w:val="21"/>
+          <w:lang w:val="en-US"/>
+        </w:rPr>
+        <w:t xml:space="preserve"> </w:t>
+      </w:r>
+      <w:r>
+        <w:rPr>
+          <w:rFonts w:ascii="Consolas" w:hAnsi="Consolas" w:eastAsia="Consolas" w:cs="Consolas"/>
+          <w:b w:val="0"/>
+          <w:bCs w:val="0"/>
+          <w:noProof w:val="0"/>
+          <w:color w:val="DCDCDC"/>
+          <w:sz w:val="21"/>
+          <w:szCs w:val="21"/>
+          <w:lang w:val="en-US"/>
+        </w:rPr>
+        <w:t>==</w:t>
+      </w:r>
+      <w:r>
+        <w:rPr>
+          <w:rFonts w:ascii="Consolas" w:hAnsi="Consolas" w:eastAsia="Consolas" w:cs="Consolas"/>
+          <w:b w:val="0"/>
+          <w:bCs w:val="0"/>
+          <w:noProof w:val="0"/>
+          <w:color w:val="D6DEEB"/>
+          <w:sz w:val="21"/>
+          <w:szCs w:val="21"/>
+          <w:lang w:val="en-US"/>
+        </w:rPr>
+        <w:t xml:space="preserve"> </w:t>
+      </w:r>
+      <w:r>
+        <w:rPr>
+          <w:rFonts w:ascii="Consolas" w:hAnsi="Consolas" w:eastAsia="Consolas" w:cs="Consolas"/>
+          <w:b w:val="0"/>
+          <w:bCs w:val="0"/>
+          <w:noProof w:val="0"/>
+          <w:color w:val="B5CEA8"/>
+          <w:sz w:val="21"/>
+          <w:szCs w:val="21"/>
+          <w:lang w:val="en-US"/>
+        </w:rPr>
+        <w:t>0</w:t>
+      </w:r>
+      <w:r>
+        <w:rPr>
+          <w:rFonts w:ascii="Consolas" w:hAnsi="Consolas" w:eastAsia="Consolas" w:cs="Consolas"/>
+          <w:b w:val="0"/>
+          <w:bCs w:val="0"/>
+          <w:noProof w:val="0"/>
+          <w:color w:val="DCDCDC"/>
+          <w:sz w:val="21"/>
+          <w:szCs w:val="21"/>
+          <w:lang w:val="en-US"/>
+        </w:rPr>
+        <w:t>)</w:t>
+      </w:r>
+      <w:r>
+        <w:rPr>
+          <w:rFonts w:ascii="Consolas" w:hAnsi="Consolas" w:eastAsia="Consolas" w:cs="Consolas"/>
+          <w:b w:val="0"/>
+          <w:bCs w:val="0"/>
+          <w:noProof w:val="0"/>
+          <w:color w:val="D6DEEB"/>
+          <w:sz w:val="21"/>
+          <w:szCs w:val="21"/>
+          <w:lang w:val="en-US"/>
+        </w:rPr>
+        <w:t xml:space="preserve"> </w:t>
+      </w:r>
+      <w:r>
+        <w:rPr>
+          <w:rFonts w:ascii="Consolas" w:hAnsi="Consolas" w:eastAsia="Consolas" w:cs="Consolas"/>
+          <w:b w:val="0"/>
+          <w:bCs w:val="0"/>
+          <w:noProof w:val="0"/>
+          <w:color w:val="DCDCDC"/>
+          <w:sz w:val="21"/>
+          <w:szCs w:val="21"/>
+          <w:lang w:val="en-US"/>
+        </w:rPr>
+        <w:t>{</w:t>
+      </w:r>
+    </w:p>
+    <w:p>
+      <w:pPr>
+        <w:shd w:val="clear" w:color="auto" w:fill="011627"/>
+        <w:spacing w:before="0" w:beforeAutospacing="off" w:after="0" w:afterAutospacing="off" w:line="330" w:lineRule="auto"/>
+      </w:pPr>
+      <w:r>
+        <w:rPr>
+          <w:rFonts w:ascii="Consolas" w:hAnsi="Consolas" w:eastAsia="Consolas" w:cs="Consolas"/>
+          <w:b w:val="0"/>
+          <w:bCs w:val="0"/>
+          <w:noProof w:val="0"/>
+          <w:color w:val="D6DEEB"/>
+          <w:sz w:val="21"/>
+          <w:szCs w:val="21"/>
+          <w:lang w:val="en-US"/>
+        </w:rPr>
+        <w:t xml:space="preserve">            completed</w:t>
+      </w:r>
+      <w:r>
+        <w:rPr>
+          <w:rFonts w:ascii="Consolas" w:hAnsi="Consolas" w:eastAsia="Consolas" w:cs="Consolas"/>
+          <w:b w:val="0"/>
+          <w:bCs w:val="0"/>
+          <w:noProof w:val="0"/>
+          <w:color w:val="DCDCDC"/>
+          <w:sz w:val="21"/>
+          <w:szCs w:val="21"/>
+          <w:lang w:val="en-US"/>
+        </w:rPr>
+        <w:t>++;</w:t>
+      </w:r>
+    </w:p>
+    <w:p>
+      <w:pPr>
+        <w:shd w:val="clear" w:color="auto" w:fill="011627"/>
+        <w:spacing w:before="0" w:beforeAutospacing="off" w:after="0" w:afterAutospacing="off" w:line="330" w:lineRule="auto"/>
+      </w:pPr>
+    </w:p>
+    <w:p>
+      <w:pPr>
+        <w:shd w:val="clear" w:color="auto" w:fill="011627"/>
+        <w:spacing w:before="0" w:beforeAutospacing="off" w:after="0" w:afterAutospacing="off" w:line="330" w:lineRule="auto"/>
+      </w:pPr>
+      <w:r>
+        <w:rPr>
+          <w:rFonts w:ascii="Consolas" w:hAnsi="Consolas" w:eastAsia="Consolas" w:cs="Consolas"/>
+          <w:b w:val="0"/>
+          <w:bCs w:val="0"/>
+          <w:noProof w:val="0"/>
+          <w:color w:val="D6DEEB"/>
+          <w:sz w:val="21"/>
+          <w:szCs w:val="21"/>
+          <w:lang w:val="en-US"/>
+        </w:rPr>
+        <w:t xml:space="preserve">            ct</w:t>
+      </w:r>
+      <w:r>
+        <w:rPr>
+          <w:rFonts w:ascii="Consolas" w:hAnsi="Consolas" w:eastAsia="Consolas" w:cs="Consolas"/>
+          <w:b w:val="0"/>
+          <w:bCs w:val="0"/>
+          <w:noProof w:val="0"/>
+          <w:color w:val="DCDCDC"/>
+          <w:sz w:val="21"/>
+          <w:szCs w:val="21"/>
+          <w:lang w:val="en-US"/>
+        </w:rPr>
+        <w:t>[</w:t>
+      </w:r>
+      <w:r>
+        <w:rPr>
+          <w:rFonts w:ascii="Consolas" w:hAnsi="Consolas" w:eastAsia="Consolas" w:cs="Consolas"/>
+          <w:b w:val="0"/>
+          <w:bCs w:val="0"/>
+          <w:noProof w:val="0"/>
+          <w:color w:val="D6DEEB"/>
+          <w:sz w:val="21"/>
+          <w:szCs w:val="21"/>
+          <w:lang w:val="en-US"/>
+        </w:rPr>
+        <w:t>shortest</w:t>
+      </w:r>
+      <w:r>
+        <w:rPr>
+          <w:rFonts w:ascii="Consolas" w:hAnsi="Consolas" w:eastAsia="Consolas" w:cs="Consolas"/>
+          <w:b w:val="0"/>
+          <w:bCs w:val="0"/>
+          <w:noProof w:val="0"/>
+          <w:color w:val="DCDCDC"/>
+          <w:sz w:val="21"/>
+          <w:szCs w:val="21"/>
+          <w:lang w:val="en-US"/>
+        </w:rPr>
+        <w:t>]</w:t>
+      </w:r>
+      <w:r>
+        <w:rPr>
+          <w:rFonts w:ascii="Consolas" w:hAnsi="Consolas" w:eastAsia="Consolas" w:cs="Consolas"/>
+          <w:b w:val="0"/>
+          <w:bCs w:val="0"/>
+          <w:noProof w:val="0"/>
+          <w:color w:val="D6DEEB"/>
+          <w:sz w:val="21"/>
+          <w:szCs w:val="21"/>
+          <w:lang w:val="en-US"/>
+        </w:rPr>
+        <w:t xml:space="preserve"> </w:t>
+      </w:r>
+      <w:r>
+        <w:rPr>
+          <w:rFonts w:ascii="Consolas" w:hAnsi="Consolas" w:eastAsia="Consolas" w:cs="Consolas"/>
+          <w:b w:val="0"/>
+          <w:bCs w:val="0"/>
+          <w:noProof w:val="0"/>
+          <w:color w:val="DCDCDC"/>
+          <w:sz w:val="21"/>
+          <w:szCs w:val="21"/>
+          <w:lang w:val="en-US"/>
+        </w:rPr>
+        <w:t>=</w:t>
+      </w:r>
+      <w:r>
+        <w:rPr>
+          <w:rFonts w:ascii="Consolas" w:hAnsi="Consolas" w:eastAsia="Consolas" w:cs="Consolas"/>
+          <w:b w:val="0"/>
+          <w:bCs w:val="0"/>
+          <w:noProof w:val="0"/>
+          <w:color w:val="D6DEEB"/>
+          <w:sz w:val="21"/>
+          <w:szCs w:val="21"/>
+          <w:lang w:val="en-US"/>
+        </w:rPr>
+        <w:t xml:space="preserve"> currentTime</w:t>
+      </w:r>
+      <w:r>
+        <w:rPr>
+          <w:rFonts w:ascii="Consolas" w:hAnsi="Consolas" w:eastAsia="Consolas" w:cs="Consolas"/>
+          <w:b w:val="0"/>
+          <w:bCs w:val="0"/>
+          <w:noProof w:val="0"/>
+          <w:color w:val="DCDCDC"/>
+          <w:sz w:val="21"/>
+          <w:szCs w:val="21"/>
+          <w:lang w:val="en-US"/>
+        </w:rPr>
+        <w:t>;</w:t>
+      </w:r>
+    </w:p>
+    <w:p>
+      <w:pPr>
+        <w:shd w:val="clear" w:color="auto" w:fill="011627"/>
+        <w:spacing w:before="0" w:beforeAutospacing="off" w:after="0" w:afterAutospacing="off" w:line="330" w:lineRule="auto"/>
+      </w:pPr>
+      <w:r>
+        <w:rPr>
+          <w:rFonts w:ascii="Consolas" w:hAnsi="Consolas" w:eastAsia="Consolas" w:cs="Consolas"/>
+          <w:b w:val="0"/>
+          <w:bCs w:val="0"/>
+          <w:noProof w:val="0"/>
+          <w:color w:val="D6DEEB"/>
+          <w:sz w:val="21"/>
+          <w:szCs w:val="21"/>
+          <w:lang w:val="en-US"/>
+        </w:rPr>
+        <w:t xml:space="preserve">            tat</w:t>
+      </w:r>
+      <w:r>
+        <w:rPr>
+          <w:rFonts w:ascii="Consolas" w:hAnsi="Consolas" w:eastAsia="Consolas" w:cs="Consolas"/>
+          <w:b w:val="0"/>
+          <w:bCs w:val="0"/>
+          <w:noProof w:val="0"/>
+          <w:color w:val="DCDCDC"/>
+          <w:sz w:val="21"/>
+          <w:szCs w:val="21"/>
+          <w:lang w:val="en-US"/>
+        </w:rPr>
+        <w:t>[</w:t>
+      </w:r>
+      <w:r>
+        <w:rPr>
+          <w:rFonts w:ascii="Consolas" w:hAnsi="Consolas" w:eastAsia="Consolas" w:cs="Consolas"/>
+          <w:b w:val="0"/>
+          <w:bCs w:val="0"/>
+          <w:noProof w:val="0"/>
+          <w:color w:val="D6DEEB"/>
+          <w:sz w:val="21"/>
+          <w:szCs w:val="21"/>
+          <w:lang w:val="en-US"/>
+        </w:rPr>
+        <w:t>shortest</w:t>
+      </w:r>
+      <w:r>
+        <w:rPr>
+          <w:rFonts w:ascii="Consolas" w:hAnsi="Consolas" w:eastAsia="Consolas" w:cs="Consolas"/>
+          <w:b w:val="0"/>
+          <w:bCs w:val="0"/>
+          <w:noProof w:val="0"/>
+          <w:color w:val="DCDCDC"/>
+          <w:sz w:val="21"/>
+          <w:szCs w:val="21"/>
+          <w:lang w:val="en-US"/>
+        </w:rPr>
+        <w:t>]</w:t>
+      </w:r>
+      <w:r>
+        <w:rPr>
+          <w:rFonts w:ascii="Consolas" w:hAnsi="Consolas" w:eastAsia="Consolas" w:cs="Consolas"/>
+          <w:b w:val="0"/>
+          <w:bCs w:val="0"/>
+          <w:noProof w:val="0"/>
+          <w:color w:val="D6DEEB"/>
+          <w:sz w:val="21"/>
+          <w:szCs w:val="21"/>
+          <w:lang w:val="en-US"/>
+        </w:rPr>
+        <w:t xml:space="preserve"> </w:t>
+      </w:r>
+      <w:r>
+        <w:rPr>
+          <w:rFonts w:ascii="Consolas" w:hAnsi="Consolas" w:eastAsia="Consolas" w:cs="Consolas"/>
+          <w:b w:val="0"/>
+          <w:bCs w:val="0"/>
+          <w:noProof w:val="0"/>
+          <w:color w:val="DCDCDC"/>
+          <w:sz w:val="21"/>
+          <w:szCs w:val="21"/>
+          <w:lang w:val="en-US"/>
+        </w:rPr>
+        <w:t>=</w:t>
+      </w:r>
+      <w:r>
+        <w:rPr>
+          <w:rFonts w:ascii="Consolas" w:hAnsi="Consolas" w:eastAsia="Consolas" w:cs="Consolas"/>
+          <w:b w:val="0"/>
+          <w:bCs w:val="0"/>
+          <w:noProof w:val="0"/>
+          <w:color w:val="D6DEEB"/>
+          <w:sz w:val="21"/>
+          <w:szCs w:val="21"/>
+          <w:lang w:val="en-US"/>
+        </w:rPr>
+        <w:t xml:space="preserve"> ct</w:t>
+      </w:r>
+      <w:r>
+        <w:rPr>
+          <w:rFonts w:ascii="Consolas" w:hAnsi="Consolas" w:eastAsia="Consolas" w:cs="Consolas"/>
+          <w:b w:val="0"/>
+          <w:bCs w:val="0"/>
+          <w:noProof w:val="0"/>
+          <w:color w:val="DCDCDC"/>
+          <w:sz w:val="21"/>
+          <w:szCs w:val="21"/>
+          <w:lang w:val="en-US"/>
+        </w:rPr>
+        <w:t>[</w:t>
+      </w:r>
+      <w:r>
+        <w:rPr>
+          <w:rFonts w:ascii="Consolas" w:hAnsi="Consolas" w:eastAsia="Consolas" w:cs="Consolas"/>
+          <w:b w:val="0"/>
+          <w:bCs w:val="0"/>
+          <w:noProof w:val="0"/>
+          <w:color w:val="D6DEEB"/>
+          <w:sz w:val="21"/>
+          <w:szCs w:val="21"/>
+          <w:lang w:val="en-US"/>
+        </w:rPr>
+        <w:t>shortest</w:t>
+      </w:r>
+      <w:r>
+        <w:rPr>
+          <w:rFonts w:ascii="Consolas" w:hAnsi="Consolas" w:eastAsia="Consolas" w:cs="Consolas"/>
+          <w:b w:val="0"/>
+          <w:bCs w:val="0"/>
+          <w:noProof w:val="0"/>
+          <w:color w:val="DCDCDC"/>
+          <w:sz w:val="21"/>
+          <w:szCs w:val="21"/>
+          <w:lang w:val="en-US"/>
+        </w:rPr>
+        <w:t>]</w:t>
+      </w:r>
+      <w:r>
+        <w:rPr>
+          <w:rFonts w:ascii="Consolas" w:hAnsi="Consolas" w:eastAsia="Consolas" w:cs="Consolas"/>
+          <w:b w:val="0"/>
+          <w:bCs w:val="0"/>
+          <w:noProof w:val="0"/>
+          <w:color w:val="D6DEEB"/>
+          <w:sz w:val="21"/>
+          <w:szCs w:val="21"/>
+          <w:lang w:val="en-US"/>
+        </w:rPr>
+        <w:t xml:space="preserve"> </w:t>
+      </w:r>
+      <w:r>
+        <w:rPr>
+          <w:rFonts w:ascii="Consolas" w:hAnsi="Consolas" w:eastAsia="Consolas" w:cs="Consolas"/>
+          <w:b w:val="0"/>
+          <w:bCs w:val="0"/>
+          <w:noProof w:val="0"/>
+          <w:color w:val="DCDCDC"/>
+          <w:sz w:val="21"/>
+          <w:szCs w:val="21"/>
+          <w:lang w:val="en-US"/>
+        </w:rPr>
+        <w:t>-</w:t>
+      </w:r>
+      <w:r>
+        <w:rPr>
+          <w:rFonts w:ascii="Consolas" w:hAnsi="Consolas" w:eastAsia="Consolas" w:cs="Consolas"/>
+          <w:b w:val="0"/>
+          <w:bCs w:val="0"/>
+          <w:noProof w:val="0"/>
+          <w:color w:val="D6DEEB"/>
+          <w:sz w:val="21"/>
+          <w:szCs w:val="21"/>
+          <w:lang w:val="en-US"/>
+        </w:rPr>
+        <w:t xml:space="preserve"> at</w:t>
+      </w:r>
+      <w:r>
+        <w:rPr>
+          <w:rFonts w:ascii="Consolas" w:hAnsi="Consolas" w:eastAsia="Consolas" w:cs="Consolas"/>
+          <w:b w:val="0"/>
+          <w:bCs w:val="0"/>
+          <w:noProof w:val="0"/>
+          <w:color w:val="DCDCDC"/>
+          <w:sz w:val="21"/>
+          <w:szCs w:val="21"/>
+          <w:lang w:val="en-US"/>
+        </w:rPr>
+        <w:t>[</w:t>
+      </w:r>
+      <w:r>
+        <w:rPr>
+          <w:rFonts w:ascii="Consolas" w:hAnsi="Consolas" w:eastAsia="Consolas" w:cs="Consolas"/>
+          <w:b w:val="0"/>
+          <w:bCs w:val="0"/>
+          <w:noProof w:val="0"/>
+          <w:color w:val="D6DEEB"/>
+          <w:sz w:val="21"/>
+          <w:szCs w:val="21"/>
+          <w:lang w:val="en-US"/>
+        </w:rPr>
+        <w:t>shortest</w:t>
+      </w:r>
+      <w:r>
+        <w:rPr>
+          <w:rFonts w:ascii="Consolas" w:hAnsi="Consolas" w:eastAsia="Consolas" w:cs="Consolas"/>
+          <w:b w:val="0"/>
+          <w:bCs w:val="0"/>
+          <w:noProof w:val="0"/>
+          <w:color w:val="DCDCDC"/>
+          <w:sz w:val="21"/>
+          <w:szCs w:val="21"/>
+          <w:lang w:val="en-US"/>
+        </w:rPr>
+        <w:t>];</w:t>
+      </w:r>
+    </w:p>
+    <w:p>
+      <w:pPr>
+        <w:shd w:val="clear" w:color="auto" w:fill="011627"/>
+        <w:spacing w:before="0" w:beforeAutospacing="off" w:after="0" w:afterAutospacing="off" w:line="330" w:lineRule="auto"/>
+      </w:pPr>
+      <w:r>
+        <w:rPr>
+          <w:rFonts w:ascii="Consolas" w:hAnsi="Consolas" w:eastAsia="Consolas" w:cs="Consolas"/>
+          <w:b w:val="0"/>
+          <w:bCs w:val="0"/>
+          <w:noProof w:val="0"/>
+          <w:color w:val="D6DEEB"/>
+          <w:sz w:val="21"/>
+          <w:szCs w:val="21"/>
+          <w:lang w:val="en-US"/>
+        </w:rPr>
+        <w:t xml:space="preserve">            wt</w:t>
+      </w:r>
+      <w:r>
+        <w:rPr>
+          <w:rFonts w:ascii="Consolas" w:hAnsi="Consolas" w:eastAsia="Consolas" w:cs="Consolas"/>
+          <w:b w:val="0"/>
+          <w:bCs w:val="0"/>
+          <w:noProof w:val="0"/>
+          <w:color w:val="DCDCDC"/>
+          <w:sz w:val="21"/>
+          <w:szCs w:val="21"/>
+          <w:lang w:val="en-US"/>
+        </w:rPr>
+        <w:t>[</w:t>
+      </w:r>
+      <w:r>
+        <w:rPr>
+          <w:rFonts w:ascii="Consolas" w:hAnsi="Consolas" w:eastAsia="Consolas" w:cs="Consolas"/>
+          <w:b w:val="0"/>
+          <w:bCs w:val="0"/>
+          <w:noProof w:val="0"/>
+          <w:color w:val="D6DEEB"/>
+          <w:sz w:val="21"/>
+          <w:szCs w:val="21"/>
+          <w:lang w:val="en-US"/>
+        </w:rPr>
+        <w:t>shortest</w:t>
+      </w:r>
+      <w:r>
+        <w:rPr>
+          <w:rFonts w:ascii="Consolas" w:hAnsi="Consolas" w:eastAsia="Consolas" w:cs="Consolas"/>
+          <w:b w:val="0"/>
+          <w:bCs w:val="0"/>
+          <w:noProof w:val="0"/>
+          <w:color w:val="DCDCDC"/>
+          <w:sz w:val="21"/>
+          <w:szCs w:val="21"/>
+          <w:lang w:val="en-US"/>
+        </w:rPr>
+        <w:t>]</w:t>
+      </w:r>
+      <w:r>
+        <w:rPr>
+          <w:rFonts w:ascii="Consolas" w:hAnsi="Consolas" w:eastAsia="Consolas" w:cs="Consolas"/>
+          <w:b w:val="0"/>
+          <w:bCs w:val="0"/>
+          <w:noProof w:val="0"/>
+          <w:color w:val="D6DEEB"/>
+          <w:sz w:val="21"/>
+          <w:szCs w:val="21"/>
+          <w:lang w:val="en-US"/>
+        </w:rPr>
+        <w:t xml:space="preserve"> </w:t>
+      </w:r>
+      <w:r>
+        <w:rPr>
+          <w:rFonts w:ascii="Consolas" w:hAnsi="Consolas" w:eastAsia="Consolas" w:cs="Consolas"/>
+          <w:b w:val="0"/>
+          <w:bCs w:val="0"/>
+          <w:noProof w:val="0"/>
+          <w:color w:val="DCDCDC"/>
+          <w:sz w:val="21"/>
+          <w:szCs w:val="21"/>
+          <w:lang w:val="en-US"/>
+        </w:rPr>
+        <w:t>=</w:t>
+      </w:r>
+      <w:r>
+        <w:rPr>
+          <w:rFonts w:ascii="Consolas" w:hAnsi="Consolas" w:eastAsia="Consolas" w:cs="Consolas"/>
+          <w:b w:val="0"/>
+          <w:bCs w:val="0"/>
+          <w:noProof w:val="0"/>
+          <w:color w:val="D6DEEB"/>
+          <w:sz w:val="21"/>
+          <w:szCs w:val="21"/>
+          <w:lang w:val="en-US"/>
+        </w:rPr>
+        <w:t xml:space="preserve"> tat</w:t>
+      </w:r>
+      <w:r>
+        <w:rPr>
+          <w:rFonts w:ascii="Consolas" w:hAnsi="Consolas" w:eastAsia="Consolas" w:cs="Consolas"/>
+          <w:b w:val="0"/>
+          <w:bCs w:val="0"/>
+          <w:noProof w:val="0"/>
+          <w:color w:val="DCDCDC"/>
+          <w:sz w:val="21"/>
+          <w:szCs w:val="21"/>
+          <w:lang w:val="en-US"/>
+        </w:rPr>
+        <w:t>[</w:t>
+      </w:r>
+      <w:r>
+        <w:rPr>
+          <w:rFonts w:ascii="Consolas" w:hAnsi="Consolas" w:eastAsia="Consolas" w:cs="Consolas"/>
+          <w:b w:val="0"/>
+          <w:bCs w:val="0"/>
+          <w:noProof w:val="0"/>
+          <w:color w:val="D6DEEB"/>
+          <w:sz w:val="21"/>
+          <w:szCs w:val="21"/>
+          <w:lang w:val="en-US"/>
+        </w:rPr>
+        <w:t>shortest</w:t>
+      </w:r>
+      <w:r>
+        <w:rPr>
+          <w:rFonts w:ascii="Consolas" w:hAnsi="Consolas" w:eastAsia="Consolas" w:cs="Consolas"/>
+          <w:b w:val="0"/>
+          <w:bCs w:val="0"/>
+          <w:noProof w:val="0"/>
+          <w:color w:val="DCDCDC"/>
+          <w:sz w:val="21"/>
+          <w:szCs w:val="21"/>
+          <w:lang w:val="en-US"/>
+        </w:rPr>
+        <w:t>]</w:t>
+      </w:r>
+      <w:r>
+        <w:rPr>
+          <w:rFonts w:ascii="Consolas" w:hAnsi="Consolas" w:eastAsia="Consolas" w:cs="Consolas"/>
+          <w:b w:val="0"/>
+          <w:bCs w:val="0"/>
+          <w:noProof w:val="0"/>
+          <w:color w:val="D6DEEB"/>
+          <w:sz w:val="21"/>
+          <w:szCs w:val="21"/>
+          <w:lang w:val="en-US"/>
+        </w:rPr>
+        <w:t xml:space="preserve"> </w:t>
+      </w:r>
+      <w:r>
+        <w:rPr>
+          <w:rFonts w:ascii="Consolas" w:hAnsi="Consolas" w:eastAsia="Consolas" w:cs="Consolas"/>
+          <w:b w:val="0"/>
+          <w:bCs w:val="0"/>
+          <w:noProof w:val="0"/>
+          <w:color w:val="DCDCDC"/>
+          <w:sz w:val="21"/>
+          <w:szCs w:val="21"/>
+          <w:lang w:val="en-US"/>
+        </w:rPr>
+        <w:t>-</w:t>
+      </w:r>
+      <w:r>
+        <w:rPr>
+          <w:rFonts w:ascii="Consolas" w:hAnsi="Consolas" w:eastAsia="Consolas" w:cs="Consolas"/>
+          <w:b w:val="0"/>
+          <w:bCs w:val="0"/>
+          <w:noProof w:val="0"/>
+          <w:color w:val="D6DEEB"/>
+          <w:sz w:val="21"/>
+          <w:szCs w:val="21"/>
+          <w:lang w:val="en-US"/>
+        </w:rPr>
+        <w:t xml:space="preserve"> bt</w:t>
+      </w:r>
+      <w:r>
+        <w:rPr>
+          <w:rFonts w:ascii="Consolas" w:hAnsi="Consolas" w:eastAsia="Consolas" w:cs="Consolas"/>
+          <w:b w:val="0"/>
+          <w:bCs w:val="0"/>
+          <w:noProof w:val="0"/>
+          <w:color w:val="DCDCDC"/>
+          <w:sz w:val="21"/>
+          <w:szCs w:val="21"/>
+          <w:lang w:val="en-US"/>
+        </w:rPr>
+        <w:t>[</w:t>
+      </w:r>
+      <w:r>
+        <w:rPr>
+          <w:rFonts w:ascii="Consolas" w:hAnsi="Consolas" w:eastAsia="Consolas" w:cs="Consolas"/>
+          <w:b w:val="0"/>
+          <w:bCs w:val="0"/>
+          <w:noProof w:val="0"/>
+          <w:color w:val="D6DEEB"/>
+          <w:sz w:val="21"/>
+          <w:szCs w:val="21"/>
+          <w:lang w:val="en-US"/>
+        </w:rPr>
+        <w:t>shortest</w:t>
+      </w:r>
+      <w:r>
+        <w:rPr>
+          <w:rFonts w:ascii="Consolas" w:hAnsi="Consolas" w:eastAsia="Consolas" w:cs="Consolas"/>
+          <w:b w:val="0"/>
+          <w:bCs w:val="0"/>
+          <w:noProof w:val="0"/>
+          <w:color w:val="DCDCDC"/>
+          <w:sz w:val="21"/>
+          <w:szCs w:val="21"/>
+          <w:lang w:val="en-US"/>
+        </w:rPr>
+        <w:t>];</w:t>
+      </w:r>
+    </w:p>
+    <w:p>
+      <w:pPr>
+        <w:shd w:val="clear" w:color="auto" w:fill="011627"/>
+        <w:spacing w:before="0" w:beforeAutospacing="off" w:after="0" w:afterAutospacing="off" w:line="330" w:lineRule="auto"/>
+      </w:pPr>
+      <w:r>
+        <w:rPr>
+          <w:rFonts w:ascii="Consolas" w:hAnsi="Consolas" w:eastAsia="Consolas" w:cs="Consolas"/>
+          <w:b w:val="0"/>
+          <w:bCs w:val="0"/>
+          <w:noProof w:val="0"/>
+          <w:color w:val="D6DEEB"/>
+          <w:sz w:val="21"/>
+          <w:szCs w:val="21"/>
+          <w:lang w:val="en-US"/>
+        </w:rPr>
+        <w:t xml:space="preserve">        </w:t>
+      </w:r>
+      <w:r>
+        <w:rPr>
+          <w:rFonts w:ascii="Consolas" w:hAnsi="Consolas" w:eastAsia="Consolas" w:cs="Consolas"/>
+          <w:b w:val="0"/>
+          <w:bCs w:val="0"/>
+          <w:noProof w:val="0"/>
+          <w:color w:val="DCDCDC"/>
+          <w:sz w:val="21"/>
+          <w:szCs w:val="21"/>
+          <w:lang w:val="en-US"/>
+        </w:rPr>
+        <w:t>}</w:t>
+      </w:r>
+    </w:p>
+    <w:p>
+      <w:pPr>
+        <w:shd w:val="clear" w:color="auto" w:fill="011627"/>
+        <w:spacing w:before="0" w:beforeAutospacing="off" w:after="0" w:afterAutospacing="off" w:line="330" w:lineRule="auto"/>
+      </w:pPr>
+      <w:r>
+        <w:rPr>
+          <w:rFonts w:ascii="Consolas" w:hAnsi="Consolas" w:eastAsia="Consolas" w:cs="Consolas"/>
+          <w:b w:val="0"/>
+          <w:bCs w:val="0"/>
+          <w:noProof w:val="0"/>
+          <w:color w:val="D6DEEB"/>
+          <w:sz w:val="21"/>
+          <w:szCs w:val="21"/>
+          <w:lang w:val="en-US"/>
+        </w:rPr>
+        <w:t xml:space="preserve">    </w:t>
+      </w:r>
+      <w:r>
+        <w:rPr>
+          <w:rFonts w:ascii="Consolas" w:hAnsi="Consolas" w:eastAsia="Consolas" w:cs="Consolas"/>
+          <w:b w:val="0"/>
+          <w:bCs w:val="0"/>
+          <w:noProof w:val="0"/>
+          <w:color w:val="DCDCDC"/>
+          <w:sz w:val="21"/>
+          <w:szCs w:val="21"/>
+          <w:lang w:val="en-US"/>
+        </w:rPr>
+        <w:t>}</w:t>
+      </w:r>
+    </w:p>
+    <w:p>
+      <w:pPr>
+        <w:shd w:val="clear" w:color="auto" w:fill="011627"/>
+        <w:spacing w:before="0" w:beforeAutospacing="off" w:after="0" w:afterAutospacing="off" w:line="330" w:lineRule="auto"/>
+      </w:pPr>
+    </w:p>
+    <w:p>
+      <w:pPr>
+        <w:shd w:val="clear" w:color="auto" w:fill="011627"/>
+        <w:spacing w:before="0" w:beforeAutospacing="off" w:after="0" w:afterAutospacing="off" w:line="330" w:lineRule="auto"/>
+        <w:rPr>
+          <w:rFonts w:ascii="Consolas" w:hAnsi="Consolas" w:eastAsia="Consolas" w:cs="Consolas"/>
+          <w:b w:val="0"/>
+          <w:bCs w:val="0"/>
+          <w:noProof w:val="0"/>
+          <w:color w:val="484F5D"/>
+          <w:sz w:val="21"/>
+          <w:szCs w:val="21"/>
+          <w:lang w:val="en-US"/>
+        </w:rPr>
+      </w:pPr>
+      <w:r>
+        <w:rPr>
+          <w:rFonts w:ascii="Consolas" w:hAnsi="Consolas" w:eastAsia="Consolas" w:cs="Consolas"/>
+          <w:b w:val="0"/>
+          <w:bCs w:val="0"/>
+          <w:noProof w:val="0"/>
+          <w:color w:val="D6DEEB"/>
+          <w:sz w:val="21"/>
+          <w:szCs w:val="21"/>
+          <w:lang w:val="en-US"/>
+        </w:rPr>
+        <w:t xml:space="preserve">    </w:t>
+      </w:r>
+    </w:p>
+    <w:p>
+      <w:pPr>
+        <w:shd w:val="clear" w:color="auto" w:fill="011627"/>
+        <w:spacing w:before="0" w:beforeAutospacing="off" w:after="0" w:afterAutospacing="off" w:line="330" w:lineRule="auto"/>
+      </w:pPr>
+      <w:r>
+        <w:rPr>
+          <w:rFonts w:ascii="Consolas" w:hAnsi="Consolas" w:eastAsia="Consolas" w:cs="Consolas"/>
+          <w:b w:val="0"/>
+          <w:bCs w:val="0"/>
+          <w:noProof w:val="0"/>
+          <w:color w:val="D6DEEB"/>
+          <w:sz w:val="21"/>
+          <w:szCs w:val="21"/>
+          <w:lang w:val="en-US"/>
+        </w:rPr>
+        <w:t xml:space="preserve">    printf</w:t>
+      </w:r>
+      <w:r>
+        <w:rPr>
+          <w:rFonts w:ascii="Consolas" w:hAnsi="Consolas" w:eastAsia="Consolas" w:cs="Consolas"/>
+          <w:b w:val="0"/>
+          <w:bCs w:val="0"/>
+          <w:noProof w:val="0"/>
+          <w:color w:val="DCDCDC"/>
+          <w:sz w:val="21"/>
+          <w:szCs w:val="21"/>
+          <w:lang w:val="en-US"/>
+        </w:rPr>
+        <w:t>(</w:t>
+      </w:r>
+      <w:r>
+        <w:rPr>
+          <w:rFonts w:ascii="Consolas" w:hAnsi="Consolas" w:eastAsia="Consolas" w:cs="Consolas"/>
+          <w:b w:val="0"/>
+          <w:bCs w:val="0"/>
+          <w:noProof w:val="0"/>
+          <w:color w:val="ADDB67"/>
+          <w:sz w:val="21"/>
+          <w:szCs w:val="21"/>
+          <w:lang w:val="en-US"/>
+        </w:rPr>
+        <w:t>"\nP\tAT\tBT\tCT\tTAT\tWT\n"</w:t>
+      </w:r>
+      <w:r>
+        <w:rPr>
+          <w:rFonts w:ascii="Consolas" w:hAnsi="Consolas" w:eastAsia="Consolas" w:cs="Consolas"/>
+          <w:b w:val="0"/>
+          <w:bCs w:val="0"/>
+          <w:noProof w:val="0"/>
+          <w:color w:val="DCDCDC"/>
+          <w:sz w:val="21"/>
+          <w:szCs w:val="21"/>
+          <w:lang w:val="en-US"/>
+        </w:rPr>
+        <w:t>);</w:t>
+      </w:r>
+    </w:p>
+    <w:p>
+      <w:pPr>
+        <w:shd w:val="clear" w:color="auto" w:fill="011627"/>
+        <w:spacing w:before="0" w:beforeAutospacing="off" w:after="0" w:afterAutospacing="off" w:line="330" w:lineRule="auto"/>
+      </w:pPr>
+    </w:p>
+    <w:p>
+      <w:pPr>
+        <w:shd w:val="clear" w:color="auto" w:fill="011627"/>
+        <w:spacing w:before="0" w:beforeAutospacing="off" w:after="0" w:afterAutospacing="off" w:line="330" w:lineRule="auto"/>
+      </w:pPr>
+      <w:r>
+        <w:rPr>
+          <w:rFonts w:ascii="Consolas" w:hAnsi="Consolas" w:eastAsia="Consolas" w:cs="Consolas"/>
+          <w:b w:val="0"/>
+          <w:bCs w:val="0"/>
+          <w:noProof w:val="0"/>
+          <w:color w:val="D6DEEB"/>
+          <w:sz w:val="21"/>
+          <w:szCs w:val="21"/>
+          <w:lang w:val="en-US"/>
+        </w:rPr>
+        <w:t xml:space="preserve">    </w:t>
+      </w:r>
+      <w:r>
+        <w:rPr>
+          <w:rFonts w:ascii="Consolas" w:hAnsi="Consolas" w:eastAsia="Consolas" w:cs="Consolas"/>
+          <w:b w:val="0"/>
+          <w:bCs w:val="0"/>
+          <w:noProof w:val="0"/>
+          <w:color w:val="C792EA"/>
+          <w:sz w:val="21"/>
+          <w:szCs w:val="21"/>
+          <w:lang w:val="en-US"/>
+        </w:rPr>
+        <w:t>float</w:t>
+      </w:r>
+      <w:r>
+        <w:rPr>
+          <w:rFonts w:ascii="Consolas" w:hAnsi="Consolas" w:eastAsia="Consolas" w:cs="Consolas"/>
+          <w:b w:val="0"/>
+          <w:bCs w:val="0"/>
+          <w:noProof w:val="0"/>
+          <w:color w:val="D6DEEB"/>
+          <w:sz w:val="21"/>
+          <w:szCs w:val="21"/>
+          <w:lang w:val="en-US"/>
+        </w:rPr>
+        <w:t xml:space="preserve"> avgWT </w:t>
+      </w:r>
+      <w:r>
+        <w:rPr>
+          <w:rFonts w:ascii="Consolas" w:hAnsi="Consolas" w:eastAsia="Consolas" w:cs="Consolas"/>
+          <w:b w:val="0"/>
+          <w:bCs w:val="0"/>
+          <w:noProof w:val="0"/>
+          <w:color w:val="DCDCDC"/>
+          <w:sz w:val="21"/>
+          <w:szCs w:val="21"/>
+          <w:lang w:val="en-US"/>
+        </w:rPr>
+        <w:t>=</w:t>
+      </w:r>
+      <w:r>
+        <w:rPr>
+          <w:rFonts w:ascii="Consolas" w:hAnsi="Consolas" w:eastAsia="Consolas" w:cs="Consolas"/>
+          <w:b w:val="0"/>
+          <w:bCs w:val="0"/>
+          <w:noProof w:val="0"/>
+          <w:color w:val="D6DEEB"/>
+          <w:sz w:val="21"/>
+          <w:szCs w:val="21"/>
+          <w:lang w:val="en-US"/>
+        </w:rPr>
+        <w:t xml:space="preserve"> </w:t>
+      </w:r>
+      <w:r>
+        <w:rPr>
+          <w:rFonts w:ascii="Consolas" w:hAnsi="Consolas" w:eastAsia="Consolas" w:cs="Consolas"/>
+          <w:b w:val="0"/>
+          <w:bCs w:val="0"/>
+          <w:noProof w:val="0"/>
+          <w:color w:val="B5CEA8"/>
+          <w:sz w:val="21"/>
+          <w:szCs w:val="21"/>
+          <w:lang w:val="en-US"/>
+        </w:rPr>
+        <w:t>0</w:t>
+      </w:r>
+      <w:r>
+        <w:rPr>
+          <w:rFonts w:ascii="Consolas" w:hAnsi="Consolas" w:eastAsia="Consolas" w:cs="Consolas"/>
+          <w:b w:val="0"/>
+          <w:bCs w:val="0"/>
+          <w:noProof w:val="0"/>
+          <w:color w:val="DCDCDC"/>
+          <w:sz w:val="21"/>
+          <w:szCs w:val="21"/>
+          <w:lang w:val="en-US"/>
+        </w:rPr>
+        <w:t>,</w:t>
+      </w:r>
+      <w:r>
+        <w:rPr>
+          <w:rFonts w:ascii="Consolas" w:hAnsi="Consolas" w:eastAsia="Consolas" w:cs="Consolas"/>
+          <w:b w:val="0"/>
+          <w:bCs w:val="0"/>
+          <w:noProof w:val="0"/>
+          <w:color w:val="D6DEEB"/>
+          <w:sz w:val="21"/>
+          <w:szCs w:val="21"/>
+          <w:lang w:val="en-US"/>
+        </w:rPr>
+        <w:t xml:space="preserve"> avgTAT </w:t>
+      </w:r>
+      <w:r>
+        <w:rPr>
+          <w:rFonts w:ascii="Consolas" w:hAnsi="Consolas" w:eastAsia="Consolas" w:cs="Consolas"/>
+          <w:b w:val="0"/>
+          <w:bCs w:val="0"/>
+          <w:noProof w:val="0"/>
+          <w:color w:val="DCDCDC"/>
+          <w:sz w:val="21"/>
+          <w:szCs w:val="21"/>
+          <w:lang w:val="en-US"/>
+        </w:rPr>
+        <w:t>=</w:t>
+      </w:r>
+      <w:r>
+        <w:rPr>
+          <w:rFonts w:ascii="Consolas" w:hAnsi="Consolas" w:eastAsia="Consolas" w:cs="Consolas"/>
+          <w:b w:val="0"/>
+          <w:bCs w:val="0"/>
+          <w:noProof w:val="0"/>
+          <w:color w:val="D6DEEB"/>
+          <w:sz w:val="21"/>
+          <w:szCs w:val="21"/>
+          <w:lang w:val="en-US"/>
+        </w:rPr>
+        <w:t xml:space="preserve"> </w:t>
+      </w:r>
+      <w:r>
+        <w:rPr>
+          <w:rFonts w:ascii="Consolas" w:hAnsi="Consolas" w:eastAsia="Consolas" w:cs="Consolas"/>
+          <w:b w:val="0"/>
+          <w:bCs w:val="0"/>
+          <w:noProof w:val="0"/>
+          <w:color w:val="B5CEA8"/>
+          <w:sz w:val="21"/>
+          <w:szCs w:val="21"/>
+          <w:lang w:val="en-US"/>
+        </w:rPr>
+        <w:t>0</w:t>
+      </w:r>
+      <w:r>
+        <w:rPr>
+          <w:rFonts w:ascii="Consolas" w:hAnsi="Consolas" w:eastAsia="Consolas" w:cs="Consolas"/>
+          <w:b w:val="0"/>
+          <w:bCs w:val="0"/>
+          <w:noProof w:val="0"/>
+          <w:color w:val="DCDCDC"/>
+          <w:sz w:val="21"/>
+          <w:szCs w:val="21"/>
+          <w:lang w:val="en-US"/>
+        </w:rPr>
+        <w:t>;</w:t>
+      </w:r>
+    </w:p>
+    <w:p>
+      <w:pPr>
+        <w:shd w:val="clear" w:color="auto" w:fill="011627"/>
+        <w:spacing w:before="0" w:beforeAutospacing="off" w:after="0" w:afterAutospacing="off" w:line="330" w:lineRule="auto"/>
+      </w:pPr>
+    </w:p>
+    <w:p>
+      <w:pPr>
+        <w:shd w:val="clear" w:color="auto" w:fill="011627"/>
+        <w:spacing w:before="0" w:beforeAutospacing="off" w:after="0" w:afterAutospacing="off" w:line="330" w:lineRule="auto"/>
+      </w:pPr>
+      <w:r>
+        <w:rPr>
+          <w:rFonts w:ascii="Consolas" w:hAnsi="Consolas" w:eastAsia="Consolas" w:cs="Consolas"/>
+          <w:b w:val="0"/>
+          <w:bCs w:val="0"/>
+          <w:noProof w:val="0"/>
+          <w:color w:val="D6DEEB"/>
+          <w:sz w:val="21"/>
+          <w:szCs w:val="21"/>
+          <w:lang w:val="en-US"/>
+        </w:rPr>
+        <w:t xml:space="preserve">    </w:t>
+      </w:r>
+      <w:r>
+        <w:rPr>
+          <w:rFonts w:ascii="Consolas" w:hAnsi="Consolas" w:eastAsia="Consolas" w:cs="Consolas"/>
+          <w:b w:val="0"/>
+          <w:bCs w:val="0"/>
+          <w:noProof w:val="0"/>
+          <w:color w:val="C792EA"/>
+          <w:sz w:val="21"/>
+          <w:szCs w:val="21"/>
+          <w:lang w:val="en-US"/>
+        </w:rPr>
+        <w:t>for</w:t>
+      </w:r>
+      <w:r>
+        <w:rPr>
+          <w:rFonts w:ascii="Consolas" w:hAnsi="Consolas" w:eastAsia="Consolas" w:cs="Consolas"/>
+          <w:b w:val="0"/>
+          <w:bCs w:val="0"/>
+          <w:noProof w:val="0"/>
+          <w:color w:val="D6DEEB"/>
+          <w:sz w:val="21"/>
+          <w:szCs w:val="21"/>
+          <w:lang w:val="en-US"/>
+        </w:rPr>
+        <w:t xml:space="preserve"> </w:t>
+      </w:r>
+      <w:r>
+        <w:rPr>
+          <w:rFonts w:ascii="Consolas" w:hAnsi="Consolas" w:eastAsia="Consolas" w:cs="Consolas"/>
+          <w:b w:val="0"/>
+          <w:bCs w:val="0"/>
+          <w:noProof w:val="0"/>
+          <w:color w:val="DCDCDC"/>
+          <w:sz w:val="21"/>
+          <w:szCs w:val="21"/>
+          <w:lang w:val="en-US"/>
+        </w:rPr>
+        <w:t>(</w:t>
+      </w:r>
+      <w:r>
+        <w:rPr>
+          <w:rFonts w:ascii="Consolas" w:hAnsi="Consolas" w:eastAsia="Consolas" w:cs="Consolas"/>
+          <w:b w:val="0"/>
+          <w:bCs w:val="0"/>
+          <w:noProof w:val="0"/>
+          <w:color w:val="C792EA"/>
+          <w:sz w:val="21"/>
+          <w:szCs w:val="21"/>
+          <w:lang w:val="en-US"/>
+        </w:rPr>
+        <w:t>int</w:t>
+      </w:r>
+      <w:r>
+        <w:rPr>
+          <w:rFonts w:ascii="Consolas" w:hAnsi="Consolas" w:eastAsia="Consolas" w:cs="Consolas"/>
+          <w:b w:val="0"/>
+          <w:bCs w:val="0"/>
+          <w:noProof w:val="0"/>
+          <w:color w:val="D6DEEB"/>
+          <w:sz w:val="21"/>
+          <w:szCs w:val="21"/>
+          <w:lang w:val="en-US"/>
+        </w:rPr>
+        <w:t xml:space="preserve"> i </w:t>
+      </w:r>
+      <w:r>
+        <w:rPr>
+          <w:rFonts w:ascii="Consolas" w:hAnsi="Consolas" w:eastAsia="Consolas" w:cs="Consolas"/>
+          <w:b w:val="0"/>
+          <w:bCs w:val="0"/>
+          <w:noProof w:val="0"/>
+          <w:color w:val="DCDCDC"/>
+          <w:sz w:val="21"/>
+          <w:szCs w:val="21"/>
+          <w:lang w:val="en-US"/>
+        </w:rPr>
+        <w:t>=</w:t>
+      </w:r>
+      <w:r>
+        <w:rPr>
+          <w:rFonts w:ascii="Consolas" w:hAnsi="Consolas" w:eastAsia="Consolas" w:cs="Consolas"/>
+          <w:b w:val="0"/>
+          <w:bCs w:val="0"/>
+          <w:noProof w:val="0"/>
+          <w:color w:val="D6DEEB"/>
+          <w:sz w:val="21"/>
+          <w:szCs w:val="21"/>
+          <w:lang w:val="en-US"/>
+        </w:rPr>
+        <w:t xml:space="preserve"> </w:t>
+      </w:r>
+      <w:r>
+        <w:rPr>
+          <w:rFonts w:ascii="Consolas" w:hAnsi="Consolas" w:eastAsia="Consolas" w:cs="Consolas"/>
+          <w:b w:val="0"/>
+          <w:bCs w:val="0"/>
+          <w:noProof w:val="0"/>
+          <w:color w:val="B5CEA8"/>
+          <w:sz w:val="21"/>
+          <w:szCs w:val="21"/>
+          <w:lang w:val="en-US"/>
+        </w:rPr>
+        <w:t>0</w:t>
+      </w:r>
+      <w:r>
+        <w:rPr>
+          <w:rFonts w:ascii="Consolas" w:hAnsi="Consolas" w:eastAsia="Consolas" w:cs="Consolas"/>
+          <w:b w:val="0"/>
+          <w:bCs w:val="0"/>
+          <w:noProof w:val="0"/>
+          <w:color w:val="DCDCDC"/>
+          <w:sz w:val="21"/>
+          <w:szCs w:val="21"/>
+          <w:lang w:val="en-US"/>
+        </w:rPr>
+        <w:t>;</w:t>
+      </w:r>
+      <w:r>
+        <w:rPr>
+          <w:rFonts w:ascii="Consolas" w:hAnsi="Consolas" w:eastAsia="Consolas" w:cs="Consolas"/>
+          <w:b w:val="0"/>
+          <w:bCs w:val="0"/>
+          <w:noProof w:val="0"/>
+          <w:color w:val="D6DEEB"/>
+          <w:sz w:val="21"/>
+          <w:szCs w:val="21"/>
+          <w:lang w:val="en-US"/>
+        </w:rPr>
+        <w:t xml:space="preserve"> i </w:t>
+      </w:r>
+      <w:r>
+        <w:rPr>
+          <w:rFonts w:ascii="Consolas" w:hAnsi="Consolas" w:eastAsia="Consolas" w:cs="Consolas"/>
+          <w:b w:val="0"/>
+          <w:bCs w:val="0"/>
+          <w:noProof w:val="0"/>
+          <w:color w:val="DCDCDC"/>
+          <w:sz w:val="21"/>
+          <w:szCs w:val="21"/>
+          <w:lang w:val="en-US"/>
+        </w:rPr>
+        <w:t>&lt;</w:t>
+      </w:r>
+      <w:r>
+        <w:rPr>
+          <w:rFonts w:ascii="Consolas" w:hAnsi="Consolas" w:eastAsia="Consolas" w:cs="Consolas"/>
+          <w:b w:val="0"/>
+          <w:bCs w:val="0"/>
+          <w:noProof w:val="0"/>
+          <w:color w:val="D6DEEB"/>
+          <w:sz w:val="21"/>
+          <w:szCs w:val="21"/>
+          <w:lang w:val="en-US"/>
+        </w:rPr>
+        <w:t xml:space="preserve"> n</w:t>
+      </w:r>
+      <w:r>
+        <w:rPr>
+          <w:rFonts w:ascii="Consolas" w:hAnsi="Consolas" w:eastAsia="Consolas" w:cs="Consolas"/>
+          <w:b w:val="0"/>
+          <w:bCs w:val="0"/>
+          <w:noProof w:val="0"/>
+          <w:color w:val="DCDCDC"/>
+          <w:sz w:val="21"/>
+          <w:szCs w:val="21"/>
+          <w:lang w:val="en-US"/>
+        </w:rPr>
+        <w:t>;</w:t>
+      </w:r>
+      <w:r>
+        <w:rPr>
+          <w:rFonts w:ascii="Consolas" w:hAnsi="Consolas" w:eastAsia="Consolas" w:cs="Consolas"/>
+          <w:b w:val="0"/>
+          <w:bCs w:val="0"/>
+          <w:noProof w:val="0"/>
+          <w:color w:val="D6DEEB"/>
+          <w:sz w:val="21"/>
+          <w:szCs w:val="21"/>
+          <w:lang w:val="en-US"/>
+        </w:rPr>
+        <w:t xml:space="preserve"> i</w:t>
+      </w:r>
+      <w:r>
+        <w:rPr>
+          <w:rFonts w:ascii="Consolas" w:hAnsi="Consolas" w:eastAsia="Consolas" w:cs="Consolas"/>
+          <w:b w:val="0"/>
+          <w:bCs w:val="0"/>
+          <w:noProof w:val="0"/>
+          <w:color w:val="DCDCDC"/>
+          <w:sz w:val="21"/>
+          <w:szCs w:val="21"/>
+          <w:lang w:val="en-US"/>
+        </w:rPr>
+        <w:t>++)</w:t>
+      </w:r>
+      <w:r>
+        <w:rPr>
+          <w:rFonts w:ascii="Consolas" w:hAnsi="Consolas" w:eastAsia="Consolas" w:cs="Consolas"/>
+          <w:b w:val="0"/>
+          <w:bCs w:val="0"/>
+          <w:noProof w:val="0"/>
+          <w:color w:val="D6DEEB"/>
+          <w:sz w:val="21"/>
+          <w:szCs w:val="21"/>
+          <w:lang w:val="en-US"/>
+        </w:rPr>
+        <w:t xml:space="preserve"> </w:t>
+      </w:r>
+      <w:r>
+        <w:rPr>
+          <w:rFonts w:ascii="Consolas" w:hAnsi="Consolas" w:eastAsia="Consolas" w:cs="Consolas"/>
+          <w:b w:val="0"/>
+          <w:bCs w:val="0"/>
+          <w:noProof w:val="0"/>
+          <w:color w:val="DCDCDC"/>
+          <w:sz w:val="21"/>
+          <w:szCs w:val="21"/>
+          <w:lang w:val="en-US"/>
+        </w:rPr>
+        <w:t>{</w:t>
+      </w:r>
+    </w:p>
+    <w:p>
+      <w:pPr>
+        <w:shd w:val="clear" w:color="auto" w:fill="011627"/>
+        <w:spacing w:before="0" w:beforeAutospacing="off" w:after="0" w:afterAutospacing="off" w:line="330" w:lineRule="auto"/>
+      </w:pPr>
+      <w:r>
+        <w:rPr>
+          <w:rFonts w:ascii="Consolas" w:hAnsi="Consolas" w:eastAsia="Consolas" w:cs="Consolas"/>
+          <w:b w:val="0"/>
+          <w:bCs w:val="0"/>
+          <w:noProof w:val="0"/>
+          <w:color w:val="D6DEEB"/>
+          <w:sz w:val="21"/>
+          <w:szCs w:val="21"/>
+          <w:lang w:val="en-US"/>
+        </w:rPr>
+        <w:t xml:space="preserve">        printf</w:t>
+      </w:r>
+      <w:r>
+        <w:rPr>
+          <w:rFonts w:ascii="Consolas" w:hAnsi="Consolas" w:eastAsia="Consolas" w:cs="Consolas"/>
+          <w:b w:val="0"/>
+          <w:bCs w:val="0"/>
+          <w:noProof w:val="0"/>
+          <w:color w:val="DCDCDC"/>
+          <w:sz w:val="21"/>
+          <w:szCs w:val="21"/>
+          <w:lang w:val="en-US"/>
+        </w:rPr>
+        <w:t>(</w:t>
+      </w:r>
+      <w:r>
+        <w:rPr>
+          <w:rFonts w:ascii="Consolas" w:hAnsi="Consolas" w:eastAsia="Consolas" w:cs="Consolas"/>
+          <w:b w:val="0"/>
+          <w:bCs w:val="0"/>
+          <w:noProof w:val="0"/>
+          <w:color w:val="ADDB67"/>
+          <w:sz w:val="21"/>
+          <w:szCs w:val="21"/>
+          <w:lang w:val="en-US"/>
+        </w:rPr>
+        <w:t>"P%d\t%d\t%d\t%d\t%d\t%d\n"</w:t>
+      </w:r>
+      <w:r>
+        <w:rPr>
+          <w:rFonts w:ascii="Consolas" w:hAnsi="Consolas" w:eastAsia="Consolas" w:cs="Consolas"/>
+          <w:b w:val="0"/>
+          <w:bCs w:val="0"/>
+          <w:noProof w:val="0"/>
+          <w:color w:val="DCDCDC"/>
+          <w:sz w:val="21"/>
+          <w:szCs w:val="21"/>
+          <w:lang w:val="en-US"/>
+        </w:rPr>
+        <w:t>,</w:t>
+      </w:r>
+    </w:p>
+    <w:p>
+      <w:pPr>
+        <w:shd w:val="clear" w:color="auto" w:fill="011627"/>
+        <w:spacing w:before="0" w:beforeAutospacing="off" w:after="0" w:afterAutospacing="off" w:line="330" w:lineRule="auto"/>
+      </w:pPr>
+      <w:r>
+        <w:rPr>
+          <w:rFonts w:ascii="Consolas" w:hAnsi="Consolas" w:eastAsia="Consolas" w:cs="Consolas"/>
+          <w:b w:val="0"/>
+          <w:bCs w:val="0"/>
+          <w:noProof w:val="0"/>
+          <w:color w:val="D6DEEB"/>
+          <w:sz w:val="21"/>
+          <w:szCs w:val="21"/>
+          <w:lang w:val="en-US"/>
+        </w:rPr>
+        <w:t xml:space="preserve">               i </w:t>
+      </w:r>
+      <w:r>
+        <w:rPr>
+          <w:rFonts w:ascii="Consolas" w:hAnsi="Consolas" w:eastAsia="Consolas" w:cs="Consolas"/>
+          <w:b w:val="0"/>
+          <w:bCs w:val="0"/>
+          <w:noProof w:val="0"/>
+          <w:color w:val="DCDCDC"/>
+          <w:sz w:val="21"/>
+          <w:szCs w:val="21"/>
+          <w:lang w:val="en-US"/>
+        </w:rPr>
+        <w:t>+</w:t>
+      </w:r>
+      <w:r>
+        <w:rPr>
+          <w:rFonts w:ascii="Consolas" w:hAnsi="Consolas" w:eastAsia="Consolas" w:cs="Consolas"/>
+          <w:b w:val="0"/>
+          <w:bCs w:val="0"/>
+          <w:noProof w:val="0"/>
+          <w:color w:val="D6DEEB"/>
+          <w:sz w:val="21"/>
+          <w:szCs w:val="21"/>
+          <w:lang w:val="en-US"/>
+        </w:rPr>
+        <w:t xml:space="preserve"> </w:t>
+      </w:r>
+      <w:r>
+        <w:rPr>
+          <w:rFonts w:ascii="Consolas" w:hAnsi="Consolas" w:eastAsia="Consolas" w:cs="Consolas"/>
+          <w:b w:val="0"/>
+          <w:bCs w:val="0"/>
+          <w:noProof w:val="0"/>
+          <w:color w:val="B5CEA8"/>
+          <w:sz w:val="21"/>
+          <w:szCs w:val="21"/>
+          <w:lang w:val="en-US"/>
+        </w:rPr>
+        <w:t>1</w:t>
+      </w:r>
+      <w:r>
+        <w:rPr>
+          <w:rFonts w:ascii="Consolas" w:hAnsi="Consolas" w:eastAsia="Consolas" w:cs="Consolas"/>
+          <w:b w:val="0"/>
+          <w:bCs w:val="0"/>
+          <w:noProof w:val="0"/>
+          <w:color w:val="DCDCDC"/>
+          <w:sz w:val="21"/>
+          <w:szCs w:val="21"/>
+          <w:lang w:val="en-US"/>
+        </w:rPr>
+        <w:t>,</w:t>
+      </w:r>
+      <w:r>
+        <w:rPr>
+          <w:rFonts w:ascii="Consolas" w:hAnsi="Consolas" w:eastAsia="Consolas" w:cs="Consolas"/>
+          <w:b w:val="0"/>
+          <w:bCs w:val="0"/>
+          <w:noProof w:val="0"/>
+          <w:color w:val="D6DEEB"/>
+          <w:sz w:val="21"/>
+          <w:szCs w:val="21"/>
+          <w:lang w:val="en-US"/>
+        </w:rPr>
+        <w:t xml:space="preserve"> at</w:t>
+      </w:r>
+      <w:r>
+        <w:rPr>
+          <w:rFonts w:ascii="Consolas" w:hAnsi="Consolas" w:eastAsia="Consolas" w:cs="Consolas"/>
+          <w:b w:val="0"/>
+          <w:bCs w:val="0"/>
+          <w:noProof w:val="0"/>
+          <w:color w:val="DCDCDC"/>
+          <w:sz w:val="21"/>
+          <w:szCs w:val="21"/>
+          <w:lang w:val="en-US"/>
+        </w:rPr>
+        <w:t>[</w:t>
+      </w:r>
+      <w:r>
+        <w:rPr>
+          <w:rFonts w:ascii="Consolas" w:hAnsi="Consolas" w:eastAsia="Consolas" w:cs="Consolas"/>
+          <w:b w:val="0"/>
+          <w:bCs w:val="0"/>
+          <w:noProof w:val="0"/>
+          <w:color w:val="D6DEEB"/>
+          <w:sz w:val="21"/>
+          <w:szCs w:val="21"/>
+          <w:lang w:val="en-US"/>
+        </w:rPr>
+        <w:t>i</w:t>
+      </w:r>
+      <w:r>
+        <w:rPr>
+          <w:rFonts w:ascii="Consolas" w:hAnsi="Consolas" w:eastAsia="Consolas" w:cs="Consolas"/>
+          <w:b w:val="0"/>
+          <w:bCs w:val="0"/>
+          <w:noProof w:val="0"/>
+          <w:color w:val="DCDCDC"/>
+          <w:sz w:val="21"/>
+          <w:szCs w:val="21"/>
+          <w:lang w:val="en-US"/>
+        </w:rPr>
+        <w:t>],</w:t>
+      </w:r>
+      <w:r>
+        <w:rPr>
+          <w:rFonts w:ascii="Consolas" w:hAnsi="Consolas" w:eastAsia="Consolas" w:cs="Consolas"/>
+          <w:b w:val="0"/>
+          <w:bCs w:val="0"/>
+          <w:noProof w:val="0"/>
+          <w:color w:val="D6DEEB"/>
+          <w:sz w:val="21"/>
+          <w:szCs w:val="21"/>
+          <w:lang w:val="en-US"/>
+        </w:rPr>
+        <w:t xml:space="preserve"> bt</w:t>
+      </w:r>
+      <w:r>
+        <w:rPr>
+          <w:rFonts w:ascii="Consolas" w:hAnsi="Consolas" w:eastAsia="Consolas" w:cs="Consolas"/>
+          <w:b w:val="0"/>
+          <w:bCs w:val="0"/>
+          <w:noProof w:val="0"/>
+          <w:color w:val="DCDCDC"/>
+          <w:sz w:val="21"/>
+          <w:szCs w:val="21"/>
+          <w:lang w:val="en-US"/>
+        </w:rPr>
+        <w:t>[</w:t>
+      </w:r>
+      <w:r>
+        <w:rPr>
+          <w:rFonts w:ascii="Consolas" w:hAnsi="Consolas" w:eastAsia="Consolas" w:cs="Consolas"/>
+          <w:b w:val="0"/>
+          <w:bCs w:val="0"/>
+          <w:noProof w:val="0"/>
+          <w:color w:val="D6DEEB"/>
+          <w:sz w:val="21"/>
+          <w:szCs w:val="21"/>
+          <w:lang w:val="en-US"/>
+        </w:rPr>
+        <w:t>i</w:t>
+      </w:r>
+      <w:r>
+        <w:rPr>
+          <w:rFonts w:ascii="Consolas" w:hAnsi="Consolas" w:eastAsia="Consolas" w:cs="Consolas"/>
+          <w:b w:val="0"/>
+          <w:bCs w:val="0"/>
+          <w:noProof w:val="0"/>
+          <w:color w:val="DCDCDC"/>
+          <w:sz w:val="21"/>
+          <w:szCs w:val="21"/>
+          <w:lang w:val="en-US"/>
+        </w:rPr>
+        <w:t>],</w:t>
+      </w:r>
+      <w:r>
+        <w:rPr>
+          <w:rFonts w:ascii="Consolas" w:hAnsi="Consolas" w:eastAsia="Consolas" w:cs="Consolas"/>
+          <w:b w:val="0"/>
+          <w:bCs w:val="0"/>
+          <w:noProof w:val="0"/>
+          <w:color w:val="D6DEEB"/>
+          <w:sz w:val="21"/>
+          <w:szCs w:val="21"/>
+          <w:lang w:val="en-US"/>
+        </w:rPr>
+        <w:t xml:space="preserve"> ct</w:t>
+      </w:r>
+      <w:r>
+        <w:rPr>
+          <w:rFonts w:ascii="Consolas" w:hAnsi="Consolas" w:eastAsia="Consolas" w:cs="Consolas"/>
+          <w:b w:val="0"/>
+          <w:bCs w:val="0"/>
+          <w:noProof w:val="0"/>
+          <w:color w:val="DCDCDC"/>
+          <w:sz w:val="21"/>
+          <w:szCs w:val="21"/>
+          <w:lang w:val="en-US"/>
+        </w:rPr>
+        <w:t>[</w:t>
+      </w:r>
+      <w:r>
+        <w:rPr>
+          <w:rFonts w:ascii="Consolas" w:hAnsi="Consolas" w:eastAsia="Consolas" w:cs="Consolas"/>
+          <w:b w:val="0"/>
+          <w:bCs w:val="0"/>
+          <w:noProof w:val="0"/>
+          <w:color w:val="D6DEEB"/>
+          <w:sz w:val="21"/>
+          <w:szCs w:val="21"/>
+          <w:lang w:val="en-US"/>
+        </w:rPr>
+        <w:t>i</w:t>
+      </w:r>
+      <w:r>
+        <w:rPr>
+          <w:rFonts w:ascii="Consolas" w:hAnsi="Consolas" w:eastAsia="Consolas" w:cs="Consolas"/>
+          <w:b w:val="0"/>
+          <w:bCs w:val="0"/>
+          <w:noProof w:val="0"/>
+          <w:color w:val="DCDCDC"/>
+          <w:sz w:val="21"/>
+          <w:szCs w:val="21"/>
+          <w:lang w:val="en-US"/>
+        </w:rPr>
+        <w:t>],</w:t>
+      </w:r>
+      <w:r>
+        <w:rPr>
+          <w:rFonts w:ascii="Consolas" w:hAnsi="Consolas" w:eastAsia="Consolas" w:cs="Consolas"/>
+          <w:b w:val="0"/>
+          <w:bCs w:val="0"/>
+          <w:noProof w:val="0"/>
+          <w:color w:val="D6DEEB"/>
+          <w:sz w:val="21"/>
+          <w:szCs w:val="21"/>
+          <w:lang w:val="en-US"/>
+        </w:rPr>
+        <w:t xml:space="preserve"> tat</w:t>
+      </w:r>
+      <w:r>
+        <w:rPr>
+          <w:rFonts w:ascii="Consolas" w:hAnsi="Consolas" w:eastAsia="Consolas" w:cs="Consolas"/>
+          <w:b w:val="0"/>
+          <w:bCs w:val="0"/>
+          <w:noProof w:val="0"/>
+          <w:color w:val="DCDCDC"/>
+          <w:sz w:val="21"/>
+          <w:szCs w:val="21"/>
+          <w:lang w:val="en-US"/>
+        </w:rPr>
+        <w:t>[</w:t>
+      </w:r>
+      <w:r>
+        <w:rPr>
+          <w:rFonts w:ascii="Consolas" w:hAnsi="Consolas" w:eastAsia="Consolas" w:cs="Consolas"/>
+          <w:b w:val="0"/>
+          <w:bCs w:val="0"/>
+          <w:noProof w:val="0"/>
+          <w:color w:val="D6DEEB"/>
+          <w:sz w:val="21"/>
+          <w:szCs w:val="21"/>
+          <w:lang w:val="en-US"/>
+        </w:rPr>
+        <w:t>i</w:t>
+      </w:r>
+      <w:r>
+        <w:rPr>
+          <w:rFonts w:ascii="Consolas" w:hAnsi="Consolas" w:eastAsia="Consolas" w:cs="Consolas"/>
+          <w:b w:val="0"/>
+          <w:bCs w:val="0"/>
+          <w:noProof w:val="0"/>
+          <w:color w:val="DCDCDC"/>
+          <w:sz w:val="21"/>
+          <w:szCs w:val="21"/>
+          <w:lang w:val="en-US"/>
+        </w:rPr>
+        <w:t>],</w:t>
+      </w:r>
+      <w:r>
+        <w:rPr>
+          <w:rFonts w:ascii="Consolas" w:hAnsi="Consolas" w:eastAsia="Consolas" w:cs="Consolas"/>
+          <w:b w:val="0"/>
+          <w:bCs w:val="0"/>
+          <w:noProof w:val="0"/>
+          <w:color w:val="D6DEEB"/>
+          <w:sz w:val="21"/>
+          <w:szCs w:val="21"/>
+          <w:lang w:val="en-US"/>
+        </w:rPr>
+        <w:t xml:space="preserve"> wt</w:t>
+      </w:r>
+      <w:r>
+        <w:rPr>
+          <w:rFonts w:ascii="Consolas" w:hAnsi="Consolas" w:eastAsia="Consolas" w:cs="Consolas"/>
+          <w:b w:val="0"/>
+          <w:bCs w:val="0"/>
+          <w:noProof w:val="0"/>
+          <w:color w:val="DCDCDC"/>
+          <w:sz w:val="21"/>
+          <w:szCs w:val="21"/>
+          <w:lang w:val="en-US"/>
+        </w:rPr>
+        <w:t>[</w:t>
+      </w:r>
+      <w:r>
+        <w:rPr>
+          <w:rFonts w:ascii="Consolas" w:hAnsi="Consolas" w:eastAsia="Consolas" w:cs="Consolas"/>
+          <w:b w:val="0"/>
+          <w:bCs w:val="0"/>
+          <w:noProof w:val="0"/>
+          <w:color w:val="D6DEEB"/>
+          <w:sz w:val="21"/>
+          <w:szCs w:val="21"/>
+          <w:lang w:val="en-US"/>
+        </w:rPr>
+        <w:t>i</w:t>
+      </w:r>
+      <w:r>
+        <w:rPr>
+          <w:rFonts w:ascii="Consolas" w:hAnsi="Consolas" w:eastAsia="Consolas" w:cs="Consolas"/>
+          <w:b w:val="0"/>
+          <w:bCs w:val="0"/>
+          <w:noProof w:val="0"/>
+          <w:color w:val="DCDCDC"/>
+          <w:sz w:val="21"/>
+          <w:szCs w:val="21"/>
+          <w:lang w:val="en-US"/>
+        </w:rPr>
+        <w:t>]);</w:t>
+      </w:r>
+    </w:p>
+    <w:p>
+      <w:pPr>
+        <w:shd w:val="clear" w:color="auto" w:fill="011627"/>
+        <w:spacing w:before="0" w:beforeAutospacing="off" w:after="0" w:afterAutospacing="off" w:line="330" w:lineRule="auto"/>
+      </w:pPr>
+    </w:p>
+    <w:p>
+      <w:pPr>
+        <w:shd w:val="clear" w:color="auto" w:fill="011627"/>
+        <w:spacing w:before="0" w:beforeAutospacing="off" w:after="0" w:afterAutospacing="off" w:line="330" w:lineRule="auto"/>
+      </w:pPr>
+      <w:r>
+        <w:rPr>
+          <w:rFonts w:ascii="Consolas" w:hAnsi="Consolas" w:eastAsia="Consolas" w:cs="Consolas"/>
+          <w:b w:val="0"/>
+          <w:bCs w:val="0"/>
+          <w:noProof w:val="0"/>
+          <w:color w:val="D6DEEB"/>
+          <w:sz w:val="21"/>
+          <w:szCs w:val="21"/>
+          <w:lang w:val="en-US"/>
+        </w:rPr>
+        <w:t xml:space="preserve">        avgWT </w:t>
+      </w:r>
+      <w:r>
+        <w:rPr>
+          <w:rFonts w:ascii="Consolas" w:hAnsi="Consolas" w:eastAsia="Consolas" w:cs="Consolas"/>
+          <w:b w:val="0"/>
+          <w:bCs w:val="0"/>
+          <w:noProof w:val="0"/>
+          <w:color w:val="DCDCDC"/>
+          <w:sz w:val="21"/>
+          <w:szCs w:val="21"/>
+          <w:lang w:val="en-US"/>
+        </w:rPr>
+        <w:t>+=</w:t>
+      </w:r>
+      <w:r>
+        <w:rPr>
+          <w:rFonts w:ascii="Consolas" w:hAnsi="Consolas" w:eastAsia="Consolas" w:cs="Consolas"/>
+          <w:b w:val="0"/>
+          <w:bCs w:val="0"/>
+          <w:noProof w:val="0"/>
+          <w:color w:val="D6DEEB"/>
+          <w:sz w:val="21"/>
+          <w:szCs w:val="21"/>
+          <w:lang w:val="en-US"/>
+        </w:rPr>
+        <w:t xml:space="preserve"> wt</w:t>
+      </w:r>
+      <w:r>
+        <w:rPr>
+          <w:rFonts w:ascii="Consolas" w:hAnsi="Consolas" w:eastAsia="Consolas" w:cs="Consolas"/>
+          <w:b w:val="0"/>
+          <w:bCs w:val="0"/>
+          <w:noProof w:val="0"/>
+          <w:color w:val="DCDCDC"/>
+          <w:sz w:val="21"/>
+          <w:szCs w:val="21"/>
+          <w:lang w:val="en-US"/>
+        </w:rPr>
+        <w:t>[</w:t>
+      </w:r>
+      <w:r>
+        <w:rPr>
+          <w:rFonts w:ascii="Consolas" w:hAnsi="Consolas" w:eastAsia="Consolas" w:cs="Consolas"/>
+          <w:b w:val="0"/>
+          <w:bCs w:val="0"/>
+          <w:noProof w:val="0"/>
+          <w:color w:val="D6DEEB"/>
+          <w:sz w:val="21"/>
+          <w:szCs w:val="21"/>
+          <w:lang w:val="en-US"/>
+        </w:rPr>
+        <w:t>i</w:t>
+      </w:r>
+      <w:r>
+        <w:rPr>
+          <w:rFonts w:ascii="Consolas" w:hAnsi="Consolas" w:eastAsia="Consolas" w:cs="Consolas"/>
+          <w:b w:val="0"/>
+          <w:bCs w:val="0"/>
+          <w:noProof w:val="0"/>
+          <w:color w:val="DCDCDC"/>
+          <w:sz w:val="21"/>
+          <w:szCs w:val="21"/>
+          <w:lang w:val="en-US"/>
+        </w:rPr>
+        <w:t>];</w:t>
+      </w:r>
+    </w:p>
+    <w:p>
+      <w:pPr>
+        <w:shd w:val="clear" w:color="auto" w:fill="011627"/>
+        <w:spacing w:before="0" w:beforeAutospacing="off" w:after="0" w:afterAutospacing="off" w:line="330" w:lineRule="auto"/>
+      </w:pPr>
+      <w:r>
+        <w:rPr>
+          <w:rFonts w:ascii="Consolas" w:hAnsi="Consolas" w:eastAsia="Consolas" w:cs="Consolas"/>
+          <w:b w:val="0"/>
+          <w:bCs w:val="0"/>
+          <w:noProof w:val="0"/>
+          <w:color w:val="D6DEEB"/>
+          <w:sz w:val="21"/>
+          <w:szCs w:val="21"/>
+          <w:lang w:val="en-US"/>
+        </w:rPr>
+        <w:t xml:space="preserve">        avgTAT </w:t>
+      </w:r>
+      <w:r>
+        <w:rPr>
+          <w:rFonts w:ascii="Consolas" w:hAnsi="Consolas" w:eastAsia="Consolas" w:cs="Consolas"/>
+          <w:b w:val="0"/>
+          <w:bCs w:val="0"/>
+          <w:noProof w:val="0"/>
+          <w:color w:val="DCDCDC"/>
+          <w:sz w:val="21"/>
+          <w:szCs w:val="21"/>
+          <w:lang w:val="en-US"/>
+        </w:rPr>
+        <w:t>+=</w:t>
+      </w:r>
+      <w:r>
+        <w:rPr>
+          <w:rFonts w:ascii="Consolas" w:hAnsi="Consolas" w:eastAsia="Consolas" w:cs="Consolas"/>
+          <w:b w:val="0"/>
+          <w:bCs w:val="0"/>
+          <w:noProof w:val="0"/>
+          <w:color w:val="D6DEEB"/>
+          <w:sz w:val="21"/>
+          <w:szCs w:val="21"/>
+          <w:lang w:val="en-US"/>
+        </w:rPr>
+        <w:t xml:space="preserve"> tat</w:t>
+      </w:r>
+      <w:r>
+        <w:rPr>
+          <w:rFonts w:ascii="Consolas" w:hAnsi="Consolas" w:eastAsia="Consolas" w:cs="Consolas"/>
+          <w:b w:val="0"/>
+          <w:bCs w:val="0"/>
+          <w:noProof w:val="0"/>
+          <w:color w:val="DCDCDC"/>
+          <w:sz w:val="21"/>
+          <w:szCs w:val="21"/>
+          <w:lang w:val="en-US"/>
+        </w:rPr>
+        <w:t>[</w:t>
+      </w:r>
+      <w:r>
+        <w:rPr>
+          <w:rFonts w:ascii="Consolas" w:hAnsi="Consolas" w:eastAsia="Consolas" w:cs="Consolas"/>
+          <w:b w:val="0"/>
+          <w:bCs w:val="0"/>
+          <w:noProof w:val="0"/>
+          <w:color w:val="D6DEEB"/>
+          <w:sz w:val="21"/>
+          <w:szCs w:val="21"/>
+          <w:lang w:val="en-US"/>
+        </w:rPr>
+        <w:t>i</w:t>
+      </w:r>
+      <w:r>
+        <w:rPr>
+          <w:rFonts w:ascii="Consolas" w:hAnsi="Consolas" w:eastAsia="Consolas" w:cs="Consolas"/>
+          <w:b w:val="0"/>
+          <w:bCs w:val="0"/>
+          <w:noProof w:val="0"/>
+          <w:color w:val="DCDCDC"/>
+          <w:sz w:val="21"/>
+          <w:szCs w:val="21"/>
+          <w:lang w:val="en-US"/>
+        </w:rPr>
+        <w:t>];</w:t>
+      </w:r>
+    </w:p>
+    <w:p>
+      <w:pPr>
+        <w:shd w:val="clear" w:color="auto" w:fill="011627"/>
+        <w:spacing w:before="0" w:beforeAutospacing="off" w:after="0" w:afterAutospacing="off" w:line="330" w:lineRule="auto"/>
+      </w:pPr>
+      <w:r>
+        <w:rPr>
+          <w:rFonts w:ascii="Consolas" w:hAnsi="Consolas" w:eastAsia="Consolas" w:cs="Consolas"/>
+          <w:b w:val="0"/>
+          <w:bCs w:val="0"/>
+          <w:noProof w:val="0"/>
+          <w:color w:val="D6DEEB"/>
+          <w:sz w:val="21"/>
+          <w:szCs w:val="21"/>
+          <w:lang w:val="en-US"/>
+        </w:rPr>
+        <w:t xml:space="preserve">    </w:t>
+      </w:r>
+      <w:r>
+        <w:rPr>
+          <w:rFonts w:ascii="Consolas" w:hAnsi="Consolas" w:eastAsia="Consolas" w:cs="Consolas"/>
+          <w:b w:val="0"/>
+          <w:bCs w:val="0"/>
+          <w:noProof w:val="0"/>
+          <w:color w:val="DCDCDC"/>
+          <w:sz w:val="21"/>
+          <w:szCs w:val="21"/>
+          <w:lang w:val="en-US"/>
+        </w:rPr>
+        <w:t>}</w:t>
+      </w:r>
+    </w:p>
+    <w:p>
+      <w:pPr>
+        <w:shd w:val="clear" w:color="auto" w:fill="011627"/>
+        <w:spacing w:before="0" w:beforeAutospacing="off" w:after="0" w:afterAutospacing="off" w:line="330" w:lineRule="auto"/>
+      </w:pPr>
+    </w:p>
+    <w:p>
+      <w:pPr>
+        <w:shd w:val="clear" w:color="auto" w:fill="011627"/>
+        <w:spacing w:before="0" w:beforeAutospacing="off" w:after="0" w:afterAutospacing="off" w:line="330" w:lineRule="auto"/>
+      </w:pPr>
+      <w:r>
+        <w:rPr>
+          <w:rFonts w:ascii="Consolas" w:hAnsi="Consolas" w:eastAsia="Consolas" w:cs="Consolas"/>
+          <w:b w:val="0"/>
+          <w:bCs w:val="0"/>
+          <w:noProof w:val="0"/>
+          <w:color w:val="D6DEEB"/>
+          <w:sz w:val="21"/>
+          <w:szCs w:val="21"/>
+          <w:lang w:val="en-US"/>
+        </w:rPr>
+        <w:t xml:space="preserve">    printf</w:t>
+      </w:r>
+      <w:r>
+        <w:rPr>
+          <w:rFonts w:ascii="Consolas" w:hAnsi="Consolas" w:eastAsia="Consolas" w:cs="Consolas"/>
+          <w:b w:val="0"/>
+          <w:bCs w:val="0"/>
+          <w:noProof w:val="0"/>
+          <w:color w:val="DCDCDC"/>
+          <w:sz w:val="21"/>
+          <w:szCs w:val="21"/>
+          <w:lang w:val="en-US"/>
+        </w:rPr>
+        <w:t>(</w:t>
+      </w:r>
+      <w:r>
+        <w:rPr>
+          <w:rFonts w:ascii="Consolas" w:hAnsi="Consolas" w:eastAsia="Consolas" w:cs="Consolas"/>
+          <w:b w:val="0"/>
+          <w:bCs w:val="0"/>
+          <w:noProof w:val="0"/>
+          <w:color w:val="ADDB67"/>
+          <w:sz w:val="21"/>
+          <w:szCs w:val="21"/>
+          <w:lang w:val="en-US"/>
+        </w:rPr>
+        <w:t>"\nAverage Waiting Time = %.2f"</w:t>
+      </w:r>
+      <w:r>
+        <w:rPr>
+          <w:rFonts w:ascii="Consolas" w:hAnsi="Consolas" w:eastAsia="Consolas" w:cs="Consolas"/>
+          <w:b w:val="0"/>
+          <w:bCs w:val="0"/>
+          <w:noProof w:val="0"/>
+          <w:color w:val="DCDCDC"/>
+          <w:sz w:val="21"/>
+          <w:szCs w:val="21"/>
+          <w:lang w:val="en-US"/>
+        </w:rPr>
+        <w:t>,</w:t>
+      </w:r>
+      <w:r>
+        <w:rPr>
+          <w:rFonts w:ascii="Consolas" w:hAnsi="Consolas" w:eastAsia="Consolas" w:cs="Consolas"/>
+          <w:b w:val="0"/>
+          <w:bCs w:val="0"/>
+          <w:noProof w:val="0"/>
+          <w:color w:val="D6DEEB"/>
+          <w:sz w:val="21"/>
+          <w:szCs w:val="21"/>
+          <w:lang w:val="en-US"/>
+        </w:rPr>
+        <w:t xml:space="preserve"> avgWT </w:t>
+      </w:r>
+      <w:r>
+        <w:rPr>
+          <w:rFonts w:ascii="Consolas" w:hAnsi="Consolas" w:eastAsia="Consolas" w:cs="Consolas"/>
+          <w:b w:val="0"/>
+          <w:bCs w:val="0"/>
+          <w:noProof w:val="0"/>
+          <w:color w:val="DCDCDC"/>
+          <w:sz w:val="21"/>
+          <w:szCs w:val="21"/>
+          <w:lang w:val="en-US"/>
+        </w:rPr>
+        <w:t>/</w:t>
+      </w:r>
+      <w:r>
+        <w:rPr>
+          <w:rFonts w:ascii="Consolas" w:hAnsi="Consolas" w:eastAsia="Consolas" w:cs="Consolas"/>
+          <w:b w:val="0"/>
+          <w:bCs w:val="0"/>
+          <w:noProof w:val="0"/>
+          <w:color w:val="D6DEEB"/>
+          <w:sz w:val="21"/>
+          <w:szCs w:val="21"/>
+          <w:lang w:val="en-US"/>
+        </w:rPr>
+        <w:t xml:space="preserve"> n</w:t>
+      </w:r>
+      <w:r>
+        <w:rPr>
+          <w:rFonts w:ascii="Consolas" w:hAnsi="Consolas" w:eastAsia="Consolas" w:cs="Consolas"/>
+          <w:b w:val="0"/>
+          <w:bCs w:val="0"/>
+          <w:noProof w:val="0"/>
+          <w:color w:val="DCDCDC"/>
+          <w:sz w:val="21"/>
+          <w:szCs w:val="21"/>
+          <w:lang w:val="en-US"/>
+        </w:rPr>
+        <w:t>);</w:t>
+      </w:r>
+    </w:p>
+    <w:p>
+      <w:pPr>
+        <w:shd w:val="clear" w:color="auto" w:fill="011627"/>
+        <w:spacing w:before="0" w:beforeAutospacing="off" w:after="0" w:afterAutospacing="off" w:line="330" w:lineRule="auto"/>
+      </w:pPr>
+      <w:r>
+        <w:rPr>
+          <w:rFonts w:ascii="Consolas" w:hAnsi="Consolas" w:eastAsia="Consolas" w:cs="Consolas"/>
+          <w:b w:val="0"/>
+          <w:bCs w:val="0"/>
+          <w:noProof w:val="0"/>
+          <w:color w:val="D6DEEB"/>
+          <w:sz w:val="21"/>
+          <w:szCs w:val="21"/>
+          <w:lang w:val="en-US"/>
+        </w:rPr>
+        <w:t xml:space="preserve">    printf</w:t>
+      </w:r>
+      <w:r>
+        <w:rPr>
+          <w:rFonts w:ascii="Consolas" w:hAnsi="Consolas" w:eastAsia="Consolas" w:cs="Consolas"/>
+          <w:b w:val="0"/>
+          <w:bCs w:val="0"/>
+          <w:noProof w:val="0"/>
+          <w:color w:val="DCDCDC"/>
+          <w:sz w:val="21"/>
+          <w:szCs w:val="21"/>
+          <w:lang w:val="en-US"/>
+        </w:rPr>
+        <w:t>(</w:t>
+      </w:r>
+      <w:r>
+        <w:rPr>
+          <w:rFonts w:ascii="Consolas" w:hAnsi="Consolas" w:eastAsia="Consolas" w:cs="Consolas"/>
+          <w:b w:val="0"/>
+          <w:bCs w:val="0"/>
+          <w:noProof w:val="0"/>
+          <w:color w:val="ADDB67"/>
+          <w:sz w:val="21"/>
+          <w:szCs w:val="21"/>
+          <w:lang w:val="en-US"/>
+        </w:rPr>
+        <w:t>"\nAverage Turnaround Time = %.2f\n"</w:t>
+      </w:r>
+      <w:r>
+        <w:rPr>
+          <w:rFonts w:ascii="Consolas" w:hAnsi="Consolas" w:eastAsia="Consolas" w:cs="Consolas"/>
+          <w:b w:val="0"/>
+          <w:bCs w:val="0"/>
+          <w:noProof w:val="0"/>
+          <w:color w:val="DCDCDC"/>
+          <w:sz w:val="21"/>
+          <w:szCs w:val="21"/>
+          <w:lang w:val="en-US"/>
+        </w:rPr>
+        <w:t>,</w:t>
+      </w:r>
+      <w:r>
+        <w:rPr>
+          <w:rFonts w:ascii="Consolas" w:hAnsi="Consolas" w:eastAsia="Consolas" w:cs="Consolas"/>
+          <w:b w:val="0"/>
+          <w:bCs w:val="0"/>
+          <w:noProof w:val="0"/>
+          <w:color w:val="D6DEEB"/>
+          <w:sz w:val="21"/>
+          <w:szCs w:val="21"/>
+          <w:lang w:val="en-US"/>
+        </w:rPr>
+        <w:t xml:space="preserve"> avgTAT </w:t>
+      </w:r>
+      <w:r>
+        <w:rPr>
+          <w:rFonts w:ascii="Consolas" w:hAnsi="Consolas" w:eastAsia="Consolas" w:cs="Consolas"/>
+          <w:b w:val="0"/>
+          <w:bCs w:val="0"/>
+          <w:noProof w:val="0"/>
+          <w:color w:val="DCDCDC"/>
+          <w:sz w:val="21"/>
+          <w:szCs w:val="21"/>
+          <w:lang w:val="en-US"/>
+        </w:rPr>
+        <w:t>/</w:t>
+      </w:r>
+      <w:r>
+        <w:rPr>
+          <w:rFonts w:ascii="Consolas" w:hAnsi="Consolas" w:eastAsia="Consolas" w:cs="Consolas"/>
+          <w:b w:val="0"/>
+          <w:bCs w:val="0"/>
+          <w:noProof w:val="0"/>
+          <w:color w:val="D6DEEB"/>
+          <w:sz w:val="21"/>
+          <w:szCs w:val="21"/>
+          <w:lang w:val="en-US"/>
+        </w:rPr>
+        <w:t xml:space="preserve"> n</w:t>
+      </w:r>
+      <w:r>
+        <w:rPr>
+          <w:rFonts w:ascii="Consolas" w:hAnsi="Consolas" w:eastAsia="Consolas" w:cs="Consolas"/>
+          <w:b w:val="0"/>
+          <w:bCs w:val="0"/>
+          <w:noProof w:val="0"/>
+          <w:color w:val="DCDCDC"/>
+          <w:sz w:val="21"/>
+          <w:szCs w:val="21"/>
+          <w:lang w:val="en-US"/>
+        </w:rPr>
+        <w:t>);</w:t>
+      </w:r>
+    </w:p>
+    <w:p>
+      <w:pPr>
+        <w:shd w:val="clear" w:color="auto" w:fill="011627"/>
+        <w:spacing w:before="0" w:beforeAutospacing="off" w:after="0" w:afterAutospacing="off" w:line="330" w:lineRule="auto"/>
+      </w:pPr>
+    </w:p>
+    <w:p>
+      <w:pPr>
+        <w:shd w:val="clear" w:color="auto" w:fill="011627"/>
+        <w:spacing w:before="0" w:beforeAutospacing="off" w:after="0" w:afterAutospacing="off" w:line="330" w:lineRule="auto"/>
+      </w:pPr>
+      <w:r>
+        <w:rPr>
+          <w:rFonts w:ascii="Consolas" w:hAnsi="Consolas" w:eastAsia="Consolas" w:cs="Consolas"/>
+          <w:b w:val="0"/>
+          <w:bCs w:val="0"/>
+          <w:noProof w:val="0"/>
+          <w:color w:val="D6DEEB"/>
+          <w:sz w:val="21"/>
+          <w:szCs w:val="21"/>
+          <w:lang w:val="en-US"/>
+        </w:rPr>
+        <w:t xml:space="preserve">    </w:t>
+      </w:r>
+      <w:r>
+        <w:rPr>
+          <w:rFonts w:ascii="Consolas" w:hAnsi="Consolas" w:eastAsia="Consolas" w:cs="Consolas"/>
+          <w:b w:val="0"/>
+          <w:bCs w:val="0"/>
+          <w:noProof w:val="0"/>
+          <w:color w:val="C792EA"/>
+          <w:sz w:val="21"/>
+          <w:szCs w:val="21"/>
+          <w:lang w:val="en-US"/>
+        </w:rPr>
+        <w:t>return</w:t>
+      </w:r>
+      <w:r>
+        <w:rPr>
+          <w:rFonts w:ascii="Consolas" w:hAnsi="Consolas" w:eastAsia="Consolas" w:cs="Consolas"/>
+          <w:b w:val="0"/>
+          <w:bCs w:val="0"/>
+          <w:noProof w:val="0"/>
+          <w:color w:val="D6DEEB"/>
+          <w:sz w:val="21"/>
+          <w:szCs w:val="21"/>
+          <w:lang w:val="en-US"/>
+        </w:rPr>
+        <w:t xml:space="preserve"> </w:t>
+      </w:r>
+      <w:r>
+        <w:rPr>
+          <w:rFonts w:ascii="Consolas" w:hAnsi="Consolas" w:eastAsia="Consolas" w:cs="Consolas"/>
+          <w:b w:val="0"/>
+          <w:bCs w:val="0"/>
+          <w:noProof w:val="0"/>
+          <w:color w:val="B5CEA8"/>
+          <w:sz w:val="21"/>
+          <w:szCs w:val="21"/>
+          <w:lang w:val="en-US"/>
+        </w:rPr>
+        <w:t>0</w:t>
+      </w:r>
+      <w:r>
+        <w:rPr>
+          <w:rFonts w:ascii="Consolas" w:hAnsi="Consolas" w:eastAsia="Consolas" w:cs="Consolas"/>
+          <w:b w:val="0"/>
+          <w:bCs w:val="0"/>
+          <w:noProof w:val="0"/>
+          <w:color w:val="DCDCDC"/>
+          <w:sz w:val="21"/>
+          <w:szCs w:val="21"/>
+          <w:lang w:val="en-US"/>
+        </w:rPr>
+        <w:t>;</w:t>
+      </w:r>
+    </w:p>
+    <w:p>
+      <w:pPr>
+        <w:shd w:val="clear" w:color="auto" w:fill="011627"/>
+        <w:spacing w:before="0" w:beforeAutospacing="off" w:after="0" w:afterAutospacing="off" w:line="330" w:lineRule="auto"/>
+      </w:pPr>
+      <w:r>
+        <w:rPr>
+          <w:rFonts w:ascii="Consolas" w:hAnsi="Consolas" w:eastAsia="Consolas" w:cs="Consolas"/>
+          <w:b w:val="0"/>
+          <w:bCs w:val="0"/>
+          <w:noProof w:val="0"/>
+          <w:color w:val="DCDCDC"/>
+          <w:sz w:val="21"/>
+          <w:szCs w:val="21"/>
+          <w:lang w:val="en-US"/>
+        </w:rPr>
+        <w:t>}</w:t>
+      </w:r>
+    </w:p>
+    <w:p>
+      <w:pPr>
+        <w:spacing w:before="60" w:after="120"/>
+        <w:rPr>
+          <w:rFonts w:ascii="Arial" w:hAnsi="Arial" w:eastAsia="Arial" w:cs="Arial"/>
+          <w:sz w:val="22"/>
+          <w:szCs w:val="22"/>
+          <w:lang w:val="en-US"/>
+        </w:rPr>
+      </w:pPr>
     </w:p>
     <w:p>
       <w:pPr>
